--- a/DOCX/TaiLieuPhanTich/02_Stakeholder_va_vai_tro_he_thong.docx
+++ b/DOCX/TaiLieuPhanTich/02_Stakeholder_va_vai_tro_he_thong.docx
@@ -5,7 +5,7 @@
     <w:p>
       <w:pPr>
         <w:pStyle w:val="Heading1"/>
-        <w:spacing w:after="120" w:line="360" w:lineRule="auto"/>
+        <w:spacing w:before="0" w:after="0" w:line="360" w:lineRule="auto"/>
       </w:pPr>
       <w:r>
         <w:t>II</w:t>
@@ -23,7 +23,7 @@
     <w:p>
       <w:pPr>
         <w:pStyle w:val="Heading2"/>
-        <w:spacing w:after="120" w:line="360" w:lineRule="auto"/>
+        <w:spacing w:before="0" w:after="0" w:line="360" w:lineRule="auto"/>
         <w:jc w:val="both"/>
       </w:pPr>
       <w:r>
@@ -54,7 +54,7 @@
     </w:p>
     <w:p>
       <w:pPr>
-        <w:spacing w:after="120" w:line="360" w:lineRule="auto"/>
+        <w:spacing w:after="0" w:line="360" w:lineRule="auto"/>
         <w:jc w:val="both"/>
         <w:rPr>
           <w:rFonts w:cs="Times New Roman"/>
@@ -751,8 +751,9 @@
           <w:rFonts w:cs="Times New Roman"/>
           <w:sz w:val="26"/>
           <w:szCs w:val="26"/>
-        </w:rPr>
-        <w:t xml:space="preserve"> </w:t>
+          <w:lang w:val="vi-VN"/>
+        </w:rPr>
+        <w:t xml:space="preserve">: </w:t>
       </w:r>
       <w:proofErr w:type="spellStart"/>
       <w:r>
@@ -823,8 +824,17 @@
           <w:rFonts w:cs="Times New Roman"/>
           <w:sz w:val="26"/>
           <w:szCs w:val="26"/>
-        </w:rPr>
-        <w:t xml:space="preserve">, </w:t>
+          <w:lang w:val="vi-VN"/>
+        </w:rPr>
+        <w:t>;</w:t>
+      </w:r>
+      <w:r>
+        <w:rPr>
+          <w:rFonts w:cs="Times New Roman"/>
+          <w:sz w:val="26"/>
+          <w:szCs w:val="26"/>
+        </w:rPr>
+        <w:t xml:space="preserve"> </w:t>
       </w:r>
       <w:proofErr w:type="spellStart"/>
       <w:r>
@@ -877,19 +887,10 @@
           <w:rFonts w:cs="Times New Roman"/>
           <w:sz w:val="26"/>
           <w:szCs w:val="26"/>
-        </w:rPr>
-        <w:t xml:space="preserve"> </w:t>
-      </w:r>
-      <w:proofErr w:type="spellStart"/>
-      <w:r>
-        <w:rPr>
-          <w:rFonts w:cs="Times New Roman"/>
-          <w:sz w:val="26"/>
-          <w:szCs w:val="26"/>
-        </w:rPr>
-        <w:t>và</w:t>
-      </w:r>
-      <w:proofErr w:type="spellEnd"/>
+          <w:lang w:val="vi-VN"/>
+        </w:rPr>
+        <w:t>;</w:t>
+      </w:r>
       <w:r>
         <w:rPr>
           <w:rFonts w:cs="Times New Roman"/>
@@ -937,7 +938,7 @@
     </w:p>
     <w:p>
       <w:pPr>
-        <w:spacing w:after="120" w:line="360" w:lineRule="auto"/>
+        <w:spacing w:after="0" w:line="360" w:lineRule="auto"/>
         <w:jc w:val="both"/>
         <w:rPr>
           <w:rFonts w:cs="Times New Roman"/>
@@ -1832,7 +1833,7 @@
     <w:p>
       <w:pPr>
         <w:pStyle w:val="Heading2"/>
-        <w:spacing w:after="120" w:line="360" w:lineRule="auto"/>
+        <w:spacing w:before="0" w:after="0" w:line="360" w:lineRule="auto"/>
       </w:pPr>
       <w:r>
         <w:t>2</w:t>
@@ -1878,7 +1879,7 @@
           </w:tcPr>
           <w:p>
             <w:pPr>
-              <w:spacing w:after="120" w:line="360" w:lineRule="auto"/>
+              <w:spacing w:line="360" w:lineRule="auto"/>
               <w:jc w:val="center"/>
               <w:rPr>
                 <w:rFonts w:cs="Times New Roman"/>
@@ -1908,7 +1909,7 @@
           </w:tcPr>
           <w:p>
             <w:pPr>
-              <w:spacing w:after="120" w:line="360" w:lineRule="auto"/>
+              <w:spacing w:line="360" w:lineRule="auto"/>
               <w:jc w:val="center"/>
               <w:rPr>
                 <w:rFonts w:cs="Times New Roman"/>
@@ -2038,7 +2039,7 @@
           </w:tcPr>
           <w:p>
             <w:pPr>
-              <w:spacing w:after="120" w:line="360" w:lineRule="auto"/>
+              <w:spacing w:line="360" w:lineRule="auto"/>
               <w:jc w:val="center"/>
               <w:rPr>
                 <w:rFonts w:cs="Times New Roman"/>
@@ -2102,7 +2103,7 @@
           </w:tcPr>
           <w:p>
             <w:pPr>
-              <w:spacing w:after="120" w:line="360" w:lineRule="auto"/>
+              <w:spacing w:line="360" w:lineRule="auto"/>
               <w:jc w:val="center"/>
               <w:rPr>
                 <w:rFonts w:cs="Times New Roman"/>
@@ -2202,7 +2203,7 @@
           </w:tcPr>
           <w:p>
             <w:pPr>
-              <w:spacing w:after="120" w:line="360" w:lineRule="auto"/>
+              <w:spacing w:line="360" w:lineRule="auto"/>
               <w:rPr>
                 <w:rFonts w:cs="Times New Roman"/>
                 <w:sz w:val="26"/>
@@ -2283,7 +2284,7 @@
           </w:tcPr>
           <w:p>
             <w:pPr>
-              <w:spacing w:after="120" w:line="360" w:lineRule="auto"/>
+              <w:spacing w:line="360" w:lineRule="auto"/>
               <w:rPr>
                 <w:rFonts w:cs="Times New Roman"/>
                 <w:sz w:val="26"/>
@@ -2426,7 +2427,7 @@
           </w:tcPr>
           <w:p>
             <w:pPr>
-              <w:spacing w:after="120" w:line="360" w:lineRule="auto"/>
+              <w:spacing w:line="360" w:lineRule="auto"/>
               <w:rPr>
                 <w:rFonts w:cs="Times New Roman"/>
                 <w:sz w:val="26"/>
@@ -2651,7 +2652,7 @@
           </w:tcPr>
           <w:p>
             <w:pPr>
-              <w:spacing w:after="120" w:line="360" w:lineRule="auto"/>
+              <w:spacing w:line="360" w:lineRule="auto"/>
               <w:rPr>
                 <w:rFonts w:cs="Times New Roman"/>
                 <w:sz w:val="26"/>
@@ -2678,7 +2679,7 @@
           </w:tcPr>
           <w:p>
             <w:pPr>
-              <w:spacing w:after="120" w:line="360" w:lineRule="auto"/>
+              <w:spacing w:line="360" w:lineRule="auto"/>
               <w:rPr>
                 <w:rFonts w:cs="Times New Roman"/>
                 <w:sz w:val="26"/>
@@ -2741,7 +2742,7 @@
           </w:tcPr>
           <w:p>
             <w:pPr>
-              <w:spacing w:after="120" w:line="360" w:lineRule="auto"/>
+              <w:spacing w:line="360" w:lineRule="auto"/>
               <w:rPr>
                 <w:rFonts w:cs="Times New Roman"/>
                 <w:sz w:val="26"/>
@@ -2858,7 +2859,7 @@
           </w:tcPr>
           <w:p>
             <w:pPr>
-              <w:spacing w:after="120" w:line="360" w:lineRule="auto"/>
+              <w:spacing w:line="360" w:lineRule="auto"/>
               <w:rPr>
                 <w:rFonts w:cs="Times New Roman"/>
                 <w:sz w:val="26"/>
@@ -3119,7 +3120,7 @@
           </w:tcPr>
           <w:p>
             <w:pPr>
-              <w:spacing w:after="120" w:line="360" w:lineRule="auto"/>
+              <w:spacing w:line="360" w:lineRule="auto"/>
               <w:rPr>
                 <w:rFonts w:cs="Times New Roman"/>
                 <w:sz w:val="26"/>
@@ -3146,7 +3147,7 @@
           </w:tcPr>
           <w:p>
             <w:pPr>
-              <w:spacing w:after="120" w:line="360" w:lineRule="auto"/>
+              <w:spacing w:line="360" w:lineRule="auto"/>
               <w:rPr>
                 <w:rFonts w:cs="Times New Roman"/>
                 <w:sz w:val="26"/>
@@ -3199,7 +3200,7 @@
           </w:tcPr>
           <w:p>
             <w:pPr>
-              <w:spacing w:after="120" w:line="360" w:lineRule="auto"/>
+              <w:spacing w:line="360" w:lineRule="auto"/>
               <w:rPr>
                 <w:rFonts w:cs="Times New Roman"/>
                 <w:sz w:val="26"/>
@@ -3352,7 +3353,7 @@
           </w:tcPr>
           <w:p>
             <w:pPr>
-              <w:spacing w:after="120" w:line="360" w:lineRule="auto"/>
+              <w:spacing w:line="360" w:lineRule="auto"/>
               <w:rPr>
                 <w:rFonts w:cs="Times New Roman"/>
                 <w:sz w:val="26"/>
@@ -3595,7 +3596,7 @@
           </w:tcPr>
           <w:p>
             <w:pPr>
-              <w:spacing w:after="120" w:line="360" w:lineRule="auto"/>
+              <w:spacing w:line="360" w:lineRule="auto"/>
               <w:rPr>
                 <w:rFonts w:cs="Times New Roman"/>
                 <w:sz w:val="26"/>
@@ -3622,7 +3623,7 @@
           </w:tcPr>
           <w:p>
             <w:pPr>
-              <w:spacing w:after="120" w:line="360" w:lineRule="auto"/>
+              <w:spacing w:line="360" w:lineRule="auto"/>
               <w:rPr>
                 <w:rFonts w:cs="Times New Roman"/>
                 <w:sz w:val="26"/>
@@ -3739,7 +3740,7 @@
           </w:tcPr>
           <w:p>
             <w:pPr>
-              <w:spacing w:after="120" w:line="360" w:lineRule="auto"/>
+              <w:spacing w:line="360" w:lineRule="auto"/>
               <w:rPr>
                 <w:rFonts w:cs="Times New Roman"/>
                 <w:sz w:val="26"/>
@@ -3982,7 +3983,7 @@
           </w:tcPr>
           <w:p>
             <w:pPr>
-              <w:spacing w:after="120" w:line="360" w:lineRule="auto"/>
+              <w:spacing w:line="360" w:lineRule="auto"/>
               <w:rPr>
                 <w:rFonts w:cs="Times New Roman"/>
                 <w:sz w:val="26"/>
@@ -4225,7 +4226,7 @@
           </w:tcPr>
           <w:p>
             <w:pPr>
-              <w:spacing w:after="120" w:line="360" w:lineRule="auto"/>
+              <w:spacing w:line="360" w:lineRule="auto"/>
               <w:rPr>
                 <w:rFonts w:cs="Times New Roman"/>
                 <w:sz w:val="26"/>
@@ -4252,7 +4253,7 @@
           </w:tcPr>
           <w:p>
             <w:pPr>
-              <w:spacing w:after="120" w:line="360" w:lineRule="auto"/>
+              <w:spacing w:line="360" w:lineRule="auto"/>
               <w:rPr>
                 <w:rFonts w:cs="Times New Roman"/>
                 <w:sz w:val="26"/>
@@ -4266,7 +4267,6 @@
                 <w:sz w:val="26"/>
                 <w:szCs w:val="26"/>
               </w:rPr>
-              <w:lastRenderedPageBreak/>
               <w:t>Nhóm</w:t>
             </w:r>
             <w:proofErr w:type="spellEnd"/>
@@ -4316,7 +4316,7 @@
           </w:tcPr>
           <w:p>
             <w:pPr>
-              <w:spacing w:after="120" w:line="360" w:lineRule="auto"/>
+              <w:spacing w:line="360" w:lineRule="auto"/>
               <w:rPr>
                 <w:rFonts w:cs="Times New Roman"/>
                 <w:sz w:val="26"/>
@@ -4469,7 +4469,7 @@
           </w:tcPr>
           <w:p>
             <w:pPr>
-              <w:spacing w:after="120" w:line="360" w:lineRule="auto"/>
+              <w:spacing w:line="360" w:lineRule="auto"/>
               <w:rPr>
                 <w:rFonts w:cs="Times New Roman"/>
                 <w:sz w:val="26"/>
@@ -4766,7 +4766,7 @@
           </w:tcPr>
           <w:p>
             <w:pPr>
-              <w:spacing w:after="120" w:line="360" w:lineRule="auto"/>
+              <w:spacing w:line="360" w:lineRule="auto"/>
               <w:rPr>
                 <w:rFonts w:cs="Times New Roman"/>
                 <w:sz w:val="26"/>
@@ -4797,7 +4797,7 @@
     </w:tbl>
     <w:p>
       <w:pPr>
-        <w:spacing w:before="240" w:after="120" w:line="360" w:lineRule="auto"/>
+        <w:spacing w:before="240" w:after="0" w:line="360" w:lineRule="auto"/>
         <w:jc w:val="both"/>
         <w:rPr>
           <w:rFonts w:cs="Times New Roman"/>
@@ -4954,7 +4954,7 @@
     </w:p>
     <w:p>
       <w:pPr>
-        <w:spacing w:after="120" w:line="360" w:lineRule="auto"/>
+        <w:spacing w:after="0" w:line="360" w:lineRule="auto"/>
         <w:jc w:val="both"/>
         <w:rPr>
           <w:rFonts w:cs="Times New Roman"/>
@@ -5570,9 +5570,9 @@
         <w:pStyle w:val="ListParagraph"/>
         <w:numPr>
           <w:ilvl w:val="0"/>
-          <w:numId w:val="10"/>
+          <w:numId w:val="21"/>
         </w:numPr>
-        <w:spacing w:after="120" w:line="360" w:lineRule="auto"/>
+        <w:spacing w:after="0" w:line="360" w:lineRule="auto"/>
         <w:jc w:val="both"/>
         <w:rPr>
           <w:rFonts w:cs="Times New Roman"/>
@@ -5587,6 +5587,7 @@
           <w:sz w:val="26"/>
           <w:szCs w:val="26"/>
         </w:rPr>
+        <w:lastRenderedPageBreak/>
         <w:t>Người</w:t>
       </w:r>
       <w:proofErr w:type="spellEnd"/>
@@ -5650,9 +5651,9 @@
         <w:pStyle w:val="ListParagraph"/>
         <w:numPr>
           <w:ilvl w:val="0"/>
-          <w:numId w:val="10"/>
+          <w:numId w:val="21"/>
         </w:numPr>
-        <w:spacing w:after="120" w:line="360" w:lineRule="auto"/>
+        <w:spacing w:after="0" w:line="360" w:lineRule="auto"/>
         <w:jc w:val="both"/>
         <w:rPr>
           <w:rFonts w:cs="Times New Roman"/>
@@ -5712,9 +5713,9 @@
         <w:pStyle w:val="ListParagraph"/>
         <w:numPr>
           <w:ilvl w:val="0"/>
-          <w:numId w:val="10"/>
+          <w:numId w:val="21"/>
         </w:numPr>
-        <w:spacing w:after="120" w:line="360" w:lineRule="auto"/>
+        <w:spacing w:after="0" w:line="360" w:lineRule="auto"/>
         <w:jc w:val="both"/>
         <w:rPr>
           <w:rFonts w:cs="Times New Roman"/>
@@ -5761,7 +5762,7 @@
     </w:p>
     <w:p>
       <w:pPr>
-        <w:spacing w:after="120" w:line="360" w:lineRule="auto"/>
+        <w:spacing w:after="0" w:line="360" w:lineRule="auto"/>
         <w:jc w:val="both"/>
         <w:rPr>
           <w:rFonts w:cs="Times New Roman"/>
@@ -6170,7 +6171,7 @@
     <w:p>
       <w:pPr>
         <w:pStyle w:val="Heading2"/>
-        <w:spacing w:after="120" w:line="360" w:lineRule="auto"/>
+        <w:spacing w:before="0" w:after="0" w:line="360" w:lineRule="auto"/>
         <w:jc w:val="both"/>
       </w:pPr>
       <w:r>
@@ -6204,7 +6205,7 @@
     </w:p>
     <w:p>
       <w:pPr>
-        <w:spacing w:after="120" w:line="360" w:lineRule="auto"/>
+        <w:spacing w:after="0" w:line="360" w:lineRule="auto"/>
         <w:rPr>
           <w:rFonts w:cs="Times New Roman"/>
           <w:sz w:val="26"/>
@@ -6260,7 +6261,7 @@
     <w:p>
       <w:pPr>
         <w:pStyle w:val="Caption"/>
-        <w:spacing w:after="120" w:line="360" w:lineRule="auto"/>
+        <w:spacing w:after="0" w:line="360" w:lineRule="auto"/>
       </w:pPr>
       <w:proofErr w:type="spellStart"/>
       <w:r>
@@ -6307,7 +6308,7 @@
     <w:p>
       <w:pPr>
         <w:pStyle w:val="Heading2"/>
-        <w:spacing w:after="120" w:line="360" w:lineRule="auto"/>
+        <w:spacing w:before="0" w:after="0" w:line="360" w:lineRule="auto"/>
         <w:jc w:val="both"/>
       </w:pPr>
       <w:r>
@@ -6378,107 +6379,54 @@
     </w:p>
     <w:p>
       <w:pPr>
-        <w:spacing w:after="120" w:line="360" w:lineRule="auto"/>
-        <w:jc w:val="both"/>
-        <w:rPr>
-          <w:rFonts w:cs="Times New Roman"/>
-          <w:sz w:val="26"/>
-          <w:szCs w:val="26"/>
-        </w:rPr>
-      </w:pPr>
-      <w:r>
-        <w:rPr>
-          <w:rFonts w:cs="Times New Roman"/>
-          <w:sz w:val="26"/>
-          <w:szCs w:val="26"/>
-        </w:rPr>
+        <w:pStyle w:val="Heading3"/>
+        <w:spacing w:before="0" w:after="0" w:line="360" w:lineRule="auto"/>
+      </w:pPr>
+      <w:r>
         <w:t>2</w:t>
       </w:r>
       <w:r>
         <w:rPr>
-          <w:rFonts w:cs="Times New Roman"/>
-          <w:sz w:val="26"/>
-          <w:szCs w:val="26"/>
           <w:lang w:val="vi-VN"/>
         </w:rPr>
         <w:t>.</w:t>
       </w:r>
       <w:r>
-        <w:rPr>
-          <w:rFonts w:cs="Times New Roman"/>
-          <w:sz w:val="26"/>
-          <w:szCs w:val="26"/>
-        </w:rPr>
         <w:t xml:space="preserve">4.1. </w:t>
       </w:r>
       <w:proofErr w:type="spellStart"/>
       <w:r>
-        <w:rPr>
-          <w:rFonts w:cs="Times New Roman"/>
-          <w:sz w:val="26"/>
-          <w:szCs w:val="26"/>
-        </w:rPr>
         <w:t>Người</w:t>
       </w:r>
       <w:proofErr w:type="spellEnd"/>
       <w:r>
-        <w:rPr>
-          <w:rFonts w:cs="Times New Roman"/>
-          <w:sz w:val="26"/>
-          <w:szCs w:val="26"/>
-        </w:rPr>
-        <w:t xml:space="preserve"> </w:t>
-      </w:r>
-      <w:proofErr w:type="spellStart"/>
-      <w:r>
-        <w:rPr>
-          <w:rFonts w:cs="Times New Roman"/>
-          <w:sz w:val="26"/>
-          <w:szCs w:val="26"/>
-        </w:rPr>
+        <w:t xml:space="preserve"> </w:t>
+      </w:r>
+      <w:proofErr w:type="spellStart"/>
+      <w:r>
         <w:t>gửi</w:t>
       </w:r>
       <w:proofErr w:type="spellEnd"/>
       <w:r>
-        <w:rPr>
-          <w:rFonts w:cs="Times New Roman"/>
-          <w:sz w:val="26"/>
-          <w:szCs w:val="26"/>
-        </w:rPr>
-        <w:t xml:space="preserve"> </w:t>
-      </w:r>
-      <w:proofErr w:type="spellStart"/>
-      <w:r>
-        <w:rPr>
-          <w:rFonts w:cs="Times New Roman"/>
-          <w:sz w:val="26"/>
-          <w:szCs w:val="26"/>
-        </w:rPr>
+        <w:t xml:space="preserve"> </w:t>
+      </w:r>
+      <w:proofErr w:type="spellStart"/>
+      <w:r>
         <w:t>yêu</w:t>
       </w:r>
       <w:proofErr w:type="spellEnd"/>
       <w:r>
-        <w:rPr>
-          <w:rFonts w:cs="Times New Roman"/>
-          <w:sz w:val="26"/>
-          <w:szCs w:val="26"/>
-        </w:rPr>
-        <w:t xml:space="preserve"> </w:t>
-      </w:r>
-      <w:proofErr w:type="spellStart"/>
-      <w:r>
-        <w:rPr>
-          <w:rFonts w:cs="Times New Roman"/>
-          <w:sz w:val="26"/>
-          <w:szCs w:val="26"/>
-        </w:rPr>
+        <w:t xml:space="preserve"> </w:t>
+      </w:r>
+      <w:proofErr w:type="spellStart"/>
+      <w:r>
         <w:t>cầu</w:t>
       </w:r>
       <w:proofErr w:type="spellEnd"/>
     </w:p>
     <w:p>
       <w:pPr>
-        <w:spacing w:after="120" w:line="360" w:lineRule="auto"/>
+        <w:spacing w:after="0" w:line="360" w:lineRule="auto"/>
         <w:jc w:val="both"/>
         <w:rPr>
           <w:rFonts w:cs="Times New Roman"/>
@@ -6493,7 +6441,6 @@
           <w:sz w:val="26"/>
           <w:szCs w:val="26"/>
         </w:rPr>
-        <w:lastRenderedPageBreak/>
         <w:t>Mục</w:t>
       </w:r>
       <w:proofErr w:type="spellEnd"/>
@@ -6515,368 +6462,367 @@
         <w:t>tiêu</w:t>
       </w:r>
       <w:proofErr w:type="spellEnd"/>
+      <w:r>
+        <w:rPr>
+          <w:rFonts w:cs="Times New Roman"/>
+          <w:sz w:val="26"/>
+          <w:szCs w:val="26"/>
+          <w:lang w:val="vi-VN"/>
+        </w:rPr>
+        <w:t xml:space="preserve">: </w:t>
+      </w:r>
+      <w:proofErr w:type="spellStart"/>
+      <w:r>
+        <w:rPr>
+          <w:rFonts w:cs="Times New Roman"/>
+          <w:sz w:val="26"/>
+          <w:szCs w:val="26"/>
+        </w:rPr>
+        <w:t>Gửi</w:t>
+      </w:r>
+      <w:proofErr w:type="spellEnd"/>
+      <w:r>
+        <w:rPr>
+          <w:rFonts w:cs="Times New Roman"/>
+          <w:sz w:val="26"/>
+          <w:szCs w:val="26"/>
+        </w:rPr>
+        <w:t xml:space="preserve"> </w:t>
+      </w:r>
+      <w:proofErr w:type="spellStart"/>
+      <w:r>
+        <w:rPr>
+          <w:rFonts w:cs="Times New Roman"/>
+          <w:sz w:val="26"/>
+          <w:szCs w:val="26"/>
+        </w:rPr>
+        <w:t>yêu</w:t>
+      </w:r>
+      <w:proofErr w:type="spellEnd"/>
+      <w:r>
+        <w:rPr>
+          <w:rFonts w:cs="Times New Roman"/>
+          <w:sz w:val="26"/>
+          <w:szCs w:val="26"/>
+        </w:rPr>
+        <w:t xml:space="preserve"> </w:t>
+      </w:r>
+      <w:proofErr w:type="spellStart"/>
+      <w:r>
+        <w:rPr>
+          <w:rFonts w:cs="Times New Roman"/>
+          <w:sz w:val="26"/>
+          <w:szCs w:val="26"/>
+        </w:rPr>
+        <w:t>cầu</w:t>
+      </w:r>
+      <w:proofErr w:type="spellEnd"/>
+      <w:r>
+        <w:rPr>
+          <w:rFonts w:cs="Times New Roman"/>
+          <w:sz w:val="26"/>
+          <w:szCs w:val="26"/>
+        </w:rPr>
+        <w:t xml:space="preserve"> </w:t>
+      </w:r>
+      <w:proofErr w:type="spellStart"/>
+      <w:r>
+        <w:rPr>
+          <w:rFonts w:cs="Times New Roman"/>
+          <w:sz w:val="26"/>
+          <w:szCs w:val="26"/>
+        </w:rPr>
+        <w:t>hỗ</w:t>
+      </w:r>
+      <w:proofErr w:type="spellEnd"/>
+      <w:r>
+        <w:rPr>
+          <w:rFonts w:cs="Times New Roman"/>
+          <w:sz w:val="26"/>
+          <w:szCs w:val="26"/>
+        </w:rPr>
+        <w:t xml:space="preserve"> </w:t>
+      </w:r>
+      <w:proofErr w:type="spellStart"/>
+      <w:r>
+        <w:rPr>
+          <w:rFonts w:cs="Times New Roman"/>
+          <w:sz w:val="26"/>
+          <w:szCs w:val="26"/>
+        </w:rPr>
+        <w:t>trợ</w:t>
+      </w:r>
+      <w:proofErr w:type="spellEnd"/>
+      <w:r>
+        <w:rPr>
+          <w:rFonts w:cs="Times New Roman"/>
+          <w:sz w:val="26"/>
+          <w:szCs w:val="26"/>
+        </w:rPr>
+        <w:t xml:space="preserve"> </w:t>
+      </w:r>
+      <w:proofErr w:type="spellStart"/>
+      <w:r>
+        <w:rPr>
+          <w:rFonts w:cs="Times New Roman"/>
+          <w:sz w:val="26"/>
+          <w:szCs w:val="26"/>
+        </w:rPr>
+        <w:t>và</w:t>
+      </w:r>
+      <w:proofErr w:type="spellEnd"/>
+      <w:r>
+        <w:rPr>
+          <w:rFonts w:cs="Times New Roman"/>
+          <w:sz w:val="26"/>
+          <w:szCs w:val="26"/>
+        </w:rPr>
+        <w:t xml:space="preserve"> </w:t>
+      </w:r>
+      <w:proofErr w:type="spellStart"/>
+      <w:r>
+        <w:rPr>
+          <w:rFonts w:cs="Times New Roman"/>
+          <w:sz w:val="26"/>
+          <w:szCs w:val="26"/>
+        </w:rPr>
+        <w:t>theo</w:t>
+      </w:r>
+      <w:proofErr w:type="spellEnd"/>
+      <w:r>
+        <w:rPr>
+          <w:rFonts w:cs="Times New Roman"/>
+          <w:sz w:val="26"/>
+          <w:szCs w:val="26"/>
+        </w:rPr>
+        <w:t xml:space="preserve"> </w:t>
+      </w:r>
+      <w:proofErr w:type="spellStart"/>
+      <w:r>
+        <w:rPr>
+          <w:rFonts w:cs="Times New Roman"/>
+          <w:sz w:val="26"/>
+          <w:szCs w:val="26"/>
+        </w:rPr>
+        <w:t>dõi</w:t>
+      </w:r>
+      <w:proofErr w:type="spellEnd"/>
+      <w:r>
+        <w:rPr>
+          <w:rFonts w:cs="Times New Roman"/>
+          <w:sz w:val="26"/>
+          <w:szCs w:val="26"/>
+        </w:rPr>
+        <w:t xml:space="preserve"> </w:t>
+      </w:r>
+      <w:proofErr w:type="spellStart"/>
+      <w:r>
+        <w:rPr>
+          <w:rFonts w:cs="Times New Roman"/>
+          <w:sz w:val="26"/>
+          <w:szCs w:val="26"/>
+        </w:rPr>
+        <w:t>toàn</w:t>
+      </w:r>
+      <w:proofErr w:type="spellEnd"/>
+      <w:r>
+        <w:rPr>
+          <w:rFonts w:cs="Times New Roman"/>
+          <w:sz w:val="26"/>
+          <w:szCs w:val="26"/>
+        </w:rPr>
+        <w:t xml:space="preserve"> </w:t>
+      </w:r>
+      <w:proofErr w:type="spellStart"/>
+      <w:r>
+        <w:rPr>
+          <w:rFonts w:cs="Times New Roman"/>
+          <w:sz w:val="26"/>
+          <w:szCs w:val="26"/>
+        </w:rPr>
+        <w:t>bộ</w:t>
+      </w:r>
+      <w:proofErr w:type="spellEnd"/>
+      <w:r>
+        <w:rPr>
+          <w:rFonts w:cs="Times New Roman"/>
+          <w:sz w:val="26"/>
+          <w:szCs w:val="26"/>
+        </w:rPr>
+        <w:t xml:space="preserve"> </w:t>
+      </w:r>
+      <w:proofErr w:type="spellStart"/>
+      <w:r>
+        <w:rPr>
+          <w:rFonts w:cs="Times New Roman"/>
+          <w:sz w:val="26"/>
+          <w:szCs w:val="26"/>
+        </w:rPr>
+        <w:t>quá</w:t>
+      </w:r>
+      <w:proofErr w:type="spellEnd"/>
+      <w:r>
+        <w:rPr>
+          <w:rFonts w:cs="Times New Roman"/>
+          <w:sz w:val="26"/>
+          <w:szCs w:val="26"/>
+        </w:rPr>
+        <w:t xml:space="preserve"> </w:t>
+      </w:r>
+      <w:proofErr w:type="spellStart"/>
+      <w:r>
+        <w:rPr>
+          <w:rFonts w:cs="Times New Roman"/>
+          <w:sz w:val="26"/>
+          <w:szCs w:val="26"/>
+        </w:rPr>
+        <w:t>trình</w:t>
+      </w:r>
+      <w:proofErr w:type="spellEnd"/>
+      <w:r>
+        <w:rPr>
+          <w:rFonts w:cs="Times New Roman"/>
+          <w:sz w:val="26"/>
+          <w:szCs w:val="26"/>
+        </w:rPr>
+        <w:t xml:space="preserve"> </w:t>
+      </w:r>
+      <w:proofErr w:type="spellStart"/>
+      <w:r>
+        <w:rPr>
+          <w:rFonts w:cs="Times New Roman"/>
+          <w:sz w:val="26"/>
+          <w:szCs w:val="26"/>
+        </w:rPr>
+        <w:t>xử</w:t>
+      </w:r>
+      <w:proofErr w:type="spellEnd"/>
+      <w:r>
+        <w:rPr>
+          <w:rFonts w:cs="Times New Roman"/>
+          <w:sz w:val="26"/>
+          <w:szCs w:val="26"/>
+        </w:rPr>
+        <w:t xml:space="preserve"> </w:t>
+      </w:r>
+      <w:proofErr w:type="spellStart"/>
+      <w:r>
+        <w:rPr>
+          <w:rFonts w:cs="Times New Roman"/>
+          <w:sz w:val="26"/>
+          <w:szCs w:val="26"/>
+        </w:rPr>
+        <w:t>lý</w:t>
+      </w:r>
+      <w:proofErr w:type="spellEnd"/>
+      <w:r>
+        <w:rPr>
+          <w:rFonts w:cs="Times New Roman"/>
+          <w:sz w:val="26"/>
+          <w:szCs w:val="26"/>
+        </w:rPr>
+        <w:t xml:space="preserve"> </w:t>
+      </w:r>
+      <w:proofErr w:type="spellStart"/>
+      <w:r>
+        <w:rPr>
+          <w:rFonts w:cs="Times New Roman"/>
+          <w:sz w:val="26"/>
+          <w:szCs w:val="26"/>
+        </w:rPr>
+        <w:t>cho</w:t>
+      </w:r>
+      <w:proofErr w:type="spellEnd"/>
+      <w:r>
+        <w:rPr>
+          <w:rFonts w:cs="Times New Roman"/>
+          <w:sz w:val="26"/>
+          <w:szCs w:val="26"/>
+        </w:rPr>
+        <w:t xml:space="preserve"> </w:t>
+      </w:r>
+      <w:proofErr w:type="spellStart"/>
+      <w:r>
+        <w:rPr>
+          <w:rFonts w:cs="Times New Roman"/>
+          <w:sz w:val="26"/>
+          <w:szCs w:val="26"/>
+        </w:rPr>
+        <w:t>đến</w:t>
+      </w:r>
+      <w:proofErr w:type="spellEnd"/>
+      <w:r>
+        <w:rPr>
+          <w:rFonts w:cs="Times New Roman"/>
+          <w:sz w:val="26"/>
+          <w:szCs w:val="26"/>
+        </w:rPr>
+        <w:t xml:space="preserve"> </w:t>
+      </w:r>
+      <w:proofErr w:type="spellStart"/>
+      <w:r>
+        <w:rPr>
+          <w:rFonts w:cs="Times New Roman"/>
+          <w:sz w:val="26"/>
+          <w:szCs w:val="26"/>
+        </w:rPr>
+        <w:t>khi</w:t>
+      </w:r>
+      <w:proofErr w:type="spellEnd"/>
+      <w:r>
+        <w:rPr>
+          <w:rFonts w:cs="Times New Roman"/>
+          <w:sz w:val="26"/>
+          <w:szCs w:val="26"/>
+        </w:rPr>
+        <w:t xml:space="preserve"> ticket </w:t>
+      </w:r>
+      <w:proofErr w:type="spellStart"/>
+      <w:r>
+        <w:rPr>
+          <w:rFonts w:cs="Times New Roman"/>
+          <w:sz w:val="26"/>
+          <w:szCs w:val="26"/>
+        </w:rPr>
+        <w:t>được</w:t>
+      </w:r>
+      <w:proofErr w:type="spellEnd"/>
+      <w:r>
+        <w:rPr>
+          <w:rFonts w:cs="Times New Roman"/>
+          <w:sz w:val="26"/>
+          <w:szCs w:val="26"/>
+        </w:rPr>
+        <w:t xml:space="preserve"> </w:t>
+      </w:r>
+      <w:proofErr w:type="spellStart"/>
+      <w:r>
+        <w:rPr>
+          <w:rFonts w:cs="Times New Roman"/>
+          <w:sz w:val="26"/>
+          <w:szCs w:val="26"/>
+        </w:rPr>
+        <w:t>đóng</w:t>
+      </w:r>
+      <w:proofErr w:type="spellEnd"/>
+      <w:r>
+        <w:rPr>
+          <w:rFonts w:cs="Times New Roman"/>
+          <w:sz w:val="26"/>
+          <w:szCs w:val="26"/>
+        </w:rPr>
+        <w:t>.</w:t>
+      </w:r>
     </w:p>
     <w:p>
       <w:pPr>
-        <w:spacing w:after="120" w:line="360" w:lineRule="auto"/>
+        <w:spacing w:after="0" w:line="360" w:lineRule="auto"/>
         <w:jc w:val="both"/>
         <w:rPr>
           <w:rFonts w:cs="Times New Roman"/>
           <w:sz w:val="26"/>
           <w:szCs w:val="26"/>
-        </w:rPr>
-      </w:pPr>
-      <w:proofErr w:type="spellStart"/>
-      <w:r>
-        <w:rPr>
-          <w:rFonts w:cs="Times New Roman"/>
-          <w:sz w:val="26"/>
-          <w:szCs w:val="26"/>
-        </w:rPr>
-        <w:t>Gửi</w:t>
-      </w:r>
-      <w:proofErr w:type="spellEnd"/>
-      <w:r>
-        <w:rPr>
-          <w:rFonts w:cs="Times New Roman"/>
-          <w:sz w:val="26"/>
-          <w:szCs w:val="26"/>
-        </w:rPr>
-        <w:t xml:space="preserve"> </w:t>
-      </w:r>
-      <w:proofErr w:type="spellStart"/>
-      <w:r>
-        <w:rPr>
-          <w:rFonts w:cs="Times New Roman"/>
-          <w:sz w:val="26"/>
-          <w:szCs w:val="26"/>
-        </w:rPr>
-        <w:t>yêu</w:t>
-      </w:r>
-      <w:proofErr w:type="spellEnd"/>
-      <w:r>
-        <w:rPr>
-          <w:rFonts w:cs="Times New Roman"/>
-          <w:sz w:val="26"/>
-          <w:szCs w:val="26"/>
-        </w:rPr>
-        <w:t xml:space="preserve"> </w:t>
-      </w:r>
-      <w:proofErr w:type="spellStart"/>
-      <w:r>
-        <w:rPr>
-          <w:rFonts w:cs="Times New Roman"/>
-          <w:sz w:val="26"/>
-          <w:szCs w:val="26"/>
-        </w:rPr>
-        <w:t>cầu</w:t>
-      </w:r>
-      <w:proofErr w:type="spellEnd"/>
-      <w:r>
-        <w:rPr>
-          <w:rFonts w:cs="Times New Roman"/>
-          <w:sz w:val="26"/>
-          <w:szCs w:val="26"/>
-        </w:rPr>
-        <w:t xml:space="preserve"> </w:t>
-      </w:r>
-      <w:proofErr w:type="spellStart"/>
-      <w:r>
-        <w:rPr>
-          <w:rFonts w:cs="Times New Roman"/>
-          <w:sz w:val="26"/>
-          <w:szCs w:val="26"/>
-        </w:rPr>
-        <w:t>hỗ</w:t>
-      </w:r>
-      <w:proofErr w:type="spellEnd"/>
-      <w:r>
-        <w:rPr>
-          <w:rFonts w:cs="Times New Roman"/>
-          <w:sz w:val="26"/>
-          <w:szCs w:val="26"/>
-        </w:rPr>
-        <w:t xml:space="preserve"> </w:t>
-      </w:r>
-      <w:proofErr w:type="spellStart"/>
-      <w:r>
-        <w:rPr>
-          <w:rFonts w:cs="Times New Roman"/>
-          <w:sz w:val="26"/>
-          <w:szCs w:val="26"/>
-        </w:rPr>
-        <w:t>trợ</w:t>
-      </w:r>
-      <w:proofErr w:type="spellEnd"/>
-      <w:r>
-        <w:rPr>
-          <w:rFonts w:cs="Times New Roman"/>
-          <w:sz w:val="26"/>
-          <w:szCs w:val="26"/>
-        </w:rPr>
-        <w:t xml:space="preserve"> </w:t>
-      </w:r>
-      <w:proofErr w:type="spellStart"/>
-      <w:r>
-        <w:rPr>
-          <w:rFonts w:cs="Times New Roman"/>
-          <w:sz w:val="26"/>
-          <w:szCs w:val="26"/>
-        </w:rPr>
-        <w:t>và</w:t>
-      </w:r>
-      <w:proofErr w:type="spellEnd"/>
-      <w:r>
-        <w:rPr>
-          <w:rFonts w:cs="Times New Roman"/>
-          <w:sz w:val="26"/>
-          <w:szCs w:val="26"/>
-        </w:rPr>
-        <w:t xml:space="preserve"> </w:t>
-      </w:r>
-      <w:proofErr w:type="spellStart"/>
-      <w:r>
-        <w:rPr>
-          <w:rFonts w:cs="Times New Roman"/>
-          <w:sz w:val="26"/>
-          <w:szCs w:val="26"/>
-        </w:rPr>
-        <w:t>theo</w:t>
-      </w:r>
-      <w:proofErr w:type="spellEnd"/>
-      <w:r>
-        <w:rPr>
-          <w:rFonts w:cs="Times New Roman"/>
-          <w:sz w:val="26"/>
-          <w:szCs w:val="26"/>
-        </w:rPr>
-        <w:t xml:space="preserve"> </w:t>
-      </w:r>
-      <w:proofErr w:type="spellStart"/>
-      <w:r>
-        <w:rPr>
-          <w:rFonts w:cs="Times New Roman"/>
-          <w:sz w:val="26"/>
-          <w:szCs w:val="26"/>
-        </w:rPr>
-        <w:t>dõi</w:t>
-      </w:r>
-      <w:proofErr w:type="spellEnd"/>
-      <w:r>
-        <w:rPr>
-          <w:rFonts w:cs="Times New Roman"/>
-          <w:sz w:val="26"/>
-          <w:szCs w:val="26"/>
-        </w:rPr>
-        <w:t xml:space="preserve"> </w:t>
-      </w:r>
-      <w:proofErr w:type="spellStart"/>
-      <w:r>
-        <w:rPr>
-          <w:rFonts w:cs="Times New Roman"/>
-          <w:sz w:val="26"/>
-          <w:szCs w:val="26"/>
-        </w:rPr>
-        <w:t>toàn</w:t>
-      </w:r>
-      <w:proofErr w:type="spellEnd"/>
-      <w:r>
-        <w:rPr>
-          <w:rFonts w:cs="Times New Roman"/>
-          <w:sz w:val="26"/>
-          <w:szCs w:val="26"/>
-        </w:rPr>
-        <w:t xml:space="preserve"> </w:t>
-      </w:r>
-      <w:proofErr w:type="spellStart"/>
-      <w:r>
-        <w:rPr>
-          <w:rFonts w:cs="Times New Roman"/>
-          <w:sz w:val="26"/>
-          <w:szCs w:val="26"/>
-        </w:rPr>
-        <w:t>bộ</w:t>
-      </w:r>
-      <w:proofErr w:type="spellEnd"/>
-      <w:r>
-        <w:rPr>
-          <w:rFonts w:cs="Times New Roman"/>
-          <w:sz w:val="26"/>
-          <w:szCs w:val="26"/>
-        </w:rPr>
-        <w:t xml:space="preserve"> </w:t>
-      </w:r>
-      <w:proofErr w:type="spellStart"/>
-      <w:r>
-        <w:rPr>
-          <w:rFonts w:cs="Times New Roman"/>
-          <w:sz w:val="26"/>
-          <w:szCs w:val="26"/>
-        </w:rPr>
-        <w:t>quá</w:t>
-      </w:r>
-      <w:proofErr w:type="spellEnd"/>
-      <w:r>
-        <w:rPr>
-          <w:rFonts w:cs="Times New Roman"/>
-          <w:sz w:val="26"/>
-          <w:szCs w:val="26"/>
-        </w:rPr>
-        <w:t xml:space="preserve"> </w:t>
-      </w:r>
-      <w:proofErr w:type="spellStart"/>
-      <w:r>
-        <w:rPr>
-          <w:rFonts w:cs="Times New Roman"/>
-          <w:sz w:val="26"/>
-          <w:szCs w:val="26"/>
-        </w:rPr>
-        <w:t>trình</w:t>
-      </w:r>
-      <w:proofErr w:type="spellEnd"/>
-      <w:r>
-        <w:rPr>
-          <w:rFonts w:cs="Times New Roman"/>
-          <w:sz w:val="26"/>
-          <w:szCs w:val="26"/>
-        </w:rPr>
-        <w:t xml:space="preserve"> </w:t>
-      </w:r>
-      <w:proofErr w:type="spellStart"/>
-      <w:r>
-        <w:rPr>
-          <w:rFonts w:cs="Times New Roman"/>
-          <w:sz w:val="26"/>
-          <w:szCs w:val="26"/>
-        </w:rPr>
-        <w:t>xử</w:t>
-      </w:r>
-      <w:proofErr w:type="spellEnd"/>
-      <w:r>
-        <w:rPr>
-          <w:rFonts w:cs="Times New Roman"/>
-          <w:sz w:val="26"/>
-          <w:szCs w:val="26"/>
-        </w:rPr>
-        <w:t xml:space="preserve"> </w:t>
-      </w:r>
-      <w:proofErr w:type="spellStart"/>
-      <w:r>
-        <w:rPr>
-          <w:rFonts w:cs="Times New Roman"/>
-          <w:sz w:val="26"/>
-          <w:szCs w:val="26"/>
-        </w:rPr>
-        <w:t>lý</w:t>
-      </w:r>
-      <w:proofErr w:type="spellEnd"/>
-      <w:r>
-        <w:rPr>
-          <w:rFonts w:cs="Times New Roman"/>
-          <w:sz w:val="26"/>
-          <w:szCs w:val="26"/>
-        </w:rPr>
-        <w:t xml:space="preserve"> </w:t>
-      </w:r>
-      <w:proofErr w:type="spellStart"/>
-      <w:r>
-        <w:rPr>
-          <w:rFonts w:cs="Times New Roman"/>
-          <w:sz w:val="26"/>
-          <w:szCs w:val="26"/>
-        </w:rPr>
-        <w:t>cho</w:t>
-      </w:r>
-      <w:proofErr w:type="spellEnd"/>
-      <w:r>
-        <w:rPr>
-          <w:rFonts w:cs="Times New Roman"/>
-          <w:sz w:val="26"/>
-          <w:szCs w:val="26"/>
-        </w:rPr>
-        <w:t xml:space="preserve"> </w:t>
-      </w:r>
-      <w:proofErr w:type="spellStart"/>
-      <w:r>
-        <w:rPr>
-          <w:rFonts w:cs="Times New Roman"/>
-          <w:sz w:val="26"/>
-          <w:szCs w:val="26"/>
-        </w:rPr>
-        <w:t>đến</w:t>
-      </w:r>
-      <w:proofErr w:type="spellEnd"/>
-      <w:r>
-        <w:rPr>
-          <w:rFonts w:cs="Times New Roman"/>
-          <w:sz w:val="26"/>
-          <w:szCs w:val="26"/>
-        </w:rPr>
-        <w:t xml:space="preserve"> </w:t>
-      </w:r>
-      <w:proofErr w:type="spellStart"/>
-      <w:r>
-        <w:rPr>
-          <w:rFonts w:cs="Times New Roman"/>
-          <w:sz w:val="26"/>
-          <w:szCs w:val="26"/>
-        </w:rPr>
-        <w:t>khi</w:t>
-      </w:r>
-      <w:proofErr w:type="spellEnd"/>
-      <w:r>
-        <w:rPr>
-          <w:rFonts w:cs="Times New Roman"/>
-          <w:sz w:val="26"/>
-          <w:szCs w:val="26"/>
-        </w:rPr>
-        <w:t xml:space="preserve"> ticket </w:t>
-      </w:r>
-      <w:proofErr w:type="spellStart"/>
-      <w:r>
-        <w:rPr>
-          <w:rFonts w:cs="Times New Roman"/>
-          <w:sz w:val="26"/>
-          <w:szCs w:val="26"/>
-        </w:rPr>
-        <w:t>được</w:t>
-      </w:r>
-      <w:proofErr w:type="spellEnd"/>
-      <w:r>
-        <w:rPr>
-          <w:rFonts w:cs="Times New Roman"/>
-          <w:sz w:val="26"/>
-          <w:szCs w:val="26"/>
-        </w:rPr>
-        <w:t xml:space="preserve"> </w:t>
-      </w:r>
-      <w:proofErr w:type="spellStart"/>
-      <w:r>
-        <w:rPr>
-          <w:rFonts w:cs="Times New Roman"/>
-          <w:sz w:val="26"/>
-          <w:szCs w:val="26"/>
-        </w:rPr>
-        <w:t>đóng</w:t>
-      </w:r>
-      <w:proofErr w:type="spellEnd"/>
-      <w:r>
-        <w:rPr>
-          <w:rFonts w:cs="Times New Roman"/>
-          <w:sz w:val="26"/>
-          <w:szCs w:val="26"/>
-        </w:rPr>
-        <w:t>.</w:t>
-      </w:r>
-    </w:p>
-    <w:p>
-      <w:pPr>
-        <w:spacing w:after="120" w:line="360" w:lineRule="auto"/>
-        <w:jc w:val="both"/>
-        <w:rPr>
-          <w:rFonts w:cs="Times New Roman"/>
-          <w:sz w:val="26"/>
-          <w:szCs w:val="26"/>
+          <w:lang w:val="vi-VN"/>
         </w:rPr>
       </w:pPr>
       <w:proofErr w:type="spellStart"/>
@@ -6907,16 +6853,24 @@
         <w:t>nhiệm</w:t>
       </w:r>
       <w:proofErr w:type="spellEnd"/>
+      <w:r>
+        <w:rPr>
+          <w:rFonts w:cs="Times New Roman"/>
+          <w:sz w:val="26"/>
+          <w:szCs w:val="26"/>
+          <w:lang w:val="vi-VN"/>
+        </w:rPr>
+        <w:t>:</w:t>
+      </w:r>
     </w:p>
     <w:p>
       <w:pPr>
         <w:pStyle w:val="ListParagraph"/>
         <w:numPr>
           <w:ilvl w:val="0"/>
-          <w:numId w:val="11"/>
+          <w:numId w:val="22"/>
         </w:numPr>
-        <w:spacing w:after="120" w:line="360" w:lineRule="auto"/>
-        <w:ind w:left="709"/>
+        <w:spacing w:after="0" w:line="360" w:lineRule="auto"/>
         <w:jc w:val="both"/>
         <w:rPr>
           <w:rFonts w:cs="Times New Roman"/>
@@ -7100,10 +7054,9 @@
         <w:pStyle w:val="ListParagraph"/>
         <w:numPr>
           <w:ilvl w:val="0"/>
-          <w:numId w:val="11"/>
+          <w:numId w:val="22"/>
         </w:numPr>
-        <w:spacing w:after="120" w:line="360" w:lineRule="auto"/>
-        <w:ind w:left="709"/>
+        <w:spacing w:after="0" w:line="360" w:lineRule="auto"/>
         <w:jc w:val="both"/>
         <w:rPr>
           <w:rFonts w:cs="Times New Roman"/>
@@ -7207,10 +7160,9 @@
         <w:pStyle w:val="ListParagraph"/>
         <w:numPr>
           <w:ilvl w:val="0"/>
-          <w:numId w:val="11"/>
+          <w:numId w:val="22"/>
         </w:numPr>
-        <w:spacing w:after="120" w:line="360" w:lineRule="auto"/>
-        <w:ind w:left="709"/>
+        <w:spacing w:after="0" w:line="360" w:lineRule="auto"/>
         <w:jc w:val="both"/>
         <w:rPr>
           <w:rFonts w:cs="Times New Roman"/>
@@ -7422,10 +7374,9 @@
         <w:pStyle w:val="ListParagraph"/>
         <w:numPr>
           <w:ilvl w:val="0"/>
-          <w:numId w:val="11"/>
+          <w:numId w:val="22"/>
         </w:numPr>
-        <w:spacing w:after="120" w:line="360" w:lineRule="auto"/>
-        <w:ind w:left="709"/>
+        <w:spacing w:after="0" w:line="360" w:lineRule="auto"/>
         <w:jc w:val="both"/>
         <w:rPr>
           <w:rFonts w:cs="Times New Roman"/>
@@ -7619,10 +7570,9 @@
         <w:pStyle w:val="ListParagraph"/>
         <w:numPr>
           <w:ilvl w:val="0"/>
-          <w:numId w:val="11"/>
+          <w:numId w:val="22"/>
         </w:numPr>
-        <w:spacing w:after="120" w:line="360" w:lineRule="auto"/>
-        <w:ind w:left="709"/>
+        <w:spacing w:after="0" w:line="360" w:lineRule="auto"/>
         <w:jc w:val="both"/>
         <w:rPr>
           <w:rFonts w:cs="Times New Roman"/>
@@ -7744,10 +7694,9 @@
         <w:pStyle w:val="ListParagraph"/>
         <w:numPr>
           <w:ilvl w:val="0"/>
-          <w:numId w:val="11"/>
+          <w:numId w:val="22"/>
         </w:numPr>
-        <w:spacing w:after="120" w:line="360" w:lineRule="auto"/>
-        <w:ind w:left="709"/>
+        <w:spacing w:after="0" w:line="360" w:lineRule="auto"/>
         <w:jc w:val="both"/>
         <w:rPr>
           <w:rFonts w:cs="Times New Roman"/>
@@ -7938,20 +7887,22 @@
     </w:p>
     <w:p>
       <w:pPr>
-        <w:spacing w:after="120" w:line="360" w:lineRule="auto"/>
+        <w:spacing w:after="0" w:line="360" w:lineRule="auto"/>
         <w:jc w:val="both"/>
         <w:rPr>
           <w:rFonts w:cs="Times New Roman"/>
           <w:sz w:val="26"/>
           <w:szCs w:val="26"/>
-        </w:rPr>
-      </w:pPr>
-      <w:r>
-        <w:rPr>
-          <w:rFonts w:cs="Times New Roman"/>
-          <w:sz w:val="26"/>
-          <w:szCs w:val="26"/>
-        </w:rPr>
+          <w:lang w:val="vi-VN"/>
+        </w:rPr>
+      </w:pPr>
+      <w:r>
+        <w:rPr>
+          <w:rFonts w:cs="Times New Roman"/>
+          <w:sz w:val="26"/>
+          <w:szCs w:val="26"/>
+        </w:rPr>
+        <w:lastRenderedPageBreak/>
         <w:t xml:space="preserve">Quyền </w:t>
       </w:r>
       <w:proofErr w:type="spellStart"/>
@@ -7964,15 +7915,24 @@
         <w:t>hạn</w:t>
       </w:r>
       <w:proofErr w:type="spellEnd"/>
+      <w:r>
+        <w:rPr>
+          <w:rFonts w:cs="Times New Roman"/>
+          <w:sz w:val="26"/>
+          <w:szCs w:val="26"/>
+          <w:lang w:val="vi-VN"/>
+        </w:rPr>
+        <w:t>:</w:t>
+      </w:r>
     </w:p>
     <w:p>
       <w:pPr>
         <w:pStyle w:val="ListParagraph"/>
         <w:numPr>
           <w:ilvl w:val="0"/>
-          <w:numId w:val="12"/>
+          <w:numId w:val="23"/>
         </w:numPr>
-        <w:spacing w:after="120" w:line="360" w:lineRule="auto"/>
+        <w:spacing w:after="0" w:line="360" w:lineRule="auto"/>
         <w:ind w:left="709"/>
         <w:jc w:val="both"/>
         <w:rPr>
@@ -8059,9 +8019,9 @@
         <w:pStyle w:val="ListParagraph"/>
         <w:numPr>
           <w:ilvl w:val="0"/>
-          <w:numId w:val="12"/>
+          <w:numId w:val="23"/>
         </w:numPr>
-        <w:spacing w:after="120" w:line="360" w:lineRule="auto"/>
+        <w:spacing w:after="0" w:line="360" w:lineRule="auto"/>
         <w:ind w:left="709"/>
         <w:jc w:val="both"/>
         <w:rPr>
@@ -8112,9 +8072,9 @@
         <w:pStyle w:val="ListParagraph"/>
         <w:numPr>
           <w:ilvl w:val="0"/>
-          <w:numId w:val="12"/>
+          <w:numId w:val="23"/>
         </w:numPr>
-        <w:spacing w:after="120" w:line="360" w:lineRule="auto"/>
+        <w:spacing w:after="0" w:line="360" w:lineRule="auto"/>
         <w:ind w:left="709"/>
         <w:jc w:val="both"/>
         <w:rPr>
@@ -8191,9 +8151,9 @@
         <w:pStyle w:val="ListParagraph"/>
         <w:numPr>
           <w:ilvl w:val="0"/>
-          <w:numId w:val="12"/>
+          <w:numId w:val="23"/>
         </w:numPr>
-        <w:spacing w:after="120" w:line="360" w:lineRule="auto"/>
+        <w:spacing w:after="0" w:line="360" w:lineRule="auto"/>
         <w:ind w:left="709"/>
         <w:jc w:val="both"/>
         <w:rPr>
@@ -8342,9 +8302,9 @@
         <w:pStyle w:val="ListParagraph"/>
         <w:numPr>
           <w:ilvl w:val="0"/>
-          <w:numId w:val="12"/>
+          <w:numId w:val="23"/>
         </w:numPr>
-        <w:spacing w:after="120" w:line="360" w:lineRule="auto"/>
+        <w:spacing w:after="0" w:line="360" w:lineRule="auto"/>
         <w:ind w:left="709"/>
         <w:jc w:val="both"/>
         <w:rPr>
@@ -8457,9 +8417,9 @@
         <w:pStyle w:val="ListParagraph"/>
         <w:numPr>
           <w:ilvl w:val="0"/>
-          <w:numId w:val="12"/>
+          <w:numId w:val="23"/>
         </w:numPr>
-        <w:spacing w:after="120" w:line="360" w:lineRule="auto"/>
+        <w:spacing w:after="0" w:line="360" w:lineRule="auto"/>
         <w:ind w:left="709"/>
         <w:jc w:val="both"/>
         <w:rPr>
@@ -8546,9 +8506,9 @@
         <w:pStyle w:val="ListParagraph"/>
         <w:numPr>
           <w:ilvl w:val="0"/>
-          <w:numId w:val="12"/>
+          <w:numId w:val="23"/>
         </w:numPr>
-        <w:spacing w:after="120" w:line="360" w:lineRule="auto"/>
+        <w:spacing w:after="0" w:line="360" w:lineRule="auto"/>
         <w:ind w:left="709"/>
         <w:jc w:val="both"/>
         <w:rPr>
@@ -8635,9 +8595,9 @@
         <w:pStyle w:val="ListParagraph"/>
         <w:numPr>
           <w:ilvl w:val="0"/>
-          <w:numId w:val="12"/>
+          <w:numId w:val="23"/>
         </w:numPr>
-        <w:spacing w:after="120" w:line="360" w:lineRule="auto"/>
+        <w:spacing w:after="0" w:line="360" w:lineRule="auto"/>
         <w:ind w:left="709"/>
         <w:jc w:val="both"/>
         <w:rPr>
@@ -8832,9 +8792,9 @@
         <w:pStyle w:val="ListParagraph"/>
         <w:numPr>
           <w:ilvl w:val="0"/>
-          <w:numId w:val="12"/>
+          <w:numId w:val="23"/>
         </w:numPr>
-        <w:spacing w:after="120" w:line="360" w:lineRule="auto"/>
+        <w:spacing w:after="0" w:line="360" w:lineRule="auto"/>
         <w:ind w:left="709"/>
         <w:jc w:val="both"/>
         <w:rPr>
@@ -8954,12 +8914,13 @@
     </w:p>
     <w:p>
       <w:pPr>
-        <w:spacing w:after="120" w:line="360" w:lineRule="auto"/>
+        <w:spacing w:after="0" w:line="360" w:lineRule="auto"/>
         <w:jc w:val="both"/>
         <w:rPr>
           <w:rFonts w:cs="Times New Roman"/>
           <w:sz w:val="26"/>
           <w:szCs w:val="26"/>
+          <w:lang w:val="vi-VN"/>
         </w:rPr>
       </w:pPr>
       <w:proofErr w:type="spellStart"/>
@@ -8990,6 +8951,15 @@
         <w:t>hạn</w:t>
       </w:r>
       <w:proofErr w:type="spellEnd"/>
+      <w:r>
+        <w:rPr>
+          <w:rFonts w:cs="Times New Roman"/>
+          <w:sz w:val="26"/>
+          <w:szCs w:val="26"/>
+          <w:lang w:val="vi-VN"/>
+        </w:rPr>
+        <w:t>:</w:t>
+      </w:r>
     </w:p>
     <w:p>
       <w:pPr>
@@ -8998,7 +8968,7 @@
           <w:ilvl w:val="0"/>
           <w:numId w:val="13"/>
         </w:numPr>
-        <w:spacing w:after="120" w:line="360" w:lineRule="auto"/>
+        <w:spacing w:after="0" w:line="360" w:lineRule="auto"/>
         <w:ind w:left="709"/>
         <w:jc w:val="both"/>
         <w:rPr>
@@ -9141,7 +9111,7 @@
           <w:ilvl w:val="0"/>
           <w:numId w:val="13"/>
         </w:numPr>
-        <w:spacing w:after="120" w:line="360" w:lineRule="auto"/>
+        <w:spacing w:after="0" w:line="360" w:lineRule="auto"/>
         <w:ind w:left="709"/>
         <w:jc w:val="both"/>
         <w:rPr>
@@ -9302,7 +9272,7 @@
           <w:ilvl w:val="0"/>
           <w:numId w:val="13"/>
         </w:numPr>
-        <w:spacing w:after="120" w:line="360" w:lineRule="auto"/>
+        <w:spacing w:after="0" w:line="360" w:lineRule="auto"/>
         <w:ind w:left="709"/>
         <w:jc w:val="both"/>
         <w:rPr>
@@ -9427,7 +9397,7 @@
           <w:ilvl w:val="0"/>
           <w:numId w:val="13"/>
         </w:numPr>
-        <w:spacing w:after="120" w:line="360" w:lineRule="auto"/>
+        <w:spacing w:after="0" w:line="360" w:lineRule="auto"/>
         <w:ind w:left="709"/>
         <w:jc w:val="both"/>
         <w:rPr>
@@ -9637,9 +9607,8 @@
     </w:p>
     <w:p>
       <w:pPr>
-        <w:pStyle w:val="Heading2"/>
-        <w:spacing w:after="120" w:line="360" w:lineRule="auto"/>
-        <w:jc w:val="both"/>
+        <w:pStyle w:val="Heading3"/>
+        <w:spacing w:before="0" w:after="0" w:line="360" w:lineRule="auto"/>
       </w:pPr>
       <w:r>
         <w:t>2</w:t>
@@ -9677,7 +9646,7 @@
     </w:p>
     <w:p>
       <w:pPr>
-        <w:spacing w:after="120" w:line="360" w:lineRule="auto"/>
+        <w:spacing w:after="0" w:line="360" w:lineRule="auto"/>
         <w:jc w:val="both"/>
         <w:rPr>
           <w:rFonts w:cs="Times New Roman"/>
@@ -9713,324 +9682,322 @@
         <w:t>tiêu</w:t>
       </w:r>
       <w:proofErr w:type="spellEnd"/>
+      <w:r>
+        <w:rPr>
+          <w:rFonts w:cs="Times New Roman"/>
+          <w:sz w:val="26"/>
+          <w:szCs w:val="26"/>
+          <w:lang w:val="vi-VN"/>
+        </w:rPr>
+        <w:t xml:space="preserve">: </w:t>
+      </w:r>
+      <w:proofErr w:type="spellStart"/>
+      <w:r>
+        <w:rPr>
+          <w:rFonts w:cs="Times New Roman"/>
+          <w:sz w:val="26"/>
+          <w:szCs w:val="26"/>
+        </w:rPr>
+        <w:t>Tiếp</w:t>
+      </w:r>
+      <w:proofErr w:type="spellEnd"/>
+      <w:r>
+        <w:rPr>
+          <w:rFonts w:cs="Times New Roman"/>
+          <w:sz w:val="26"/>
+          <w:szCs w:val="26"/>
+        </w:rPr>
+        <w:t xml:space="preserve"> </w:t>
+      </w:r>
+      <w:proofErr w:type="spellStart"/>
+      <w:r>
+        <w:rPr>
+          <w:rFonts w:cs="Times New Roman"/>
+          <w:sz w:val="26"/>
+          <w:szCs w:val="26"/>
+        </w:rPr>
+        <w:t>nhận</w:t>
+      </w:r>
+      <w:proofErr w:type="spellEnd"/>
+      <w:r>
+        <w:rPr>
+          <w:rFonts w:cs="Times New Roman"/>
+          <w:sz w:val="26"/>
+          <w:szCs w:val="26"/>
+        </w:rPr>
+        <w:t xml:space="preserve"> </w:t>
+      </w:r>
+      <w:proofErr w:type="spellStart"/>
+      <w:r>
+        <w:rPr>
+          <w:rFonts w:cs="Times New Roman"/>
+          <w:sz w:val="26"/>
+          <w:szCs w:val="26"/>
+        </w:rPr>
+        <w:t>và</w:t>
+      </w:r>
+      <w:proofErr w:type="spellEnd"/>
+      <w:r>
+        <w:rPr>
+          <w:rFonts w:cs="Times New Roman"/>
+          <w:sz w:val="26"/>
+          <w:szCs w:val="26"/>
+        </w:rPr>
+        <w:t xml:space="preserve"> </w:t>
+      </w:r>
+      <w:proofErr w:type="spellStart"/>
+      <w:r>
+        <w:rPr>
+          <w:rFonts w:cs="Times New Roman"/>
+          <w:sz w:val="26"/>
+          <w:szCs w:val="26"/>
+        </w:rPr>
+        <w:t>xử</w:t>
+      </w:r>
+      <w:proofErr w:type="spellEnd"/>
+      <w:r>
+        <w:rPr>
+          <w:rFonts w:cs="Times New Roman"/>
+          <w:sz w:val="26"/>
+          <w:szCs w:val="26"/>
+        </w:rPr>
+        <w:t xml:space="preserve"> </w:t>
+      </w:r>
+      <w:proofErr w:type="spellStart"/>
+      <w:r>
+        <w:rPr>
+          <w:rFonts w:cs="Times New Roman"/>
+          <w:sz w:val="26"/>
+          <w:szCs w:val="26"/>
+        </w:rPr>
+        <w:t>lý</w:t>
+      </w:r>
+      <w:proofErr w:type="spellEnd"/>
+      <w:r>
+        <w:rPr>
+          <w:rFonts w:cs="Times New Roman"/>
+          <w:sz w:val="26"/>
+          <w:szCs w:val="26"/>
+        </w:rPr>
+        <w:t xml:space="preserve"> </w:t>
+      </w:r>
+      <w:proofErr w:type="spellStart"/>
+      <w:r>
+        <w:rPr>
+          <w:rFonts w:cs="Times New Roman"/>
+          <w:sz w:val="26"/>
+          <w:szCs w:val="26"/>
+        </w:rPr>
+        <w:t>các</w:t>
+      </w:r>
+      <w:proofErr w:type="spellEnd"/>
+      <w:r>
+        <w:rPr>
+          <w:rFonts w:cs="Times New Roman"/>
+          <w:sz w:val="26"/>
+          <w:szCs w:val="26"/>
+        </w:rPr>
+        <w:t xml:space="preserve"> ticket </w:t>
+      </w:r>
+      <w:proofErr w:type="spellStart"/>
+      <w:r>
+        <w:rPr>
+          <w:rFonts w:cs="Times New Roman"/>
+          <w:sz w:val="26"/>
+          <w:szCs w:val="26"/>
+        </w:rPr>
+        <w:t>được</w:t>
+      </w:r>
+      <w:proofErr w:type="spellEnd"/>
+      <w:r>
+        <w:rPr>
+          <w:rFonts w:cs="Times New Roman"/>
+          <w:sz w:val="26"/>
+          <w:szCs w:val="26"/>
+        </w:rPr>
+        <w:t xml:space="preserve"> </w:t>
+      </w:r>
+      <w:proofErr w:type="spellStart"/>
+      <w:r>
+        <w:rPr>
+          <w:rFonts w:cs="Times New Roman"/>
+          <w:sz w:val="26"/>
+          <w:szCs w:val="26"/>
+        </w:rPr>
+        <w:t>phân</w:t>
+      </w:r>
+      <w:proofErr w:type="spellEnd"/>
+      <w:r>
+        <w:rPr>
+          <w:rFonts w:cs="Times New Roman"/>
+          <w:sz w:val="26"/>
+          <w:szCs w:val="26"/>
+        </w:rPr>
+        <w:t xml:space="preserve"> </w:t>
+      </w:r>
+      <w:proofErr w:type="spellStart"/>
+      <w:r>
+        <w:rPr>
+          <w:rFonts w:cs="Times New Roman"/>
+          <w:sz w:val="26"/>
+          <w:szCs w:val="26"/>
+        </w:rPr>
+        <w:t>công</w:t>
+      </w:r>
+      <w:proofErr w:type="spellEnd"/>
+      <w:r>
+        <w:rPr>
+          <w:rFonts w:cs="Times New Roman"/>
+          <w:sz w:val="26"/>
+          <w:szCs w:val="26"/>
+        </w:rPr>
+        <w:t xml:space="preserve"> </w:t>
+      </w:r>
+      <w:proofErr w:type="spellStart"/>
+      <w:r>
+        <w:rPr>
+          <w:rFonts w:cs="Times New Roman"/>
+          <w:sz w:val="26"/>
+          <w:szCs w:val="26"/>
+        </w:rPr>
+        <w:t>đúng</w:t>
+      </w:r>
+      <w:proofErr w:type="spellEnd"/>
+      <w:r>
+        <w:rPr>
+          <w:rFonts w:cs="Times New Roman"/>
+          <w:sz w:val="26"/>
+          <w:szCs w:val="26"/>
+        </w:rPr>
+        <w:t xml:space="preserve"> </w:t>
+      </w:r>
+      <w:proofErr w:type="spellStart"/>
+      <w:r>
+        <w:rPr>
+          <w:rFonts w:cs="Times New Roman"/>
+          <w:sz w:val="26"/>
+          <w:szCs w:val="26"/>
+        </w:rPr>
+        <w:t>quy</w:t>
+      </w:r>
+      <w:proofErr w:type="spellEnd"/>
+      <w:r>
+        <w:rPr>
+          <w:rFonts w:cs="Times New Roman"/>
+          <w:sz w:val="26"/>
+          <w:szCs w:val="26"/>
+        </w:rPr>
+        <w:t xml:space="preserve"> </w:t>
+      </w:r>
+      <w:proofErr w:type="spellStart"/>
+      <w:r>
+        <w:rPr>
+          <w:rFonts w:cs="Times New Roman"/>
+          <w:sz w:val="26"/>
+          <w:szCs w:val="26"/>
+        </w:rPr>
+        <w:t>trình</w:t>
+      </w:r>
+      <w:proofErr w:type="spellEnd"/>
+      <w:r>
+        <w:rPr>
+          <w:rFonts w:cs="Times New Roman"/>
+          <w:sz w:val="26"/>
+          <w:szCs w:val="26"/>
+        </w:rPr>
+        <w:t xml:space="preserve"> </w:t>
+      </w:r>
+      <w:proofErr w:type="spellStart"/>
+      <w:r>
+        <w:rPr>
+          <w:rFonts w:cs="Times New Roman"/>
+          <w:sz w:val="26"/>
+          <w:szCs w:val="26"/>
+        </w:rPr>
+        <w:t>và</w:t>
+      </w:r>
+      <w:proofErr w:type="spellEnd"/>
+      <w:r>
+        <w:rPr>
+          <w:rFonts w:cs="Times New Roman"/>
+          <w:sz w:val="26"/>
+          <w:szCs w:val="26"/>
+        </w:rPr>
+        <w:t xml:space="preserve"> </w:t>
+      </w:r>
+      <w:proofErr w:type="spellStart"/>
+      <w:r>
+        <w:rPr>
+          <w:rFonts w:cs="Times New Roman"/>
+          <w:sz w:val="26"/>
+          <w:szCs w:val="26"/>
+        </w:rPr>
+        <w:t>trong</w:t>
+      </w:r>
+      <w:proofErr w:type="spellEnd"/>
+      <w:r>
+        <w:rPr>
+          <w:rFonts w:cs="Times New Roman"/>
+          <w:sz w:val="26"/>
+          <w:szCs w:val="26"/>
+        </w:rPr>
+        <w:t xml:space="preserve"> </w:t>
+      </w:r>
+      <w:proofErr w:type="spellStart"/>
+      <w:r>
+        <w:rPr>
+          <w:rFonts w:cs="Times New Roman"/>
+          <w:sz w:val="26"/>
+          <w:szCs w:val="26"/>
+        </w:rPr>
+        <w:t>thời</w:t>
+      </w:r>
+      <w:proofErr w:type="spellEnd"/>
+      <w:r>
+        <w:rPr>
+          <w:rFonts w:cs="Times New Roman"/>
+          <w:sz w:val="26"/>
+          <w:szCs w:val="26"/>
+        </w:rPr>
+        <w:t xml:space="preserve"> </w:t>
+      </w:r>
+      <w:proofErr w:type="spellStart"/>
+      <w:r>
+        <w:rPr>
+          <w:rFonts w:cs="Times New Roman"/>
+          <w:sz w:val="26"/>
+          <w:szCs w:val="26"/>
+        </w:rPr>
+        <w:t>hạn</w:t>
+      </w:r>
+      <w:proofErr w:type="spellEnd"/>
+      <w:r>
+        <w:rPr>
+          <w:rFonts w:cs="Times New Roman"/>
+          <w:sz w:val="26"/>
+          <w:szCs w:val="26"/>
+        </w:rPr>
+        <w:t xml:space="preserve"> SLA.</w:t>
+      </w:r>
     </w:p>
     <w:p>
       <w:pPr>
-        <w:spacing w:after="120" w:line="360" w:lineRule="auto"/>
+        <w:spacing w:after="0" w:line="360" w:lineRule="auto"/>
         <w:jc w:val="both"/>
         <w:rPr>
           <w:rFonts w:cs="Times New Roman"/>
           <w:sz w:val="26"/>
           <w:szCs w:val="26"/>
-        </w:rPr>
-      </w:pPr>
-      <w:proofErr w:type="spellStart"/>
-      <w:r>
-        <w:rPr>
-          <w:rFonts w:cs="Times New Roman"/>
-          <w:sz w:val="26"/>
-          <w:szCs w:val="26"/>
-        </w:rPr>
-        <w:t>Tiếp</w:t>
-      </w:r>
-      <w:proofErr w:type="spellEnd"/>
-      <w:r>
-        <w:rPr>
-          <w:rFonts w:cs="Times New Roman"/>
-          <w:sz w:val="26"/>
-          <w:szCs w:val="26"/>
-        </w:rPr>
-        <w:t xml:space="preserve"> </w:t>
-      </w:r>
-      <w:proofErr w:type="spellStart"/>
-      <w:r>
-        <w:rPr>
-          <w:rFonts w:cs="Times New Roman"/>
-          <w:sz w:val="26"/>
-          <w:szCs w:val="26"/>
-        </w:rPr>
-        <w:t>nhận</w:t>
-      </w:r>
-      <w:proofErr w:type="spellEnd"/>
-      <w:r>
-        <w:rPr>
-          <w:rFonts w:cs="Times New Roman"/>
-          <w:sz w:val="26"/>
-          <w:szCs w:val="26"/>
-        </w:rPr>
-        <w:t xml:space="preserve"> </w:t>
-      </w:r>
-      <w:proofErr w:type="spellStart"/>
-      <w:r>
-        <w:rPr>
-          <w:rFonts w:cs="Times New Roman"/>
-          <w:sz w:val="26"/>
-          <w:szCs w:val="26"/>
-        </w:rPr>
-        <w:t>và</w:t>
-      </w:r>
-      <w:proofErr w:type="spellEnd"/>
-      <w:r>
-        <w:rPr>
-          <w:rFonts w:cs="Times New Roman"/>
-          <w:sz w:val="26"/>
-          <w:szCs w:val="26"/>
-        </w:rPr>
-        <w:t xml:space="preserve"> </w:t>
-      </w:r>
-      <w:proofErr w:type="spellStart"/>
-      <w:r>
-        <w:rPr>
-          <w:rFonts w:cs="Times New Roman"/>
-          <w:sz w:val="26"/>
-          <w:szCs w:val="26"/>
-        </w:rPr>
-        <w:t>xử</w:t>
-      </w:r>
-      <w:proofErr w:type="spellEnd"/>
-      <w:r>
-        <w:rPr>
-          <w:rFonts w:cs="Times New Roman"/>
-          <w:sz w:val="26"/>
-          <w:szCs w:val="26"/>
-        </w:rPr>
-        <w:t xml:space="preserve"> </w:t>
-      </w:r>
-      <w:proofErr w:type="spellStart"/>
-      <w:r>
-        <w:rPr>
-          <w:rFonts w:cs="Times New Roman"/>
-          <w:sz w:val="26"/>
-          <w:szCs w:val="26"/>
-        </w:rPr>
-        <w:t>lý</w:t>
-      </w:r>
-      <w:proofErr w:type="spellEnd"/>
-      <w:r>
-        <w:rPr>
-          <w:rFonts w:cs="Times New Roman"/>
-          <w:sz w:val="26"/>
-          <w:szCs w:val="26"/>
-        </w:rPr>
-        <w:t xml:space="preserve"> </w:t>
-      </w:r>
-      <w:proofErr w:type="spellStart"/>
-      <w:r>
-        <w:rPr>
-          <w:rFonts w:cs="Times New Roman"/>
-          <w:sz w:val="26"/>
-          <w:szCs w:val="26"/>
-        </w:rPr>
-        <w:t>các</w:t>
-      </w:r>
-      <w:proofErr w:type="spellEnd"/>
-      <w:r>
-        <w:rPr>
-          <w:rFonts w:cs="Times New Roman"/>
-          <w:sz w:val="26"/>
-          <w:szCs w:val="26"/>
-        </w:rPr>
-        <w:t xml:space="preserve"> ticket </w:t>
-      </w:r>
-      <w:proofErr w:type="spellStart"/>
-      <w:r>
-        <w:rPr>
-          <w:rFonts w:cs="Times New Roman"/>
-          <w:sz w:val="26"/>
-          <w:szCs w:val="26"/>
-        </w:rPr>
-        <w:t>được</w:t>
-      </w:r>
-      <w:proofErr w:type="spellEnd"/>
-      <w:r>
-        <w:rPr>
-          <w:rFonts w:cs="Times New Roman"/>
-          <w:sz w:val="26"/>
-          <w:szCs w:val="26"/>
-        </w:rPr>
-        <w:t xml:space="preserve"> </w:t>
-      </w:r>
-      <w:proofErr w:type="spellStart"/>
-      <w:r>
-        <w:rPr>
-          <w:rFonts w:cs="Times New Roman"/>
-          <w:sz w:val="26"/>
-          <w:szCs w:val="26"/>
-        </w:rPr>
-        <w:t>phân</w:t>
-      </w:r>
-      <w:proofErr w:type="spellEnd"/>
-      <w:r>
-        <w:rPr>
-          <w:rFonts w:cs="Times New Roman"/>
-          <w:sz w:val="26"/>
-          <w:szCs w:val="26"/>
-        </w:rPr>
-        <w:t xml:space="preserve"> </w:t>
-      </w:r>
-      <w:proofErr w:type="spellStart"/>
-      <w:r>
-        <w:rPr>
-          <w:rFonts w:cs="Times New Roman"/>
-          <w:sz w:val="26"/>
-          <w:szCs w:val="26"/>
-        </w:rPr>
-        <w:t>công</w:t>
-      </w:r>
-      <w:proofErr w:type="spellEnd"/>
-      <w:r>
-        <w:rPr>
-          <w:rFonts w:cs="Times New Roman"/>
-          <w:sz w:val="26"/>
-          <w:szCs w:val="26"/>
-        </w:rPr>
-        <w:t xml:space="preserve"> </w:t>
-      </w:r>
-      <w:proofErr w:type="spellStart"/>
-      <w:r>
-        <w:rPr>
-          <w:rFonts w:cs="Times New Roman"/>
-          <w:sz w:val="26"/>
-          <w:szCs w:val="26"/>
-        </w:rPr>
-        <w:t>đúng</w:t>
-      </w:r>
-      <w:proofErr w:type="spellEnd"/>
-      <w:r>
-        <w:rPr>
-          <w:rFonts w:cs="Times New Roman"/>
-          <w:sz w:val="26"/>
-          <w:szCs w:val="26"/>
-        </w:rPr>
-        <w:t xml:space="preserve"> </w:t>
-      </w:r>
-      <w:proofErr w:type="spellStart"/>
-      <w:r>
-        <w:rPr>
-          <w:rFonts w:cs="Times New Roman"/>
-          <w:sz w:val="26"/>
-          <w:szCs w:val="26"/>
-        </w:rPr>
-        <w:t>quy</w:t>
-      </w:r>
-      <w:proofErr w:type="spellEnd"/>
-      <w:r>
-        <w:rPr>
-          <w:rFonts w:cs="Times New Roman"/>
-          <w:sz w:val="26"/>
-          <w:szCs w:val="26"/>
-        </w:rPr>
-        <w:t xml:space="preserve"> </w:t>
-      </w:r>
-      <w:proofErr w:type="spellStart"/>
-      <w:r>
-        <w:rPr>
-          <w:rFonts w:cs="Times New Roman"/>
-          <w:sz w:val="26"/>
-          <w:szCs w:val="26"/>
-        </w:rPr>
-        <w:t>trình</w:t>
-      </w:r>
-      <w:proofErr w:type="spellEnd"/>
-      <w:r>
-        <w:rPr>
-          <w:rFonts w:cs="Times New Roman"/>
-          <w:sz w:val="26"/>
-          <w:szCs w:val="26"/>
-        </w:rPr>
-        <w:t xml:space="preserve"> </w:t>
-      </w:r>
-      <w:proofErr w:type="spellStart"/>
-      <w:r>
-        <w:rPr>
-          <w:rFonts w:cs="Times New Roman"/>
-          <w:sz w:val="26"/>
-          <w:szCs w:val="26"/>
-        </w:rPr>
-        <w:t>và</w:t>
-      </w:r>
-      <w:proofErr w:type="spellEnd"/>
-      <w:r>
-        <w:rPr>
-          <w:rFonts w:cs="Times New Roman"/>
-          <w:sz w:val="26"/>
-          <w:szCs w:val="26"/>
-        </w:rPr>
-        <w:t xml:space="preserve"> </w:t>
-      </w:r>
-      <w:proofErr w:type="spellStart"/>
-      <w:r>
-        <w:rPr>
-          <w:rFonts w:cs="Times New Roman"/>
-          <w:sz w:val="26"/>
-          <w:szCs w:val="26"/>
-        </w:rPr>
-        <w:t>trong</w:t>
-      </w:r>
-      <w:proofErr w:type="spellEnd"/>
-      <w:r>
-        <w:rPr>
-          <w:rFonts w:cs="Times New Roman"/>
-          <w:sz w:val="26"/>
-          <w:szCs w:val="26"/>
-        </w:rPr>
-        <w:t xml:space="preserve"> </w:t>
-      </w:r>
-      <w:proofErr w:type="spellStart"/>
-      <w:r>
-        <w:rPr>
-          <w:rFonts w:cs="Times New Roman"/>
-          <w:sz w:val="26"/>
-          <w:szCs w:val="26"/>
-        </w:rPr>
-        <w:t>thời</w:t>
-      </w:r>
-      <w:proofErr w:type="spellEnd"/>
-      <w:r>
-        <w:rPr>
-          <w:rFonts w:cs="Times New Roman"/>
-          <w:sz w:val="26"/>
-          <w:szCs w:val="26"/>
-        </w:rPr>
-        <w:t xml:space="preserve"> </w:t>
-      </w:r>
-      <w:proofErr w:type="spellStart"/>
-      <w:r>
-        <w:rPr>
-          <w:rFonts w:cs="Times New Roman"/>
-          <w:sz w:val="26"/>
-          <w:szCs w:val="26"/>
-        </w:rPr>
-        <w:t>hạn</w:t>
-      </w:r>
-      <w:proofErr w:type="spellEnd"/>
-      <w:r>
-        <w:rPr>
-          <w:rFonts w:cs="Times New Roman"/>
-          <w:sz w:val="26"/>
-          <w:szCs w:val="26"/>
-        </w:rPr>
-        <w:t xml:space="preserve"> SLA.</w:t>
-      </w:r>
-    </w:p>
-    <w:p>
-      <w:pPr>
-        <w:spacing w:after="120" w:line="360" w:lineRule="auto"/>
-        <w:jc w:val="both"/>
-        <w:rPr>
-          <w:rFonts w:cs="Times New Roman"/>
-          <w:sz w:val="26"/>
-          <w:szCs w:val="26"/>
-        </w:rPr>
-      </w:pPr>
-      <w:proofErr w:type="spellStart"/>
-      <w:r>
-        <w:rPr>
-          <w:rFonts w:cs="Times New Roman"/>
-          <w:sz w:val="26"/>
-          <w:szCs w:val="26"/>
-        </w:rPr>
-        <w:lastRenderedPageBreak/>
+          <w:lang w:val="vi-VN"/>
+        </w:rPr>
+      </w:pPr>
+      <w:proofErr w:type="spellStart"/>
+      <w:r>
+        <w:rPr>
+          <w:rFonts w:cs="Times New Roman"/>
+          <w:sz w:val="26"/>
+          <w:szCs w:val="26"/>
+        </w:rPr>
         <w:t>Trách</w:t>
       </w:r>
       <w:proofErr w:type="spellEnd"/>
@@ -10052,6 +10019,15 @@
         <w:t>nhiệm</w:t>
       </w:r>
       <w:proofErr w:type="spellEnd"/>
+      <w:r>
+        <w:rPr>
+          <w:rFonts w:cs="Times New Roman"/>
+          <w:sz w:val="26"/>
+          <w:szCs w:val="26"/>
+          <w:lang w:val="vi-VN"/>
+        </w:rPr>
+        <w:t>:</w:t>
+      </w:r>
     </w:p>
     <w:p>
       <w:pPr>
@@ -10060,7 +10036,7 @@
           <w:ilvl w:val="0"/>
           <w:numId w:val="14"/>
         </w:numPr>
-        <w:spacing w:after="120" w:line="360" w:lineRule="auto"/>
+        <w:spacing w:after="0" w:line="360" w:lineRule="auto"/>
         <w:ind w:left="709"/>
         <w:jc w:val="both"/>
         <w:rPr>
@@ -10167,7 +10143,7 @@
           <w:ilvl w:val="0"/>
           <w:numId w:val="14"/>
         </w:numPr>
-        <w:spacing w:after="120" w:line="360" w:lineRule="auto"/>
+        <w:spacing w:after="0" w:line="360" w:lineRule="auto"/>
         <w:ind w:left="709"/>
         <w:jc w:val="both"/>
         <w:rPr>
@@ -10292,7 +10268,7 @@
           <w:ilvl w:val="0"/>
           <w:numId w:val="14"/>
         </w:numPr>
-        <w:spacing w:after="120" w:line="360" w:lineRule="auto"/>
+        <w:spacing w:after="0" w:line="360" w:lineRule="auto"/>
         <w:ind w:left="709"/>
         <w:jc w:val="both"/>
         <w:rPr>
@@ -10453,7 +10429,7 @@
           <w:ilvl w:val="0"/>
           <w:numId w:val="14"/>
         </w:numPr>
-        <w:spacing w:after="120" w:line="360" w:lineRule="auto"/>
+        <w:spacing w:after="0" w:line="360" w:lineRule="auto"/>
         <w:ind w:left="709"/>
         <w:jc w:val="both"/>
         <w:rPr>
@@ -10578,7 +10554,7 @@
           <w:ilvl w:val="0"/>
           <w:numId w:val="14"/>
         </w:numPr>
-        <w:spacing w:after="120" w:line="360" w:lineRule="auto"/>
+        <w:spacing w:after="0" w:line="360" w:lineRule="auto"/>
         <w:ind w:left="709"/>
         <w:jc w:val="both"/>
         <w:rPr>
@@ -10739,7 +10715,7 @@
           <w:ilvl w:val="0"/>
           <w:numId w:val="14"/>
         </w:numPr>
-        <w:spacing w:after="120" w:line="360" w:lineRule="auto"/>
+        <w:spacing w:after="0" w:line="360" w:lineRule="auto"/>
         <w:ind w:left="709"/>
         <w:jc w:val="both"/>
         <w:rPr>
@@ -10890,7 +10866,7 @@
           <w:ilvl w:val="0"/>
           <w:numId w:val="14"/>
         </w:numPr>
-        <w:spacing w:after="120" w:line="360" w:lineRule="auto"/>
+        <w:spacing w:after="0" w:line="360" w:lineRule="auto"/>
         <w:ind w:left="709"/>
         <w:jc w:val="both"/>
         <w:rPr>
@@ -11064,12 +11040,13 @@
     </w:p>
     <w:p>
       <w:pPr>
-        <w:spacing w:after="120" w:line="360" w:lineRule="auto"/>
+        <w:spacing w:after="0" w:line="360" w:lineRule="auto"/>
         <w:jc w:val="both"/>
         <w:rPr>
           <w:rFonts w:cs="Times New Roman"/>
           <w:sz w:val="26"/>
           <w:szCs w:val="26"/>
+          <w:lang w:val="vi-VN"/>
         </w:rPr>
       </w:pPr>
       <w:r>
@@ -11090,6 +11067,15 @@
         <w:t>hạn</w:t>
       </w:r>
       <w:proofErr w:type="spellEnd"/>
+      <w:r>
+        <w:rPr>
+          <w:rFonts w:cs="Times New Roman"/>
+          <w:sz w:val="26"/>
+          <w:szCs w:val="26"/>
+          <w:lang w:val="vi-VN"/>
+        </w:rPr>
+        <w:t>:</w:t>
+      </w:r>
     </w:p>
     <w:p>
       <w:pPr>
@@ -11098,7 +11084,7 @@
           <w:ilvl w:val="0"/>
           <w:numId w:val="15"/>
         </w:numPr>
-        <w:spacing w:after="120" w:line="360" w:lineRule="auto"/>
+        <w:spacing w:after="0" w:line="360" w:lineRule="auto"/>
         <w:ind w:left="709"/>
         <w:jc w:val="both"/>
         <w:rPr>
@@ -11195,7 +11181,7 @@
           <w:ilvl w:val="0"/>
           <w:numId w:val="15"/>
         </w:numPr>
-        <w:spacing w:after="120" w:line="360" w:lineRule="auto"/>
+        <w:spacing w:after="0" w:line="360" w:lineRule="auto"/>
         <w:ind w:left="709"/>
         <w:jc w:val="both"/>
         <w:rPr>
@@ -11328,7 +11314,7 @@
           <w:ilvl w:val="0"/>
           <w:numId w:val="15"/>
         </w:numPr>
-        <w:spacing w:after="120" w:line="360" w:lineRule="auto"/>
+        <w:spacing w:after="0" w:line="360" w:lineRule="auto"/>
         <w:ind w:left="709"/>
         <w:jc w:val="both"/>
         <w:rPr>
@@ -11381,7 +11367,7 @@
           <w:ilvl w:val="0"/>
           <w:numId w:val="15"/>
         </w:numPr>
-        <w:spacing w:after="120" w:line="360" w:lineRule="auto"/>
+        <w:spacing w:after="0" w:line="360" w:lineRule="auto"/>
         <w:ind w:left="709"/>
         <w:jc w:val="both"/>
         <w:rPr>
@@ -11396,6 +11382,7 @@
           <w:sz w:val="26"/>
           <w:szCs w:val="26"/>
         </w:rPr>
+        <w:lastRenderedPageBreak/>
         <w:t xml:space="preserve">Trao </w:t>
       </w:r>
       <w:proofErr w:type="spellStart"/>
@@ -11478,7 +11465,7 @@
           <w:ilvl w:val="0"/>
           <w:numId w:val="15"/>
         </w:numPr>
-        <w:spacing w:after="120" w:line="360" w:lineRule="auto"/>
+        <w:spacing w:after="0" w:line="360" w:lineRule="auto"/>
         <w:ind w:left="709"/>
         <w:jc w:val="both"/>
         <w:rPr>
@@ -11657,7 +11644,7 @@
           <w:ilvl w:val="0"/>
           <w:numId w:val="15"/>
         </w:numPr>
-        <w:spacing w:after="120" w:line="360" w:lineRule="auto"/>
+        <w:spacing w:after="0" w:line="360" w:lineRule="auto"/>
         <w:ind w:left="709"/>
         <w:jc w:val="both"/>
         <w:rPr>
@@ -11782,7 +11769,7 @@
           <w:ilvl w:val="0"/>
           <w:numId w:val="15"/>
         </w:numPr>
-        <w:spacing w:after="120" w:line="360" w:lineRule="auto"/>
+        <w:spacing w:after="0" w:line="360" w:lineRule="auto"/>
         <w:ind w:left="709"/>
         <w:jc w:val="both"/>
         <w:rPr>
@@ -11925,7 +11912,7 @@
           <w:ilvl w:val="0"/>
           <w:numId w:val="15"/>
         </w:numPr>
-        <w:spacing w:after="120" w:line="360" w:lineRule="auto"/>
+        <w:spacing w:after="0" w:line="360" w:lineRule="auto"/>
         <w:ind w:left="709"/>
         <w:jc w:val="both"/>
         <w:rPr>
@@ -12122,7 +12109,7 @@
           <w:ilvl w:val="0"/>
           <w:numId w:val="15"/>
         </w:numPr>
-        <w:spacing w:after="120" w:line="360" w:lineRule="auto"/>
+        <w:spacing w:after="0" w:line="360" w:lineRule="auto"/>
         <w:ind w:left="709"/>
         <w:jc w:val="both"/>
         <w:rPr>
@@ -12232,12 +12219,13 @@
     </w:p>
     <w:p>
       <w:pPr>
-        <w:spacing w:after="120" w:line="360" w:lineRule="auto"/>
+        <w:spacing w:after="0" w:line="360" w:lineRule="auto"/>
         <w:jc w:val="both"/>
         <w:rPr>
           <w:rFonts w:cs="Times New Roman"/>
           <w:sz w:val="26"/>
           <w:szCs w:val="26"/>
+          <w:lang w:val="vi-VN"/>
         </w:rPr>
       </w:pPr>
       <w:proofErr w:type="spellStart"/>
@@ -12268,6 +12256,15 @@
         <w:t>hạn</w:t>
       </w:r>
       <w:proofErr w:type="spellEnd"/>
+      <w:r>
+        <w:rPr>
+          <w:rFonts w:cs="Times New Roman"/>
+          <w:sz w:val="26"/>
+          <w:szCs w:val="26"/>
+          <w:lang w:val="vi-VN"/>
+        </w:rPr>
+        <w:t>:</w:t>
+      </w:r>
     </w:p>
     <w:p>
       <w:pPr>
@@ -12276,7 +12273,7 @@
           <w:ilvl w:val="0"/>
           <w:numId w:val="16"/>
         </w:numPr>
-        <w:spacing w:after="120" w:line="360" w:lineRule="auto"/>
+        <w:spacing w:after="0" w:line="360" w:lineRule="auto"/>
         <w:ind w:left="709"/>
         <w:jc w:val="both"/>
         <w:rPr>
@@ -12437,7 +12434,7 @@
           <w:ilvl w:val="0"/>
           <w:numId w:val="16"/>
         </w:numPr>
-        <w:spacing w:after="120" w:line="360" w:lineRule="auto"/>
+        <w:spacing w:after="0" w:line="360" w:lineRule="auto"/>
         <w:ind w:left="709"/>
         <w:jc w:val="both"/>
         <w:rPr>
@@ -12580,7 +12577,7 @@
           <w:ilvl w:val="0"/>
           <w:numId w:val="16"/>
         </w:numPr>
-        <w:spacing w:after="120" w:line="360" w:lineRule="auto"/>
+        <w:spacing w:after="0" w:line="360" w:lineRule="auto"/>
         <w:ind w:left="709"/>
         <w:jc w:val="both"/>
         <w:rPr>
@@ -12705,7 +12702,7 @@
           <w:ilvl w:val="0"/>
           <w:numId w:val="16"/>
         </w:numPr>
-        <w:spacing w:after="120" w:line="360" w:lineRule="auto"/>
+        <w:spacing w:after="0" w:line="360" w:lineRule="auto"/>
         <w:ind w:left="709"/>
         <w:jc w:val="both"/>
         <w:rPr>
@@ -12848,7 +12845,7 @@
           <w:ilvl w:val="0"/>
           <w:numId w:val="16"/>
         </w:numPr>
-        <w:spacing w:after="120" w:line="360" w:lineRule="auto"/>
+        <w:spacing w:after="0" w:line="360" w:lineRule="auto"/>
         <w:ind w:left="709"/>
         <w:jc w:val="both"/>
         <w:rPr>
@@ -13004,9 +13001,8 @@
     </w:p>
     <w:p>
       <w:pPr>
-        <w:pStyle w:val="Heading2"/>
-        <w:spacing w:after="120" w:line="360" w:lineRule="auto"/>
-        <w:jc w:val="both"/>
+        <w:pStyle w:val="Heading3"/>
+        <w:spacing w:before="0" w:after="0" w:line="360" w:lineRule="auto"/>
       </w:pPr>
       <w:r>
         <w:t>2</w:t>
@@ -13036,7 +13032,7 @@
     </w:p>
     <w:p>
       <w:pPr>
-        <w:spacing w:after="120" w:line="360" w:lineRule="auto"/>
+        <w:spacing w:after="0" w:line="360" w:lineRule="auto"/>
         <w:jc w:val="both"/>
         <w:rPr>
           <w:rFonts w:cs="Times New Roman"/>
@@ -13072,386 +13068,384 @@
         <w:t>tiêu</w:t>
       </w:r>
       <w:proofErr w:type="spellEnd"/>
+      <w:r>
+        <w:rPr>
+          <w:rFonts w:cs="Times New Roman"/>
+          <w:sz w:val="26"/>
+          <w:szCs w:val="26"/>
+          <w:lang w:val="vi-VN"/>
+        </w:rPr>
+        <w:t xml:space="preserve">: </w:t>
+      </w:r>
+      <w:r>
+        <w:rPr>
+          <w:rFonts w:cs="Times New Roman"/>
+          <w:sz w:val="26"/>
+          <w:szCs w:val="26"/>
+        </w:rPr>
+        <w:t xml:space="preserve">Quản </w:t>
+      </w:r>
+      <w:proofErr w:type="spellStart"/>
+      <w:r>
+        <w:rPr>
+          <w:rFonts w:cs="Times New Roman"/>
+          <w:sz w:val="26"/>
+          <w:szCs w:val="26"/>
+        </w:rPr>
+        <w:t>lý</w:t>
+      </w:r>
+      <w:proofErr w:type="spellEnd"/>
+      <w:r>
+        <w:rPr>
+          <w:rFonts w:cs="Times New Roman"/>
+          <w:sz w:val="26"/>
+          <w:szCs w:val="26"/>
+        </w:rPr>
+        <w:t xml:space="preserve"> </w:t>
+      </w:r>
+      <w:proofErr w:type="spellStart"/>
+      <w:r>
+        <w:rPr>
+          <w:rFonts w:cs="Times New Roman"/>
+          <w:sz w:val="26"/>
+          <w:szCs w:val="26"/>
+        </w:rPr>
+        <w:t>cấu</w:t>
+      </w:r>
+      <w:proofErr w:type="spellEnd"/>
+      <w:r>
+        <w:rPr>
+          <w:rFonts w:cs="Times New Roman"/>
+          <w:sz w:val="26"/>
+          <w:szCs w:val="26"/>
+        </w:rPr>
+        <w:t xml:space="preserve"> </w:t>
+      </w:r>
+      <w:proofErr w:type="spellStart"/>
+      <w:r>
+        <w:rPr>
+          <w:rFonts w:cs="Times New Roman"/>
+          <w:sz w:val="26"/>
+          <w:szCs w:val="26"/>
+        </w:rPr>
+        <w:t>hình</w:t>
+      </w:r>
+      <w:proofErr w:type="spellEnd"/>
+      <w:r>
+        <w:rPr>
+          <w:rFonts w:cs="Times New Roman"/>
+          <w:sz w:val="26"/>
+          <w:szCs w:val="26"/>
+        </w:rPr>
+        <w:t xml:space="preserve">, </w:t>
+      </w:r>
+      <w:proofErr w:type="spellStart"/>
+      <w:r>
+        <w:rPr>
+          <w:rFonts w:cs="Times New Roman"/>
+          <w:sz w:val="26"/>
+          <w:szCs w:val="26"/>
+        </w:rPr>
+        <w:t>phân</w:t>
+      </w:r>
+      <w:proofErr w:type="spellEnd"/>
+      <w:r>
+        <w:rPr>
+          <w:rFonts w:cs="Times New Roman"/>
+          <w:sz w:val="26"/>
+          <w:szCs w:val="26"/>
+        </w:rPr>
+        <w:t xml:space="preserve"> </w:t>
+      </w:r>
+      <w:proofErr w:type="spellStart"/>
+      <w:r>
+        <w:rPr>
+          <w:rFonts w:cs="Times New Roman"/>
+          <w:sz w:val="26"/>
+          <w:szCs w:val="26"/>
+        </w:rPr>
+        <w:t>công</w:t>
+      </w:r>
+      <w:proofErr w:type="spellEnd"/>
+      <w:r>
+        <w:rPr>
+          <w:rFonts w:cs="Times New Roman"/>
+          <w:sz w:val="26"/>
+          <w:szCs w:val="26"/>
+        </w:rPr>
+        <w:t xml:space="preserve"> </w:t>
+      </w:r>
+      <w:proofErr w:type="spellStart"/>
+      <w:r>
+        <w:rPr>
+          <w:rFonts w:cs="Times New Roman"/>
+          <w:sz w:val="26"/>
+          <w:szCs w:val="26"/>
+        </w:rPr>
+        <w:t>công</w:t>
+      </w:r>
+      <w:proofErr w:type="spellEnd"/>
+      <w:r>
+        <w:rPr>
+          <w:rFonts w:cs="Times New Roman"/>
+          <w:sz w:val="26"/>
+          <w:szCs w:val="26"/>
+        </w:rPr>
+        <w:t xml:space="preserve"> </w:t>
+      </w:r>
+      <w:proofErr w:type="spellStart"/>
+      <w:r>
+        <w:rPr>
+          <w:rFonts w:cs="Times New Roman"/>
+          <w:sz w:val="26"/>
+          <w:szCs w:val="26"/>
+        </w:rPr>
+        <w:t>việc</w:t>
+      </w:r>
+      <w:proofErr w:type="spellEnd"/>
+      <w:r>
+        <w:rPr>
+          <w:rFonts w:cs="Times New Roman"/>
+          <w:sz w:val="26"/>
+          <w:szCs w:val="26"/>
+        </w:rPr>
+        <w:t xml:space="preserve">, </w:t>
+      </w:r>
+      <w:proofErr w:type="spellStart"/>
+      <w:r>
+        <w:rPr>
+          <w:rFonts w:cs="Times New Roman"/>
+          <w:sz w:val="26"/>
+          <w:szCs w:val="26"/>
+        </w:rPr>
+        <w:t>theo</w:t>
+      </w:r>
+      <w:proofErr w:type="spellEnd"/>
+      <w:r>
+        <w:rPr>
+          <w:rFonts w:cs="Times New Roman"/>
+          <w:sz w:val="26"/>
+          <w:szCs w:val="26"/>
+        </w:rPr>
+        <w:t xml:space="preserve"> </w:t>
+      </w:r>
+      <w:proofErr w:type="spellStart"/>
+      <w:r>
+        <w:rPr>
+          <w:rFonts w:cs="Times New Roman"/>
+          <w:sz w:val="26"/>
+          <w:szCs w:val="26"/>
+        </w:rPr>
+        <w:t>dõi</w:t>
+      </w:r>
+      <w:proofErr w:type="spellEnd"/>
+      <w:r>
+        <w:rPr>
+          <w:rFonts w:cs="Times New Roman"/>
+          <w:sz w:val="26"/>
+          <w:szCs w:val="26"/>
+        </w:rPr>
+        <w:t xml:space="preserve"> SLA </w:t>
+      </w:r>
+      <w:proofErr w:type="spellStart"/>
+      <w:r>
+        <w:rPr>
+          <w:rFonts w:cs="Times New Roman"/>
+          <w:sz w:val="26"/>
+          <w:szCs w:val="26"/>
+        </w:rPr>
+        <w:t>và</w:t>
+      </w:r>
+      <w:proofErr w:type="spellEnd"/>
+      <w:r>
+        <w:rPr>
+          <w:rFonts w:cs="Times New Roman"/>
+          <w:sz w:val="26"/>
+          <w:szCs w:val="26"/>
+        </w:rPr>
+        <w:t xml:space="preserve"> </w:t>
+      </w:r>
+      <w:proofErr w:type="spellStart"/>
+      <w:r>
+        <w:rPr>
+          <w:rFonts w:cs="Times New Roman"/>
+          <w:sz w:val="26"/>
+          <w:szCs w:val="26"/>
+        </w:rPr>
+        <w:t>bảo</w:t>
+      </w:r>
+      <w:proofErr w:type="spellEnd"/>
+      <w:r>
+        <w:rPr>
+          <w:rFonts w:cs="Times New Roman"/>
+          <w:sz w:val="26"/>
+          <w:szCs w:val="26"/>
+        </w:rPr>
+        <w:t xml:space="preserve"> </w:t>
+      </w:r>
+      <w:proofErr w:type="spellStart"/>
+      <w:r>
+        <w:rPr>
+          <w:rFonts w:cs="Times New Roman"/>
+          <w:sz w:val="26"/>
+          <w:szCs w:val="26"/>
+        </w:rPr>
+        <w:t>đảm</w:t>
+      </w:r>
+      <w:proofErr w:type="spellEnd"/>
+      <w:r>
+        <w:rPr>
+          <w:rFonts w:cs="Times New Roman"/>
+          <w:sz w:val="26"/>
+          <w:szCs w:val="26"/>
+        </w:rPr>
+        <w:t xml:space="preserve"> </w:t>
+      </w:r>
+      <w:proofErr w:type="spellStart"/>
+      <w:r>
+        <w:rPr>
+          <w:rFonts w:cs="Times New Roman"/>
+          <w:sz w:val="26"/>
+          <w:szCs w:val="26"/>
+        </w:rPr>
+        <w:t>hệ</w:t>
+      </w:r>
+      <w:proofErr w:type="spellEnd"/>
+      <w:r>
+        <w:rPr>
+          <w:rFonts w:cs="Times New Roman"/>
+          <w:sz w:val="26"/>
+          <w:szCs w:val="26"/>
+        </w:rPr>
+        <w:t xml:space="preserve"> </w:t>
+      </w:r>
+      <w:proofErr w:type="spellStart"/>
+      <w:r>
+        <w:rPr>
+          <w:rFonts w:cs="Times New Roman"/>
+          <w:sz w:val="26"/>
+          <w:szCs w:val="26"/>
+        </w:rPr>
+        <w:t>thống</w:t>
+      </w:r>
+      <w:proofErr w:type="spellEnd"/>
+      <w:r>
+        <w:rPr>
+          <w:rFonts w:cs="Times New Roman"/>
+          <w:sz w:val="26"/>
+          <w:szCs w:val="26"/>
+        </w:rPr>
+        <w:t xml:space="preserve"> </w:t>
+      </w:r>
+      <w:proofErr w:type="spellStart"/>
+      <w:r>
+        <w:rPr>
+          <w:rFonts w:cs="Times New Roman"/>
+          <w:sz w:val="26"/>
+          <w:szCs w:val="26"/>
+        </w:rPr>
+        <w:t>vận</w:t>
+      </w:r>
+      <w:proofErr w:type="spellEnd"/>
+      <w:r>
+        <w:rPr>
+          <w:rFonts w:cs="Times New Roman"/>
+          <w:sz w:val="26"/>
+          <w:szCs w:val="26"/>
+        </w:rPr>
+        <w:t xml:space="preserve"> </w:t>
+      </w:r>
+      <w:proofErr w:type="spellStart"/>
+      <w:r>
+        <w:rPr>
+          <w:rFonts w:cs="Times New Roman"/>
+          <w:sz w:val="26"/>
+          <w:szCs w:val="26"/>
+        </w:rPr>
+        <w:t>hành</w:t>
+      </w:r>
+      <w:proofErr w:type="spellEnd"/>
+      <w:r>
+        <w:rPr>
+          <w:rFonts w:cs="Times New Roman"/>
+          <w:sz w:val="26"/>
+          <w:szCs w:val="26"/>
+        </w:rPr>
+        <w:t xml:space="preserve"> </w:t>
+      </w:r>
+      <w:proofErr w:type="spellStart"/>
+      <w:r>
+        <w:rPr>
+          <w:rFonts w:cs="Times New Roman"/>
+          <w:sz w:val="26"/>
+          <w:szCs w:val="26"/>
+        </w:rPr>
+        <w:t>đúng</w:t>
+      </w:r>
+      <w:proofErr w:type="spellEnd"/>
+      <w:r>
+        <w:rPr>
+          <w:rFonts w:cs="Times New Roman"/>
+          <w:sz w:val="26"/>
+          <w:szCs w:val="26"/>
+        </w:rPr>
+        <w:t xml:space="preserve"> </w:t>
+      </w:r>
+      <w:proofErr w:type="spellStart"/>
+      <w:r>
+        <w:rPr>
+          <w:rFonts w:cs="Times New Roman"/>
+          <w:sz w:val="26"/>
+          <w:szCs w:val="26"/>
+        </w:rPr>
+        <w:t>quy</w:t>
+      </w:r>
+      <w:proofErr w:type="spellEnd"/>
+      <w:r>
+        <w:rPr>
+          <w:rFonts w:cs="Times New Roman"/>
+          <w:sz w:val="26"/>
+          <w:szCs w:val="26"/>
+        </w:rPr>
+        <w:t xml:space="preserve"> </w:t>
+      </w:r>
+      <w:proofErr w:type="spellStart"/>
+      <w:r>
+        <w:rPr>
+          <w:rFonts w:cs="Times New Roman"/>
+          <w:sz w:val="26"/>
+          <w:szCs w:val="26"/>
+        </w:rPr>
+        <w:t>trình</w:t>
+      </w:r>
+      <w:proofErr w:type="spellEnd"/>
+      <w:r>
+        <w:rPr>
+          <w:rFonts w:cs="Times New Roman"/>
+          <w:sz w:val="26"/>
+          <w:szCs w:val="26"/>
+        </w:rPr>
+        <w:t>.</w:t>
+      </w:r>
     </w:p>
     <w:p>
       <w:pPr>
-        <w:spacing w:after="120" w:line="360" w:lineRule="auto"/>
+        <w:spacing w:after="0" w:line="360" w:lineRule="auto"/>
         <w:jc w:val="both"/>
         <w:rPr>
           <w:rFonts w:cs="Times New Roman"/>
           <w:sz w:val="26"/>
           <w:szCs w:val="26"/>
-        </w:rPr>
-      </w:pPr>
-      <w:r>
-        <w:rPr>
-          <w:rFonts w:cs="Times New Roman"/>
-          <w:sz w:val="26"/>
-          <w:szCs w:val="26"/>
-        </w:rPr>
-        <w:t xml:space="preserve">Quản </w:t>
-      </w:r>
-      <w:proofErr w:type="spellStart"/>
-      <w:r>
-        <w:rPr>
-          <w:rFonts w:cs="Times New Roman"/>
-          <w:sz w:val="26"/>
-          <w:szCs w:val="26"/>
-        </w:rPr>
-        <w:t>lý</w:t>
-      </w:r>
-      <w:proofErr w:type="spellEnd"/>
-      <w:r>
-        <w:rPr>
-          <w:rFonts w:cs="Times New Roman"/>
-          <w:sz w:val="26"/>
-          <w:szCs w:val="26"/>
-        </w:rPr>
-        <w:t xml:space="preserve"> </w:t>
-      </w:r>
-      <w:proofErr w:type="spellStart"/>
-      <w:r>
-        <w:rPr>
-          <w:rFonts w:cs="Times New Roman"/>
-          <w:sz w:val="26"/>
-          <w:szCs w:val="26"/>
-        </w:rPr>
-        <w:t>cấu</w:t>
-      </w:r>
-      <w:proofErr w:type="spellEnd"/>
-      <w:r>
-        <w:rPr>
-          <w:rFonts w:cs="Times New Roman"/>
-          <w:sz w:val="26"/>
-          <w:szCs w:val="26"/>
-        </w:rPr>
-        <w:t xml:space="preserve"> </w:t>
-      </w:r>
-      <w:proofErr w:type="spellStart"/>
-      <w:r>
-        <w:rPr>
-          <w:rFonts w:cs="Times New Roman"/>
-          <w:sz w:val="26"/>
-          <w:szCs w:val="26"/>
-        </w:rPr>
-        <w:t>hình</w:t>
-      </w:r>
-      <w:proofErr w:type="spellEnd"/>
-      <w:r>
-        <w:rPr>
-          <w:rFonts w:cs="Times New Roman"/>
-          <w:sz w:val="26"/>
-          <w:szCs w:val="26"/>
-        </w:rPr>
-        <w:t xml:space="preserve">, </w:t>
-      </w:r>
-      <w:proofErr w:type="spellStart"/>
-      <w:r>
-        <w:rPr>
-          <w:rFonts w:cs="Times New Roman"/>
-          <w:sz w:val="26"/>
-          <w:szCs w:val="26"/>
-        </w:rPr>
-        <w:t>phân</w:t>
-      </w:r>
-      <w:proofErr w:type="spellEnd"/>
-      <w:r>
-        <w:rPr>
-          <w:rFonts w:cs="Times New Roman"/>
-          <w:sz w:val="26"/>
-          <w:szCs w:val="26"/>
-        </w:rPr>
-        <w:t xml:space="preserve"> </w:t>
-      </w:r>
-      <w:proofErr w:type="spellStart"/>
-      <w:r>
-        <w:rPr>
-          <w:rFonts w:cs="Times New Roman"/>
-          <w:sz w:val="26"/>
-          <w:szCs w:val="26"/>
-        </w:rPr>
-        <w:t>công</w:t>
-      </w:r>
-      <w:proofErr w:type="spellEnd"/>
-      <w:r>
-        <w:rPr>
-          <w:rFonts w:cs="Times New Roman"/>
-          <w:sz w:val="26"/>
-          <w:szCs w:val="26"/>
-        </w:rPr>
-        <w:t xml:space="preserve"> </w:t>
-      </w:r>
-      <w:proofErr w:type="spellStart"/>
-      <w:r>
-        <w:rPr>
-          <w:rFonts w:cs="Times New Roman"/>
-          <w:sz w:val="26"/>
-          <w:szCs w:val="26"/>
-        </w:rPr>
-        <w:t>công</w:t>
-      </w:r>
-      <w:proofErr w:type="spellEnd"/>
-      <w:r>
-        <w:rPr>
-          <w:rFonts w:cs="Times New Roman"/>
-          <w:sz w:val="26"/>
-          <w:szCs w:val="26"/>
-        </w:rPr>
-        <w:t xml:space="preserve"> </w:t>
-      </w:r>
-      <w:proofErr w:type="spellStart"/>
-      <w:r>
-        <w:rPr>
-          <w:rFonts w:cs="Times New Roman"/>
-          <w:sz w:val="26"/>
-          <w:szCs w:val="26"/>
-        </w:rPr>
-        <w:t>việc</w:t>
-      </w:r>
-      <w:proofErr w:type="spellEnd"/>
-      <w:r>
-        <w:rPr>
-          <w:rFonts w:cs="Times New Roman"/>
-          <w:sz w:val="26"/>
-          <w:szCs w:val="26"/>
-        </w:rPr>
-        <w:t xml:space="preserve">, </w:t>
-      </w:r>
-      <w:proofErr w:type="spellStart"/>
-      <w:r>
-        <w:rPr>
-          <w:rFonts w:cs="Times New Roman"/>
-          <w:sz w:val="26"/>
-          <w:szCs w:val="26"/>
-        </w:rPr>
-        <w:t>theo</w:t>
-      </w:r>
-      <w:proofErr w:type="spellEnd"/>
-      <w:r>
-        <w:rPr>
-          <w:rFonts w:cs="Times New Roman"/>
-          <w:sz w:val="26"/>
-          <w:szCs w:val="26"/>
-        </w:rPr>
-        <w:t xml:space="preserve"> </w:t>
-      </w:r>
-      <w:proofErr w:type="spellStart"/>
-      <w:r>
-        <w:rPr>
-          <w:rFonts w:cs="Times New Roman"/>
-          <w:sz w:val="26"/>
-          <w:szCs w:val="26"/>
-        </w:rPr>
-        <w:t>dõi</w:t>
-      </w:r>
-      <w:proofErr w:type="spellEnd"/>
-      <w:r>
-        <w:rPr>
-          <w:rFonts w:cs="Times New Roman"/>
-          <w:sz w:val="26"/>
-          <w:szCs w:val="26"/>
-        </w:rPr>
-        <w:t xml:space="preserve"> SLA </w:t>
-      </w:r>
-      <w:proofErr w:type="spellStart"/>
-      <w:r>
-        <w:rPr>
-          <w:rFonts w:cs="Times New Roman"/>
-          <w:sz w:val="26"/>
-          <w:szCs w:val="26"/>
-        </w:rPr>
-        <w:t>và</w:t>
-      </w:r>
-      <w:proofErr w:type="spellEnd"/>
-      <w:r>
-        <w:rPr>
-          <w:rFonts w:cs="Times New Roman"/>
-          <w:sz w:val="26"/>
-          <w:szCs w:val="26"/>
-        </w:rPr>
-        <w:t xml:space="preserve"> </w:t>
-      </w:r>
-      <w:proofErr w:type="spellStart"/>
-      <w:r>
-        <w:rPr>
-          <w:rFonts w:cs="Times New Roman"/>
-          <w:sz w:val="26"/>
-          <w:szCs w:val="26"/>
-        </w:rPr>
-        <w:t>bảo</w:t>
-      </w:r>
-      <w:proofErr w:type="spellEnd"/>
-      <w:r>
-        <w:rPr>
-          <w:rFonts w:cs="Times New Roman"/>
-          <w:sz w:val="26"/>
-          <w:szCs w:val="26"/>
-        </w:rPr>
-        <w:t xml:space="preserve"> </w:t>
-      </w:r>
-      <w:proofErr w:type="spellStart"/>
-      <w:r>
-        <w:rPr>
-          <w:rFonts w:cs="Times New Roman"/>
-          <w:sz w:val="26"/>
-          <w:szCs w:val="26"/>
-        </w:rPr>
-        <w:t>đảm</w:t>
-      </w:r>
-      <w:proofErr w:type="spellEnd"/>
-      <w:r>
-        <w:rPr>
-          <w:rFonts w:cs="Times New Roman"/>
-          <w:sz w:val="26"/>
-          <w:szCs w:val="26"/>
-        </w:rPr>
-        <w:t xml:space="preserve"> </w:t>
-      </w:r>
-      <w:proofErr w:type="spellStart"/>
-      <w:r>
-        <w:rPr>
-          <w:rFonts w:cs="Times New Roman"/>
-          <w:sz w:val="26"/>
-          <w:szCs w:val="26"/>
-        </w:rPr>
-        <w:t>hệ</w:t>
-      </w:r>
-      <w:proofErr w:type="spellEnd"/>
-      <w:r>
-        <w:rPr>
-          <w:rFonts w:cs="Times New Roman"/>
-          <w:sz w:val="26"/>
-          <w:szCs w:val="26"/>
-        </w:rPr>
-        <w:t xml:space="preserve"> </w:t>
-      </w:r>
-      <w:proofErr w:type="spellStart"/>
-      <w:r>
-        <w:rPr>
-          <w:rFonts w:cs="Times New Roman"/>
-          <w:sz w:val="26"/>
-          <w:szCs w:val="26"/>
-        </w:rPr>
-        <w:t>thống</w:t>
-      </w:r>
-      <w:proofErr w:type="spellEnd"/>
-      <w:r>
-        <w:rPr>
-          <w:rFonts w:cs="Times New Roman"/>
-          <w:sz w:val="26"/>
-          <w:szCs w:val="26"/>
-        </w:rPr>
-        <w:t xml:space="preserve"> </w:t>
-      </w:r>
-      <w:proofErr w:type="spellStart"/>
-      <w:r>
-        <w:rPr>
-          <w:rFonts w:cs="Times New Roman"/>
-          <w:sz w:val="26"/>
-          <w:szCs w:val="26"/>
-        </w:rPr>
-        <w:t>vận</w:t>
-      </w:r>
-      <w:proofErr w:type="spellEnd"/>
-      <w:r>
-        <w:rPr>
-          <w:rFonts w:cs="Times New Roman"/>
-          <w:sz w:val="26"/>
-          <w:szCs w:val="26"/>
-        </w:rPr>
-        <w:t xml:space="preserve"> </w:t>
-      </w:r>
-      <w:proofErr w:type="spellStart"/>
-      <w:r>
-        <w:rPr>
-          <w:rFonts w:cs="Times New Roman"/>
-          <w:sz w:val="26"/>
-          <w:szCs w:val="26"/>
-        </w:rPr>
-        <w:t>hành</w:t>
-      </w:r>
-      <w:proofErr w:type="spellEnd"/>
-      <w:r>
-        <w:rPr>
-          <w:rFonts w:cs="Times New Roman"/>
-          <w:sz w:val="26"/>
-          <w:szCs w:val="26"/>
-        </w:rPr>
-        <w:t xml:space="preserve"> </w:t>
-      </w:r>
-      <w:proofErr w:type="spellStart"/>
-      <w:r>
-        <w:rPr>
-          <w:rFonts w:cs="Times New Roman"/>
-          <w:sz w:val="26"/>
-          <w:szCs w:val="26"/>
-        </w:rPr>
-        <w:t>đúng</w:t>
-      </w:r>
-      <w:proofErr w:type="spellEnd"/>
-      <w:r>
-        <w:rPr>
-          <w:rFonts w:cs="Times New Roman"/>
-          <w:sz w:val="26"/>
-          <w:szCs w:val="26"/>
-        </w:rPr>
-        <w:t xml:space="preserve"> </w:t>
-      </w:r>
-      <w:proofErr w:type="spellStart"/>
-      <w:r>
-        <w:rPr>
-          <w:rFonts w:cs="Times New Roman"/>
-          <w:sz w:val="26"/>
-          <w:szCs w:val="26"/>
-        </w:rPr>
-        <w:t>quy</w:t>
-      </w:r>
-      <w:proofErr w:type="spellEnd"/>
-      <w:r>
-        <w:rPr>
-          <w:rFonts w:cs="Times New Roman"/>
-          <w:sz w:val="26"/>
-          <w:szCs w:val="26"/>
-        </w:rPr>
-        <w:t xml:space="preserve"> </w:t>
-      </w:r>
-      <w:proofErr w:type="spellStart"/>
-      <w:r>
-        <w:rPr>
-          <w:rFonts w:cs="Times New Roman"/>
-          <w:sz w:val="26"/>
-          <w:szCs w:val="26"/>
-        </w:rPr>
-        <w:t>trình</w:t>
-      </w:r>
-      <w:proofErr w:type="spellEnd"/>
-      <w:r>
-        <w:rPr>
-          <w:rFonts w:cs="Times New Roman"/>
-          <w:sz w:val="26"/>
-          <w:szCs w:val="26"/>
-        </w:rPr>
-        <w:t>.</w:t>
-      </w:r>
-    </w:p>
-    <w:p>
-      <w:pPr>
-        <w:spacing w:after="120" w:line="360" w:lineRule="auto"/>
-        <w:jc w:val="both"/>
-        <w:rPr>
-          <w:rFonts w:cs="Times New Roman"/>
-          <w:sz w:val="26"/>
-          <w:szCs w:val="26"/>
-        </w:rPr>
-      </w:pPr>
-      <w:proofErr w:type="spellStart"/>
-      <w:r>
-        <w:rPr>
-          <w:rFonts w:cs="Times New Roman"/>
-          <w:sz w:val="26"/>
-          <w:szCs w:val="26"/>
-        </w:rPr>
-        <w:lastRenderedPageBreak/>
+          <w:lang w:val="vi-VN"/>
+        </w:rPr>
+      </w:pPr>
+      <w:proofErr w:type="spellStart"/>
+      <w:r>
+        <w:rPr>
+          <w:rFonts w:cs="Times New Roman"/>
+          <w:sz w:val="26"/>
+          <w:szCs w:val="26"/>
+        </w:rPr>
         <w:t>Trách</w:t>
       </w:r>
       <w:proofErr w:type="spellEnd"/>
@@ -13473,6 +13467,15 @@
         <w:t>nhiệm</w:t>
       </w:r>
       <w:proofErr w:type="spellEnd"/>
+      <w:r>
+        <w:rPr>
+          <w:rFonts w:cs="Times New Roman"/>
+          <w:sz w:val="26"/>
+          <w:szCs w:val="26"/>
+          <w:lang w:val="vi-VN"/>
+        </w:rPr>
+        <w:t>:</w:t>
+      </w:r>
     </w:p>
     <w:p>
       <w:pPr>
@@ -13481,7 +13484,7 @@
           <w:ilvl w:val="0"/>
           <w:numId w:val="17"/>
         </w:numPr>
-        <w:spacing w:after="120" w:line="360" w:lineRule="auto"/>
+        <w:spacing w:after="0" w:line="360" w:lineRule="auto"/>
         <w:ind w:left="709"/>
         <w:jc w:val="both"/>
         <w:rPr>
@@ -13614,7 +13617,7 @@
           <w:ilvl w:val="0"/>
           <w:numId w:val="17"/>
         </w:numPr>
-        <w:spacing w:after="120" w:line="360" w:lineRule="auto"/>
+        <w:spacing w:after="0" w:line="360" w:lineRule="auto"/>
         <w:ind w:left="709"/>
         <w:jc w:val="both"/>
         <w:rPr>
@@ -13693,7 +13696,7 @@
           <w:ilvl w:val="0"/>
           <w:numId w:val="17"/>
         </w:numPr>
-        <w:spacing w:after="120" w:line="360" w:lineRule="auto"/>
+        <w:spacing w:after="0" w:line="360" w:lineRule="auto"/>
         <w:ind w:left="709"/>
         <w:jc w:val="both"/>
         <w:rPr>
@@ -13808,7 +13811,7 @@
           <w:ilvl w:val="0"/>
           <w:numId w:val="17"/>
         </w:numPr>
-        <w:spacing w:after="120" w:line="360" w:lineRule="auto"/>
+        <w:spacing w:after="0" w:line="360" w:lineRule="auto"/>
         <w:ind w:left="709"/>
         <w:jc w:val="both"/>
         <w:rPr>
@@ -13861,7 +13864,7 @@
           <w:ilvl w:val="0"/>
           <w:numId w:val="17"/>
         </w:numPr>
-        <w:spacing w:after="120" w:line="360" w:lineRule="auto"/>
+        <w:spacing w:after="0" w:line="360" w:lineRule="auto"/>
         <w:ind w:left="709"/>
         <w:jc w:val="both"/>
         <w:rPr>
@@ -13986,7 +13989,7 @@
           <w:ilvl w:val="0"/>
           <w:numId w:val="17"/>
         </w:numPr>
-        <w:spacing w:after="120" w:line="360" w:lineRule="auto"/>
+        <w:spacing w:after="0" w:line="360" w:lineRule="auto"/>
         <w:ind w:left="709"/>
         <w:jc w:val="both"/>
         <w:rPr>
@@ -14119,7 +14122,7 @@
           <w:ilvl w:val="0"/>
           <w:numId w:val="17"/>
         </w:numPr>
-        <w:spacing w:after="120" w:line="360" w:lineRule="auto"/>
+        <w:spacing w:after="0" w:line="360" w:lineRule="auto"/>
         <w:ind w:left="709"/>
         <w:jc w:val="both"/>
         <w:rPr>
@@ -14172,7 +14175,7 @@
           <w:ilvl w:val="0"/>
           <w:numId w:val="17"/>
         </w:numPr>
-        <w:spacing w:after="120" w:line="360" w:lineRule="auto"/>
+        <w:spacing w:after="0" w:line="360" w:lineRule="auto"/>
         <w:ind w:left="709"/>
         <w:jc w:val="both"/>
         <w:rPr>
@@ -14233,7 +14236,7 @@
           <w:ilvl w:val="0"/>
           <w:numId w:val="17"/>
         </w:numPr>
-        <w:spacing w:after="120" w:line="360" w:lineRule="auto"/>
+        <w:spacing w:after="0" w:line="360" w:lineRule="auto"/>
         <w:ind w:left="709"/>
         <w:jc w:val="both"/>
         <w:rPr>
@@ -14353,12 +14356,13 @@
     </w:p>
     <w:p>
       <w:pPr>
-        <w:spacing w:after="120" w:line="360" w:lineRule="auto"/>
+        <w:spacing w:after="0" w:line="360" w:lineRule="auto"/>
         <w:jc w:val="both"/>
         <w:rPr>
           <w:rFonts w:cs="Times New Roman"/>
           <w:sz w:val="26"/>
           <w:szCs w:val="26"/>
+          <w:lang w:val="vi-VN"/>
         </w:rPr>
       </w:pPr>
       <w:r>
@@ -14379,6 +14383,15 @@
         <w:t>hạn</w:t>
       </w:r>
       <w:proofErr w:type="spellEnd"/>
+      <w:r>
+        <w:rPr>
+          <w:rFonts w:cs="Times New Roman"/>
+          <w:sz w:val="26"/>
+          <w:szCs w:val="26"/>
+          <w:lang w:val="vi-VN"/>
+        </w:rPr>
+        <w:t>:</w:t>
+      </w:r>
     </w:p>
     <w:p>
       <w:pPr>
@@ -14387,7 +14400,7 @@
           <w:ilvl w:val="0"/>
           <w:numId w:val="18"/>
         </w:numPr>
-        <w:spacing w:after="120" w:line="360" w:lineRule="auto"/>
+        <w:spacing w:after="0" w:line="360" w:lineRule="auto"/>
         <w:ind w:left="709"/>
         <w:jc w:val="both"/>
         <w:rPr>
@@ -14520,7 +14533,7 @@
           <w:ilvl w:val="0"/>
           <w:numId w:val="18"/>
         </w:numPr>
-        <w:spacing w:after="120" w:line="360" w:lineRule="auto"/>
+        <w:spacing w:after="0" w:line="360" w:lineRule="auto"/>
         <w:ind w:left="709"/>
         <w:jc w:val="both"/>
         <w:rPr>
@@ -14663,7 +14676,7 @@
           <w:ilvl w:val="0"/>
           <w:numId w:val="18"/>
         </w:numPr>
-        <w:spacing w:after="120" w:line="360" w:lineRule="auto"/>
+        <w:spacing w:after="0" w:line="360" w:lineRule="auto"/>
         <w:ind w:left="709"/>
         <w:jc w:val="both"/>
         <w:rPr>
@@ -14824,7 +14837,7 @@
           <w:ilvl w:val="0"/>
           <w:numId w:val="18"/>
         </w:numPr>
-        <w:spacing w:after="120" w:line="360" w:lineRule="auto"/>
+        <w:spacing w:after="0" w:line="360" w:lineRule="auto"/>
         <w:ind w:left="709"/>
         <w:jc w:val="both"/>
         <w:rPr>
@@ -14903,7 +14916,7 @@
           <w:ilvl w:val="0"/>
           <w:numId w:val="18"/>
         </w:numPr>
-        <w:spacing w:after="120" w:line="360" w:lineRule="auto"/>
+        <w:spacing w:after="0" w:line="360" w:lineRule="auto"/>
         <w:ind w:left="709"/>
         <w:jc w:val="both"/>
         <w:rPr>
@@ -14918,6 +14931,7 @@
           <w:sz w:val="26"/>
           <w:szCs w:val="26"/>
         </w:rPr>
+        <w:lastRenderedPageBreak/>
         <w:t xml:space="preserve">Quản </w:t>
       </w:r>
       <w:proofErr w:type="spellStart"/>
@@ -15036,7 +15050,7 @@
           <w:ilvl w:val="0"/>
           <w:numId w:val="18"/>
         </w:numPr>
-        <w:spacing w:after="120" w:line="360" w:lineRule="auto"/>
+        <w:spacing w:after="0" w:line="360" w:lineRule="auto"/>
         <w:ind w:left="709"/>
         <w:jc w:val="both"/>
         <w:rPr>
@@ -15061,7 +15075,7 @@
           <w:ilvl w:val="0"/>
           <w:numId w:val="18"/>
         </w:numPr>
-        <w:spacing w:after="120" w:line="360" w:lineRule="auto"/>
+        <w:spacing w:after="0" w:line="360" w:lineRule="auto"/>
         <w:ind w:left="709"/>
         <w:jc w:val="both"/>
         <w:rPr>
@@ -15086,7 +15100,7 @@
           <w:ilvl w:val="0"/>
           <w:numId w:val="18"/>
         </w:numPr>
-        <w:spacing w:after="120" w:line="360" w:lineRule="auto"/>
+        <w:spacing w:after="0" w:line="360" w:lineRule="auto"/>
         <w:ind w:left="709"/>
         <w:jc w:val="both"/>
         <w:rPr>
@@ -15273,7 +15287,7 @@
           <w:ilvl w:val="0"/>
           <w:numId w:val="18"/>
         </w:numPr>
-        <w:spacing w:after="120" w:line="360" w:lineRule="auto"/>
+        <w:spacing w:after="0" w:line="360" w:lineRule="auto"/>
         <w:ind w:left="709"/>
         <w:jc w:val="both"/>
         <w:rPr>
@@ -15429,12 +15443,13 @@
     </w:p>
     <w:p>
       <w:pPr>
-        <w:spacing w:after="120" w:line="360" w:lineRule="auto"/>
+        <w:spacing w:after="0" w:line="360" w:lineRule="auto"/>
         <w:jc w:val="both"/>
         <w:rPr>
           <w:rFonts w:cs="Times New Roman"/>
           <w:sz w:val="26"/>
           <w:szCs w:val="26"/>
+          <w:lang w:val="vi-VN"/>
         </w:rPr>
       </w:pPr>
       <w:proofErr w:type="spellStart"/>
@@ -15465,6 +15480,15 @@
         <w:t>hạn</w:t>
       </w:r>
       <w:proofErr w:type="spellEnd"/>
+      <w:r>
+        <w:rPr>
+          <w:rFonts w:cs="Times New Roman"/>
+          <w:sz w:val="26"/>
+          <w:szCs w:val="26"/>
+          <w:lang w:val="vi-VN"/>
+        </w:rPr>
+        <w:t>:</w:t>
+      </w:r>
     </w:p>
     <w:p>
       <w:pPr>
@@ -15473,7 +15497,7 @@
           <w:ilvl w:val="0"/>
           <w:numId w:val="19"/>
         </w:numPr>
-        <w:spacing w:after="120" w:line="360" w:lineRule="auto"/>
+        <w:spacing w:after="0" w:line="360" w:lineRule="auto"/>
         <w:ind w:left="709"/>
         <w:jc w:val="both"/>
         <w:rPr>
@@ -15652,7 +15676,7 @@
           <w:ilvl w:val="0"/>
           <w:numId w:val="19"/>
         </w:numPr>
-        <w:spacing w:after="120" w:line="360" w:lineRule="auto"/>
+        <w:spacing w:after="0" w:line="360" w:lineRule="auto"/>
         <w:ind w:left="709"/>
         <w:jc w:val="both"/>
         <w:rPr>
@@ -15831,7 +15855,7 @@
           <w:ilvl w:val="0"/>
           <w:numId w:val="19"/>
         </w:numPr>
-        <w:spacing w:after="120" w:line="360" w:lineRule="auto"/>
+        <w:spacing w:after="0" w:line="360" w:lineRule="auto"/>
         <w:ind w:left="709"/>
         <w:jc w:val="both"/>
         <w:rPr>
@@ -16126,7 +16150,7 @@
           <w:ilvl w:val="0"/>
           <w:numId w:val="19"/>
         </w:numPr>
-        <w:spacing w:after="120" w:line="360" w:lineRule="auto"/>
+        <w:spacing w:after="0" w:line="360" w:lineRule="auto"/>
         <w:ind w:left="709"/>
         <w:jc w:val="both"/>
         <w:rPr>
@@ -16355,11 +16379,10 @@
     <w:p>
       <w:pPr>
         <w:pStyle w:val="Heading2"/>
-        <w:spacing w:after="120" w:line="360" w:lineRule="auto"/>
+        <w:spacing w:before="0" w:after="0" w:line="360" w:lineRule="auto"/>
         <w:jc w:val="both"/>
       </w:pPr>
       <w:r>
-        <w:lastRenderedPageBreak/>
         <w:t>2</w:t>
       </w:r>
       <w:r>
@@ -16422,7 +16445,7 @@
           </w:tcPr>
           <w:p>
             <w:pPr>
-              <w:spacing w:after="120" w:line="360" w:lineRule="auto"/>
+              <w:spacing w:line="360" w:lineRule="auto"/>
               <w:jc w:val="center"/>
               <w:rPr>
                 <w:rFonts w:cs="Times New Roman"/>
@@ -16476,7 +16499,7 @@
           </w:tcPr>
           <w:p>
             <w:pPr>
-              <w:spacing w:after="120" w:line="360" w:lineRule="auto"/>
+              <w:spacing w:line="360" w:lineRule="auto"/>
               <w:jc w:val="center"/>
               <w:rPr>
                 <w:rFonts w:cs="Times New Roman"/>
@@ -16530,7 +16553,7 @@
           </w:tcPr>
           <w:p>
             <w:pPr>
-              <w:spacing w:after="120" w:line="360" w:lineRule="auto"/>
+              <w:spacing w:line="360" w:lineRule="auto"/>
               <w:jc w:val="center"/>
               <w:rPr>
                 <w:rFonts w:cs="Times New Roman"/>
@@ -16606,7 +16629,7 @@
           </w:tcPr>
           <w:p>
             <w:pPr>
-              <w:spacing w:after="120" w:line="360" w:lineRule="auto"/>
+              <w:spacing w:line="360" w:lineRule="auto"/>
               <w:jc w:val="center"/>
               <w:rPr>
                 <w:rFonts w:cs="Times New Roman"/>
@@ -16672,7 +16695,7 @@
           </w:tcPr>
           <w:p>
             <w:pPr>
-              <w:spacing w:after="120" w:line="360" w:lineRule="auto"/>
+              <w:spacing w:line="360" w:lineRule="auto"/>
               <w:rPr>
                 <w:rFonts w:cs="Times New Roman"/>
                 <w:sz w:val="26"/>
@@ -16707,7 +16730,7 @@
           </w:tcPr>
           <w:p>
             <w:pPr>
-              <w:spacing w:after="120" w:line="360" w:lineRule="auto"/>
+              <w:spacing w:line="360" w:lineRule="auto"/>
               <w:rPr>
                 <w:rFonts w:cs="Times New Roman"/>
                 <w:sz w:val="26"/>
@@ -16720,7 +16743,7 @@
                 <w:sz w:val="26"/>
                 <w:szCs w:val="26"/>
               </w:rPr>
-              <w:t>✓</w:t>
+              <w:t>X</w:t>
             </w:r>
           </w:p>
         </w:tc>
@@ -16732,7 +16755,7 @@
           </w:tcPr>
           <w:p>
             <w:pPr>
-              <w:spacing w:after="120" w:line="360" w:lineRule="auto"/>
+              <w:spacing w:line="360" w:lineRule="auto"/>
               <w:rPr>
                 <w:rFonts w:cs="Times New Roman"/>
                 <w:sz w:val="26"/>
@@ -16749,7 +16772,7 @@
           </w:tcPr>
           <w:p>
             <w:pPr>
-              <w:spacing w:after="120" w:line="360" w:lineRule="auto"/>
+              <w:spacing w:line="360" w:lineRule="auto"/>
               <w:rPr>
                 <w:rFonts w:cs="Times New Roman"/>
                 <w:sz w:val="26"/>
@@ -16762,7 +16785,7 @@
                 <w:sz w:val="26"/>
                 <w:szCs w:val="26"/>
               </w:rPr>
-              <w:t>✓</w:t>
+              <w:t>X</w:t>
             </w:r>
           </w:p>
         </w:tc>
@@ -16776,7 +16799,7 @@
           </w:tcPr>
           <w:p>
             <w:pPr>
-              <w:spacing w:after="120" w:line="360" w:lineRule="auto"/>
+              <w:spacing w:line="360" w:lineRule="auto"/>
               <w:rPr>
                 <w:rFonts w:cs="Times New Roman"/>
                 <w:sz w:val="26"/>
@@ -16847,7 +16870,7 @@
           </w:tcPr>
           <w:p>
             <w:pPr>
-              <w:spacing w:after="120" w:line="360" w:lineRule="auto"/>
+              <w:spacing w:line="360" w:lineRule="auto"/>
               <w:rPr>
                 <w:rFonts w:cs="Times New Roman"/>
                 <w:sz w:val="26"/>
@@ -16860,7 +16883,7 @@
                 <w:sz w:val="26"/>
                 <w:szCs w:val="26"/>
               </w:rPr>
-              <w:t>✓</w:t>
+              <w:t>X</w:t>
             </w:r>
           </w:p>
         </w:tc>
@@ -16872,7 +16895,7 @@
           </w:tcPr>
           <w:p>
             <w:pPr>
-              <w:spacing w:after="120" w:line="360" w:lineRule="auto"/>
+              <w:spacing w:line="360" w:lineRule="auto"/>
               <w:rPr>
                 <w:rFonts w:cs="Times New Roman"/>
                 <w:sz w:val="26"/>
@@ -16889,7 +16912,7 @@
           </w:tcPr>
           <w:p>
             <w:pPr>
-              <w:spacing w:after="120" w:line="360" w:lineRule="auto"/>
+              <w:spacing w:line="360" w:lineRule="auto"/>
               <w:rPr>
                 <w:rFonts w:cs="Times New Roman"/>
                 <w:sz w:val="26"/>
@@ -16902,7 +16925,7 @@
                 <w:sz w:val="26"/>
                 <w:szCs w:val="26"/>
               </w:rPr>
-              <w:t>✓</w:t>
+              <w:t>X</w:t>
             </w:r>
           </w:p>
         </w:tc>
@@ -16916,7 +16939,7 @@
           </w:tcPr>
           <w:p>
             <w:pPr>
-              <w:spacing w:after="120" w:line="360" w:lineRule="auto"/>
+              <w:spacing w:line="360" w:lineRule="auto"/>
               <w:rPr>
                 <w:rFonts w:cs="Times New Roman"/>
                 <w:sz w:val="26"/>
@@ -16987,7 +17010,7 @@
           </w:tcPr>
           <w:p>
             <w:pPr>
-              <w:spacing w:after="120" w:line="360" w:lineRule="auto"/>
+              <w:spacing w:line="360" w:lineRule="auto"/>
               <w:rPr>
                 <w:rFonts w:cs="Times New Roman"/>
                 <w:sz w:val="26"/>
@@ -17004,7 +17027,7 @@
           </w:tcPr>
           <w:p>
             <w:pPr>
-              <w:spacing w:after="120" w:line="360" w:lineRule="auto"/>
+              <w:spacing w:line="360" w:lineRule="auto"/>
               <w:rPr>
                 <w:rFonts w:cs="Times New Roman"/>
                 <w:sz w:val="26"/>
@@ -17017,7 +17040,7 @@
                 <w:sz w:val="26"/>
                 <w:szCs w:val="26"/>
               </w:rPr>
-              <w:t>✓</w:t>
+              <w:t>X</w:t>
             </w:r>
           </w:p>
         </w:tc>
@@ -17029,7 +17052,7 @@
           </w:tcPr>
           <w:p>
             <w:pPr>
-              <w:spacing w:after="120" w:line="360" w:lineRule="auto"/>
+              <w:spacing w:line="360" w:lineRule="auto"/>
               <w:rPr>
                 <w:rFonts w:cs="Times New Roman"/>
                 <w:sz w:val="26"/>
@@ -17042,7 +17065,7 @@
                 <w:sz w:val="26"/>
                 <w:szCs w:val="26"/>
               </w:rPr>
-              <w:t>✓</w:t>
+              <w:t>X</w:t>
             </w:r>
           </w:p>
         </w:tc>
@@ -17056,7 +17079,7 @@
           </w:tcPr>
           <w:p>
             <w:pPr>
-              <w:spacing w:after="120" w:line="360" w:lineRule="auto"/>
+              <w:spacing w:line="360" w:lineRule="auto"/>
               <w:rPr>
                 <w:rFonts w:cs="Times New Roman"/>
                 <w:sz w:val="26"/>
@@ -17137,7 +17160,7 @@
           </w:tcPr>
           <w:p>
             <w:pPr>
-              <w:spacing w:after="120" w:line="360" w:lineRule="auto"/>
+              <w:spacing w:line="360" w:lineRule="auto"/>
               <w:rPr>
                 <w:rFonts w:cs="Times New Roman"/>
                 <w:sz w:val="26"/>
@@ -17150,7 +17173,7 @@
                 <w:sz w:val="26"/>
                 <w:szCs w:val="26"/>
               </w:rPr>
-              <w:t>✓</w:t>
+              <w:t>X</w:t>
             </w:r>
           </w:p>
         </w:tc>
@@ -17162,7 +17185,7 @@
           </w:tcPr>
           <w:p>
             <w:pPr>
-              <w:spacing w:after="120" w:line="360" w:lineRule="auto"/>
+              <w:spacing w:line="360" w:lineRule="auto"/>
               <w:rPr>
                 <w:rFonts w:cs="Times New Roman"/>
                 <w:sz w:val="26"/>
@@ -17175,7 +17198,7 @@
                 <w:sz w:val="26"/>
                 <w:szCs w:val="26"/>
               </w:rPr>
-              <w:t>✓</w:t>
+              <w:t>X</w:t>
             </w:r>
           </w:p>
         </w:tc>
@@ -17187,7 +17210,7 @@
           </w:tcPr>
           <w:p>
             <w:pPr>
-              <w:spacing w:after="120" w:line="360" w:lineRule="auto"/>
+              <w:spacing w:line="360" w:lineRule="auto"/>
               <w:rPr>
                 <w:rFonts w:cs="Times New Roman"/>
                 <w:sz w:val="26"/>
@@ -17200,7 +17223,7 @@
                 <w:sz w:val="26"/>
                 <w:szCs w:val="26"/>
               </w:rPr>
-              <w:t>✓</w:t>
+              <w:t>X</w:t>
             </w:r>
           </w:p>
         </w:tc>
@@ -17214,7 +17237,7 @@
           </w:tcPr>
           <w:p>
             <w:pPr>
-              <w:spacing w:after="120" w:line="360" w:lineRule="auto"/>
+              <w:spacing w:line="360" w:lineRule="auto"/>
               <w:rPr>
                 <w:rFonts w:cs="Times New Roman"/>
                 <w:sz w:val="26"/>
@@ -17275,7 +17298,7 @@
           </w:tcPr>
           <w:p>
             <w:pPr>
-              <w:spacing w:after="120" w:line="360" w:lineRule="auto"/>
+              <w:spacing w:line="360" w:lineRule="auto"/>
               <w:rPr>
                 <w:rFonts w:cs="Times New Roman"/>
                 <w:sz w:val="26"/>
@@ -17288,7 +17311,7 @@
                 <w:sz w:val="26"/>
                 <w:szCs w:val="26"/>
               </w:rPr>
-              <w:t>✓</w:t>
+              <w:t>X</w:t>
             </w:r>
           </w:p>
         </w:tc>
@@ -17300,7 +17323,7 @@
           </w:tcPr>
           <w:p>
             <w:pPr>
-              <w:spacing w:after="120" w:line="360" w:lineRule="auto"/>
+              <w:spacing w:line="360" w:lineRule="auto"/>
               <w:rPr>
                 <w:rFonts w:cs="Times New Roman"/>
                 <w:sz w:val="26"/>
@@ -17313,7 +17336,7 @@
                 <w:sz w:val="26"/>
                 <w:szCs w:val="26"/>
               </w:rPr>
-              <w:t>✓</w:t>
+              <w:t>X</w:t>
             </w:r>
           </w:p>
         </w:tc>
@@ -17325,7 +17348,7 @@
           </w:tcPr>
           <w:p>
             <w:pPr>
-              <w:spacing w:after="120" w:line="360" w:lineRule="auto"/>
+              <w:spacing w:line="360" w:lineRule="auto"/>
               <w:rPr>
                 <w:rFonts w:cs="Times New Roman"/>
                 <w:sz w:val="26"/>
@@ -17338,7 +17361,7 @@
                 <w:sz w:val="26"/>
                 <w:szCs w:val="26"/>
               </w:rPr>
-              <w:t>✓</w:t>
+              <w:t>X</w:t>
             </w:r>
           </w:p>
         </w:tc>
@@ -17352,7 +17375,7 @@
           </w:tcPr>
           <w:p>
             <w:pPr>
-              <w:spacing w:after="120" w:line="360" w:lineRule="auto"/>
+              <w:spacing w:line="360" w:lineRule="auto"/>
               <w:rPr>
                 <w:rFonts w:cs="Times New Roman"/>
                 <w:sz w:val="26"/>
@@ -17405,7 +17428,7 @@
           </w:tcPr>
           <w:p>
             <w:pPr>
-              <w:spacing w:after="120" w:line="360" w:lineRule="auto"/>
+              <w:spacing w:line="360" w:lineRule="auto"/>
               <w:rPr>
                 <w:rFonts w:cs="Times New Roman"/>
                 <w:sz w:val="26"/>
@@ -17422,7 +17445,7 @@
           </w:tcPr>
           <w:p>
             <w:pPr>
-              <w:spacing w:after="120" w:line="360" w:lineRule="auto"/>
+              <w:spacing w:line="360" w:lineRule="auto"/>
               <w:rPr>
                 <w:rFonts w:cs="Times New Roman"/>
                 <w:sz w:val="26"/>
@@ -17439,7 +17462,7 @@
           </w:tcPr>
           <w:p>
             <w:pPr>
-              <w:spacing w:after="120" w:line="360" w:lineRule="auto"/>
+              <w:spacing w:line="360" w:lineRule="auto"/>
               <w:rPr>
                 <w:rFonts w:cs="Times New Roman"/>
                 <w:sz w:val="26"/>
@@ -17452,7 +17475,7 @@
                 <w:sz w:val="26"/>
                 <w:szCs w:val="26"/>
               </w:rPr>
-              <w:t>✓</w:t>
+              <w:t>X</w:t>
             </w:r>
           </w:p>
         </w:tc>
@@ -17466,7 +17489,7 @@
           </w:tcPr>
           <w:p>
             <w:pPr>
-              <w:spacing w:after="120" w:line="360" w:lineRule="auto"/>
+              <w:spacing w:line="360" w:lineRule="auto"/>
               <w:rPr>
                 <w:rFonts w:cs="Times New Roman"/>
                 <w:sz w:val="26"/>
@@ -17547,7 +17570,7 @@
           </w:tcPr>
           <w:p>
             <w:pPr>
-              <w:spacing w:after="120" w:line="360" w:lineRule="auto"/>
+              <w:spacing w:line="360" w:lineRule="auto"/>
               <w:rPr>
                 <w:rFonts w:cs="Times New Roman"/>
                 <w:sz w:val="26"/>
@@ -17564,7 +17587,7 @@
           </w:tcPr>
           <w:p>
             <w:pPr>
-              <w:spacing w:after="120" w:line="360" w:lineRule="auto"/>
+              <w:spacing w:line="360" w:lineRule="auto"/>
               <w:rPr>
                 <w:rFonts w:cs="Times New Roman"/>
                 <w:sz w:val="26"/>
@@ -17581,7 +17604,7 @@
           </w:tcPr>
           <w:p>
             <w:pPr>
-              <w:spacing w:after="120" w:line="360" w:lineRule="auto"/>
+              <w:spacing w:line="360" w:lineRule="auto"/>
               <w:rPr>
                 <w:rFonts w:cs="Times New Roman"/>
                 <w:sz w:val="26"/>
@@ -17594,7 +17617,7 @@
                 <w:sz w:val="26"/>
                 <w:szCs w:val="26"/>
               </w:rPr>
-              <w:t>✓</w:t>
+              <w:t>X</w:t>
             </w:r>
           </w:p>
         </w:tc>
@@ -17608,7 +17631,7 @@
           </w:tcPr>
           <w:p>
             <w:pPr>
-              <w:spacing w:after="120" w:line="360" w:lineRule="auto"/>
+              <w:spacing w:line="360" w:lineRule="auto"/>
               <w:rPr>
                 <w:rFonts w:cs="Times New Roman"/>
                 <w:sz w:val="26"/>
@@ -17707,7 +17730,7 @@
           </w:tcPr>
           <w:p>
             <w:pPr>
-              <w:spacing w:after="120" w:line="360" w:lineRule="auto"/>
+              <w:spacing w:line="360" w:lineRule="auto"/>
               <w:rPr>
                 <w:rFonts w:cs="Times New Roman"/>
                 <w:sz w:val="26"/>
@@ -17724,7 +17747,7 @@
           </w:tcPr>
           <w:p>
             <w:pPr>
-              <w:spacing w:after="120" w:line="360" w:lineRule="auto"/>
+              <w:spacing w:line="360" w:lineRule="auto"/>
               <w:rPr>
                 <w:rFonts w:cs="Times New Roman"/>
                 <w:sz w:val="26"/>
@@ -17741,7 +17764,7 @@
           </w:tcPr>
           <w:p>
             <w:pPr>
-              <w:spacing w:after="120" w:line="360" w:lineRule="auto"/>
+              <w:spacing w:line="360" w:lineRule="auto"/>
               <w:rPr>
                 <w:rFonts w:cs="Times New Roman"/>
                 <w:sz w:val="26"/>
@@ -17754,7 +17777,7 @@
                 <w:sz w:val="26"/>
                 <w:szCs w:val="26"/>
               </w:rPr>
-              <w:t>✓</w:t>
+              <w:t>X</w:t>
             </w:r>
           </w:p>
         </w:tc>
@@ -17768,7 +17791,7 @@
           </w:tcPr>
           <w:p>
             <w:pPr>
-              <w:spacing w:after="120" w:line="360" w:lineRule="auto"/>
+              <w:spacing w:line="360" w:lineRule="auto"/>
               <w:rPr>
                 <w:rFonts w:cs="Times New Roman"/>
                 <w:sz w:val="26"/>
@@ -17885,7 +17908,7 @@
           </w:tcPr>
           <w:p>
             <w:pPr>
-              <w:spacing w:after="120" w:line="360" w:lineRule="auto"/>
+              <w:spacing w:line="360" w:lineRule="auto"/>
               <w:rPr>
                 <w:rFonts w:cs="Times New Roman"/>
                 <w:sz w:val="26"/>
@@ -17902,7 +17925,7 @@
           </w:tcPr>
           <w:p>
             <w:pPr>
-              <w:spacing w:after="120" w:line="360" w:lineRule="auto"/>
+              <w:spacing w:line="360" w:lineRule="auto"/>
               <w:rPr>
                 <w:rFonts w:cs="Times New Roman"/>
                 <w:sz w:val="26"/>
@@ -17915,7 +17938,7 @@
                 <w:sz w:val="26"/>
                 <w:szCs w:val="26"/>
               </w:rPr>
-              <w:t>✓</w:t>
+              <w:t>X</w:t>
             </w:r>
           </w:p>
         </w:tc>
@@ -17927,7 +17950,7 @@
           </w:tcPr>
           <w:p>
             <w:pPr>
-              <w:spacing w:after="120" w:line="360" w:lineRule="auto"/>
+              <w:spacing w:line="360" w:lineRule="auto"/>
               <w:rPr>
                 <w:rFonts w:cs="Times New Roman"/>
                 <w:sz w:val="26"/>
@@ -17940,7 +17963,7 @@
                 <w:sz w:val="26"/>
                 <w:szCs w:val="26"/>
               </w:rPr>
-              <w:t>✓</w:t>
+              <w:t>X</w:t>
             </w:r>
           </w:p>
         </w:tc>
@@ -17954,7 +17977,7 @@
           </w:tcPr>
           <w:p>
             <w:pPr>
-              <w:spacing w:after="120" w:line="360" w:lineRule="auto"/>
+              <w:spacing w:line="360" w:lineRule="auto"/>
               <w:rPr>
                 <w:rFonts w:cs="Times New Roman"/>
                 <w:sz w:val="26"/>
@@ -18053,7 +18076,7 @@
           </w:tcPr>
           <w:p>
             <w:pPr>
-              <w:spacing w:after="120" w:line="360" w:lineRule="auto"/>
+              <w:spacing w:line="360" w:lineRule="auto"/>
               <w:rPr>
                 <w:rFonts w:cs="Times New Roman"/>
                 <w:sz w:val="26"/>
@@ -18070,7 +18093,7 @@
           </w:tcPr>
           <w:p>
             <w:pPr>
-              <w:spacing w:after="120" w:line="360" w:lineRule="auto"/>
+              <w:spacing w:line="360" w:lineRule="auto"/>
               <w:rPr>
                 <w:rFonts w:cs="Times New Roman"/>
                 <w:sz w:val="26"/>
@@ -18083,7 +18106,7 @@
                 <w:sz w:val="26"/>
                 <w:szCs w:val="26"/>
               </w:rPr>
-              <w:t>✓</w:t>
+              <w:t>X</w:t>
             </w:r>
           </w:p>
         </w:tc>
@@ -18095,7 +18118,7 @@
           </w:tcPr>
           <w:p>
             <w:pPr>
-              <w:spacing w:after="120" w:line="360" w:lineRule="auto"/>
+              <w:spacing w:line="360" w:lineRule="auto"/>
               <w:rPr>
                 <w:rFonts w:cs="Times New Roman"/>
                 <w:sz w:val="26"/>
@@ -18108,7 +18131,7 @@
                 <w:sz w:val="26"/>
                 <w:szCs w:val="26"/>
               </w:rPr>
-              <w:t>✓</w:t>
+              <w:t>X</w:t>
             </w:r>
           </w:p>
         </w:tc>
@@ -18122,7 +18145,7 @@
           </w:tcPr>
           <w:p>
             <w:pPr>
-              <w:spacing w:after="120" w:line="360" w:lineRule="auto"/>
+              <w:spacing w:line="360" w:lineRule="auto"/>
               <w:rPr>
                 <w:rFonts w:cs="Times New Roman"/>
                 <w:sz w:val="26"/>
@@ -18193,7 +18216,7 @@
           </w:tcPr>
           <w:p>
             <w:pPr>
-              <w:spacing w:after="120" w:line="360" w:lineRule="auto"/>
+              <w:spacing w:line="360" w:lineRule="auto"/>
               <w:rPr>
                 <w:rFonts w:cs="Times New Roman"/>
                 <w:sz w:val="26"/>
@@ -18206,7 +18229,7 @@
                 <w:sz w:val="26"/>
                 <w:szCs w:val="26"/>
               </w:rPr>
-              <w:t>✓</w:t>
+              <w:t>X</w:t>
             </w:r>
           </w:p>
         </w:tc>
@@ -18218,7 +18241,7 @@
           </w:tcPr>
           <w:p>
             <w:pPr>
-              <w:spacing w:after="120" w:line="360" w:lineRule="auto"/>
+              <w:spacing w:line="360" w:lineRule="auto"/>
               <w:rPr>
                 <w:rFonts w:cs="Times New Roman"/>
                 <w:sz w:val="26"/>
@@ -18235,7 +18258,7 @@
           </w:tcPr>
           <w:p>
             <w:pPr>
-              <w:spacing w:after="120" w:line="360" w:lineRule="auto"/>
+              <w:spacing w:line="360" w:lineRule="auto"/>
               <w:rPr>
                 <w:rFonts w:cs="Times New Roman"/>
                 <w:sz w:val="26"/>
@@ -18248,7 +18271,7 @@
                 <w:sz w:val="26"/>
                 <w:szCs w:val="26"/>
               </w:rPr>
-              <w:t>✓</w:t>
+              <w:t>X</w:t>
             </w:r>
           </w:p>
         </w:tc>
@@ -18262,7 +18285,7 @@
           </w:tcPr>
           <w:p>
             <w:pPr>
-              <w:spacing w:after="120" w:line="360" w:lineRule="auto"/>
+              <w:spacing w:line="360" w:lineRule="auto"/>
               <w:rPr>
                 <w:rFonts w:cs="Times New Roman"/>
                 <w:sz w:val="26"/>
@@ -18351,7 +18374,7 @@
           </w:tcPr>
           <w:p>
             <w:pPr>
-              <w:spacing w:after="120" w:line="360" w:lineRule="auto"/>
+              <w:spacing w:line="360" w:lineRule="auto"/>
               <w:rPr>
                 <w:rFonts w:cs="Times New Roman"/>
                 <w:sz w:val="26"/>
@@ -18364,7 +18387,7 @@
                 <w:sz w:val="26"/>
                 <w:szCs w:val="26"/>
               </w:rPr>
-              <w:t>✓</w:t>
+              <w:t>X</w:t>
             </w:r>
           </w:p>
         </w:tc>
@@ -18376,7 +18399,7 @@
           </w:tcPr>
           <w:p>
             <w:pPr>
-              <w:spacing w:after="120" w:line="360" w:lineRule="auto"/>
+              <w:spacing w:line="360" w:lineRule="auto"/>
               <w:rPr>
                 <w:rFonts w:cs="Times New Roman"/>
                 <w:sz w:val="26"/>
@@ -18393,7 +18416,7 @@
           </w:tcPr>
           <w:p>
             <w:pPr>
-              <w:spacing w:after="120" w:line="360" w:lineRule="auto"/>
+              <w:spacing w:line="360" w:lineRule="auto"/>
               <w:rPr>
                 <w:rFonts w:cs="Times New Roman"/>
                 <w:sz w:val="26"/>
@@ -18406,7 +18429,7 @@
                 <w:sz w:val="26"/>
                 <w:szCs w:val="26"/>
               </w:rPr>
-              <w:t>✓</w:t>
+              <w:t>X</w:t>
             </w:r>
           </w:p>
         </w:tc>
@@ -18420,7 +18443,7 @@
           </w:tcPr>
           <w:p>
             <w:pPr>
-              <w:spacing w:after="120" w:line="360" w:lineRule="auto"/>
+              <w:spacing w:line="360" w:lineRule="auto"/>
               <w:rPr>
                 <w:rFonts w:cs="Times New Roman"/>
                 <w:sz w:val="26"/>
@@ -18519,7 +18542,7 @@
           </w:tcPr>
           <w:p>
             <w:pPr>
-              <w:spacing w:after="120" w:line="360" w:lineRule="auto"/>
+              <w:spacing w:line="360" w:lineRule="auto"/>
               <w:rPr>
                 <w:rFonts w:cs="Times New Roman"/>
                 <w:sz w:val="26"/>
@@ -18532,7 +18555,7 @@
                 <w:sz w:val="26"/>
                 <w:szCs w:val="26"/>
               </w:rPr>
-              <w:t>✓</w:t>
+              <w:t>X</w:t>
             </w:r>
           </w:p>
         </w:tc>
@@ -18544,7 +18567,7 @@
           </w:tcPr>
           <w:p>
             <w:pPr>
-              <w:spacing w:after="120" w:line="360" w:lineRule="auto"/>
+              <w:spacing w:line="360" w:lineRule="auto"/>
               <w:rPr>
                 <w:rFonts w:cs="Times New Roman"/>
                 <w:sz w:val="26"/>
@@ -18561,7 +18584,7 @@
           </w:tcPr>
           <w:p>
             <w:pPr>
-              <w:spacing w:after="120" w:line="360" w:lineRule="auto"/>
+              <w:spacing w:line="360" w:lineRule="auto"/>
               <w:rPr>
                 <w:rFonts w:cs="Times New Roman"/>
                 <w:sz w:val="26"/>
@@ -18580,7 +18603,7 @@
           </w:tcPr>
           <w:p>
             <w:pPr>
-              <w:spacing w:after="120" w:line="360" w:lineRule="auto"/>
+              <w:spacing w:line="360" w:lineRule="auto"/>
               <w:rPr>
                 <w:rFonts w:cs="Times New Roman"/>
                 <w:sz w:val="26"/>
@@ -18633,7 +18656,7 @@
           </w:tcPr>
           <w:p>
             <w:pPr>
-              <w:spacing w:after="120" w:line="360" w:lineRule="auto"/>
+              <w:spacing w:line="360" w:lineRule="auto"/>
               <w:rPr>
                 <w:rFonts w:cs="Times New Roman"/>
                 <w:sz w:val="26"/>
@@ -18650,7 +18673,7 @@
           </w:tcPr>
           <w:p>
             <w:pPr>
-              <w:spacing w:after="120" w:line="360" w:lineRule="auto"/>
+              <w:spacing w:line="360" w:lineRule="auto"/>
               <w:rPr>
                 <w:rFonts w:cs="Times New Roman"/>
                 <w:sz w:val="26"/>
@@ -18667,7 +18690,7 @@
           </w:tcPr>
           <w:p>
             <w:pPr>
-              <w:spacing w:after="120" w:line="360" w:lineRule="auto"/>
+              <w:spacing w:line="360" w:lineRule="auto"/>
               <w:rPr>
                 <w:rFonts w:cs="Times New Roman"/>
                 <w:sz w:val="26"/>
@@ -18680,7 +18703,7 @@
                 <w:sz w:val="26"/>
                 <w:szCs w:val="26"/>
               </w:rPr>
-              <w:t>✓</w:t>
+              <w:t>X</w:t>
             </w:r>
           </w:p>
         </w:tc>
@@ -18694,7 +18717,7 @@
           </w:tcPr>
           <w:p>
             <w:pPr>
-              <w:spacing w:after="120" w:line="360" w:lineRule="auto"/>
+              <w:spacing w:line="360" w:lineRule="auto"/>
               <w:rPr>
                 <w:rFonts w:cs="Times New Roman"/>
                 <w:sz w:val="26"/>
@@ -18719,7 +18742,7 @@
           </w:tcPr>
           <w:p>
             <w:pPr>
-              <w:spacing w:after="120" w:line="360" w:lineRule="auto"/>
+              <w:spacing w:line="360" w:lineRule="auto"/>
               <w:rPr>
                 <w:rFonts w:cs="Times New Roman"/>
                 <w:sz w:val="26"/>
@@ -18736,7 +18759,7 @@
           </w:tcPr>
           <w:p>
             <w:pPr>
-              <w:spacing w:after="120" w:line="360" w:lineRule="auto"/>
+              <w:spacing w:line="360" w:lineRule="auto"/>
               <w:rPr>
                 <w:rFonts w:cs="Times New Roman"/>
                 <w:sz w:val="26"/>
@@ -18753,7 +18776,7 @@
           </w:tcPr>
           <w:p>
             <w:pPr>
-              <w:spacing w:after="120" w:line="360" w:lineRule="auto"/>
+              <w:spacing w:line="360" w:lineRule="auto"/>
               <w:rPr>
                 <w:rFonts w:cs="Times New Roman"/>
                 <w:sz w:val="26"/>
@@ -18766,7 +18789,7 @@
                 <w:sz w:val="26"/>
                 <w:szCs w:val="26"/>
               </w:rPr>
-              <w:t>✓</w:t>
+              <w:t>X</w:t>
             </w:r>
           </w:p>
         </w:tc>
@@ -18780,7 +18803,7 @@
           </w:tcPr>
           <w:p>
             <w:pPr>
-              <w:spacing w:after="120" w:line="360" w:lineRule="auto"/>
+              <w:spacing w:line="360" w:lineRule="auto"/>
               <w:rPr>
                 <w:rFonts w:cs="Times New Roman"/>
                 <w:sz w:val="26"/>
@@ -18793,6 +18816,7 @@
                 <w:sz w:val="26"/>
                 <w:szCs w:val="26"/>
               </w:rPr>
+              <w:lastRenderedPageBreak/>
               <w:t>Xem audit log</w:t>
             </w:r>
           </w:p>
@@ -18805,7 +18829,7 @@
           </w:tcPr>
           <w:p>
             <w:pPr>
-              <w:spacing w:after="120" w:line="360" w:lineRule="auto"/>
+              <w:spacing w:line="360" w:lineRule="auto"/>
               <w:rPr>
                 <w:rFonts w:cs="Times New Roman"/>
                 <w:sz w:val="26"/>
@@ -18822,7 +18846,7 @@
           </w:tcPr>
           <w:p>
             <w:pPr>
-              <w:spacing w:after="120" w:line="360" w:lineRule="auto"/>
+              <w:spacing w:line="360" w:lineRule="auto"/>
               <w:rPr>
                 <w:rFonts w:cs="Times New Roman"/>
                 <w:sz w:val="26"/>
@@ -18839,7 +18863,7 @@
           </w:tcPr>
           <w:p>
             <w:pPr>
-              <w:spacing w:after="120" w:line="360" w:lineRule="auto"/>
+              <w:spacing w:line="360" w:lineRule="auto"/>
               <w:rPr>
                 <w:rFonts w:cs="Times New Roman"/>
                 <w:sz w:val="26"/>
@@ -18852,7 +18876,7 @@
                 <w:sz w:val="26"/>
                 <w:szCs w:val="26"/>
               </w:rPr>
-              <w:t>✓</w:t>
+              <w:t>X</w:t>
             </w:r>
           </w:p>
         </w:tc>
@@ -18860,7 +18884,7 @@
     </w:tbl>
     <w:p>
       <w:pPr>
-        <w:spacing w:before="240" w:after="120" w:line="360" w:lineRule="auto"/>
+        <w:spacing w:before="240" w:after="0" w:line="360" w:lineRule="auto"/>
         <w:jc w:val="both"/>
         <w:rPr>
           <w:rFonts w:cs="Times New Roman"/>
@@ -19169,11 +19193,10 @@
     <w:p>
       <w:pPr>
         <w:pStyle w:val="Heading2"/>
-        <w:spacing w:after="120" w:line="360" w:lineRule="auto"/>
+        <w:spacing w:before="0" w:after="0" w:line="360" w:lineRule="auto"/>
         <w:jc w:val="both"/>
       </w:pPr>
       <w:r>
-        <w:lastRenderedPageBreak/>
         <w:t>2</w:t>
       </w:r>
       <w:r>
@@ -19201,7 +19224,7 @@
     </w:p>
     <w:p>
       <w:pPr>
-        <w:spacing w:after="120" w:line="360" w:lineRule="auto"/>
+        <w:spacing w:after="0" w:line="360" w:lineRule="auto"/>
         <w:jc w:val="both"/>
         <w:rPr>
           <w:rFonts w:cs="Times New Roman"/>
@@ -19994,7 +20017,7 @@
     </w:p>
     <w:p>
       <w:pPr>
-        <w:spacing w:after="120" w:line="360" w:lineRule="auto"/>
+        <w:spacing w:after="0" w:line="360" w:lineRule="auto"/>
         <w:jc w:val="both"/>
         <w:rPr>
           <w:rFonts w:cs="Times New Roman"/>
@@ -20617,7 +20640,7 @@
     </w:p>
     <w:p>
       <w:pPr>
-        <w:spacing w:after="120" w:line="360" w:lineRule="auto"/>
+        <w:spacing w:after="0" w:line="360" w:lineRule="auto"/>
         <w:rPr>
           <w:rFonts w:cs="Times New Roman"/>
           <w:sz w:val="26"/>
@@ -20638,16 +20661,16 @@
 <file path=word/numbering.xml><?xml version="1.0" encoding="utf-8"?>
 <w:numbering xmlns:wpc="http://schemas.microsoft.com/office/word/2010/wordprocessingCanvas" xmlns:cx="http://schemas.microsoft.com/office/drawing/2014/chartex" xmlns:cx1="http://schemas.microsoft.com/office/drawing/2015/9/8/chartex" xmlns:cx2="http://schemas.microsoft.com/office/drawing/2015/10/21/chartex" xmlns:cx3="http://schemas.microsoft.com/office/drawing/2016/5/9/chartex" xmlns:cx4="http://schemas.microsoft.com/office/drawing/2016/5/10/chartex" xmlns:cx5="http://schemas.microsoft.com/office/drawing/2016/5/11/chartex" xmlns:cx6="http://schemas.microsoft.com/office/drawing/2016/5/12/chartex" xmlns:cx7="http://schemas.microsoft.com/office/drawing/2016/5/13/chartex" xmlns:cx8="http://schemas.microsoft.com/office/drawing/2016/5/14/chartex" xmlns:mc="http://schemas.openxmlformats.org/markup-compatibility/2006" xmlns:aink="http://schemas.microsoft.com/office/drawing/2016/ink" xmlns:am3d="http://schemas.microsoft.com/office/drawing/2017/model3d" xmlns:o="urn:schemas-microsoft-com:office:office" xmlns:oel="http://schemas.microsoft.com/office/2019/extlst" xmlns:r="http://schemas.openxmlformats.org/officeDocument/2006/relationships" xmlns:m="http://schemas.openxmlformats.org/officeDocument/2006/math" xmlns:v="urn:schemas-microsoft-com:vml" xmlns:wp14="http://schemas.microsoft.com/office/word/2010/wordprocessingDrawing" xmlns:wp="http://schemas.openxmlformats.org/drawingml/2006/wordprocessingDrawing" xmlns:w10="urn:schemas-microsoft-com:office:word" xmlns:w="http://schemas.openxmlformats.org/wordprocessingml/2006/main" xmlns:w14="http://schemas.microsoft.com/office/word/2010/wordml" xmlns:w15="http://schemas.microsoft.com/office/word/2012/wordml" xmlns:w16cei="http://schemas.microsoft.com/office/word/2026/wordml/cei" xmlns:w16cex="http://schemas.microsoft.com/office/word/2018/wordml/cex" xmlns:w16cid="http://schemas.microsoft.com/office/word/2016/wordml/cid" xmlns:w16="http://schemas.microsoft.com/office/word/2018/wordml" xmlns:w16du="http://schemas.microsoft.com/office/word/2023/wordml/word16du" xmlns:w16sdtdh="http://schemas.microsoft.com/office/word/2020/wordml/sdtdatahash" xmlns:w16sdtfl="http://schemas.microsoft.com/office/word/2024/wordml/sdtformatlock" xmlns:w16se="http://schemas.microsoft.com/office/word/2015/wordml/symex" xmlns:wpg="http://schemas.microsoft.com/office/word/2010/wordprocessingGroup" xmlns:wpi="http://schemas.microsoft.com/office/word/2010/wordprocessingInk" xmlns:wne="http://schemas.microsoft.com/office/word/2006/wordml" xmlns:wps="http://schemas.microsoft.com/office/word/2010/wordprocessingShape" mc:Ignorable="w14 w15 w16se w16cid w16 w16cex w16sdtdh w16sdtfl w16du wp14">
   <w:abstractNum w:abstractNumId="0" w15:restartNumberingAfterBreak="0">
-    <w:nsid w:val="085A108C"/>
+    <w:nsid w:val="01DE4375"/>
     <w:multiLevelType w:val="hybridMultilevel"/>
-    <w:tmpl w:val="E7EAACD8"/>
+    <w:tmpl w:val="369C84BE"/>
     <w:lvl w:ilvl="0" w:tplc="04090001">
       <w:start w:val="1"/>
       <w:numFmt w:val="bullet"/>
       <w:lvlText w:val=""/>
       <w:lvlJc w:val="left"/>
       <w:pPr>
-        <w:ind w:left="1080" w:hanging="360"/>
+        <w:ind w:left="720" w:hanging="360"/>
       </w:pPr>
       <w:rPr>
         <w:rFonts w:ascii="Symbol" w:hAnsi="Symbol" w:hint="default"/>
@@ -20659,7 +20682,7 @@
       <w:lvlText w:val="o"/>
       <w:lvlJc w:val="left"/>
       <w:pPr>
-        <w:ind w:left="1800" w:hanging="360"/>
+        <w:ind w:left="1440" w:hanging="360"/>
       </w:pPr>
       <w:rPr>
         <w:rFonts w:ascii="Courier New" w:hAnsi="Courier New" w:cs="Courier New" w:hint="default"/>
@@ -20671,7 +20694,7 @@
       <w:lvlText w:val=""/>
       <w:lvlJc w:val="left"/>
       <w:pPr>
-        <w:ind w:left="2520" w:hanging="360"/>
+        <w:ind w:left="2160" w:hanging="360"/>
       </w:pPr>
       <w:rPr>
         <w:rFonts w:ascii="Wingdings" w:hAnsi="Wingdings" w:hint="default"/>
@@ -20683,7 +20706,7 @@
       <w:lvlText w:val=""/>
       <w:lvlJc w:val="left"/>
       <w:pPr>
-        <w:ind w:left="3240" w:hanging="360"/>
+        <w:ind w:left="2880" w:hanging="360"/>
       </w:pPr>
       <w:rPr>
         <w:rFonts w:ascii="Symbol" w:hAnsi="Symbol" w:hint="default"/>
@@ -20695,7 +20718,7 @@
       <w:lvlText w:val="o"/>
       <w:lvlJc w:val="left"/>
       <w:pPr>
-        <w:ind w:left="3960" w:hanging="360"/>
+        <w:ind w:left="3600" w:hanging="360"/>
       </w:pPr>
       <w:rPr>
         <w:rFonts w:ascii="Courier New" w:hAnsi="Courier New" w:cs="Courier New" w:hint="default"/>
@@ -20707,7 +20730,7 @@
       <w:lvlText w:val=""/>
       <w:lvlJc w:val="left"/>
       <w:pPr>
-        <w:ind w:left="4680" w:hanging="360"/>
+        <w:ind w:left="4320" w:hanging="360"/>
       </w:pPr>
       <w:rPr>
         <w:rFonts w:ascii="Wingdings" w:hAnsi="Wingdings" w:hint="default"/>
@@ -20719,7 +20742,7 @@
       <w:lvlText w:val=""/>
       <w:lvlJc w:val="left"/>
       <w:pPr>
-        <w:ind w:left="5400" w:hanging="360"/>
+        <w:ind w:left="5040" w:hanging="360"/>
       </w:pPr>
       <w:rPr>
         <w:rFonts w:ascii="Symbol" w:hAnsi="Symbol" w:hint="default"/>
@@ -20731,7 +20754,7 @@
       <w:lvlText w:val="o"/>
       <w:lvlJc w:val="left"/>
       <w:pPr>
-        <w:ind w:left="6120" w:hanging="360"/>
+        <w:ind w:left="5760" w:hanging="360"/>
       </w:pPr>
       <w:rPr>
         <w:rFonts w:ascii="Courier New" w:hAnsi="Courier New" w:cs="Courier New" w:hint="default"/>
@@ -20743,7 +20766,7 @@
       <w:lvlText w:val=""/>
       <w:lvlJc w:val="left"/>
       <w:pPr>
-        <w:ind w:left="6840" w:hanging="360"/>
+        <w:ind w:left="6480" w:hanging="360"/>
       </w:pPr>
       <w:rPr>
         <w:rFonts w:ascii="Wingdings" w:hAnsi="Wingdings" w:hint="default"/>
@@ -20751,6 +20774,119 @@
     </w:lvl>
   </w:abstractNum>
   <w:abstractNum w:abstractNumId="1" w15:restartNumberingAfterBreak="0">
+    <w:nsid w:val="085A108C"/>
+    <w:multiLevelType w:val="hybridMultilevel"/>
+    <w:tmpl w:val="E7EAACD8"/>
+    <w:lvl w:ilvl="0" w:tplc="04090001">
+      <w:start w:val="1"/>
+      <w:numFmt w:val="bullet"/>
+      <w:lvlText w:val=""/>
+      <w:lvlJc w:val="left"/>
+      <w:pPr>
+        <w:ind w:left="1080" w:hanging="360"/>
+      </w:pPr>
+      <w:rPr>
+        <w:rFonts w:ascii="Symbol" w:hAnsi="Symbol" w:hint="default"/>
+      </w:rPr>
+    </w:lvl>
+    <w:lvl w:ilvl="1" w:tplc="04090003" w:tentative="1">
+      <w:start w:val="1"/>
+      <w:numFmt w:val="bullet"/>
+      <w:lvlText w:val="o"/>
+      <w:lvlJc w:val="left"/>
+      <w:pPr>
+        <w:ind w:left="1800" w:hanging="360"/>
+      </w:pPr>
+      <w:rPr>
+        <w:rFonts w:ascii="Courier New" w:hAnsi="Courier New" w:cs="Courier New" w:hint="default"/>
+      </w:rPr>
+    </w:lvl>
+    <w:lvl w:ilvl="2" w:tplc="04090005" w:tentative="1">
+      <w:start w:val="1"/>
+      <w:numFmt w:val="bullet"/>
+      <w:lvlText w:val=""/>
+      <w:lvlJc w:val="left"/>
+      <w:pPr>
+        <w:ind w:left="2520" w:hanging="360"/>
+      </w:pPr>
+      <w:rPr>
+        <w:rFonts w:ascii="Wingdings" w:hAnsi="Wingdings" w:hint="default"/>
+      </w:rPr>
+    </w:lvl>
+    <w:lvl w:ilvl="3" w:tplc="04090001" w:tentative="1">
+      <w:start w:val="1"/>
+      <w:numFmt w:val="bullet"/>
+      <w:lvlText w:val=""/>
+      <w:lvlJc w:val="left"/>
+      <w:pPr>
+        <w:ind w:left="3240" w:hanging="360"/>
+      </w:pPr>
+      <w:rPr>
+        <w:rFonts w:ascii="Symbol" w:hAnsi="Symbol" w:hint="default"/>
+      </w:rPr>
+    </w:lvl>
+    <w:lvl w:ilvl="4" w:tplc="04090003" w:tentative="1">
+      <w:start w:val="1"/>
+      <w:numFmt w:val="bullet"/>
+      <w:lvlText w:val="o"/>
+      <w:lvlJc w:val="left"/>
+      <w:pPr>
+        <w:ind w:left="3960" w:hanging="360"/>
+      </w:pPr>
+      <w:rPr>
+        <w:rFonts w:ascii="Courier New" w:hAnsi="Courier New" w:cs="Courier New" w:hint="default"/>
+      </w:rPr>
+    </w:lvl>
+    <w:lvl w:ilvl="5" w:tplc="04090005" w:tentative="1">
+      <w:start w:val="1"/>
+      <w:numFmt w:val="bullet"/>
+      <w:lvlText w:val=""/>
+      <w:lvlJc w:val="left"/>
+      <w:pPr>
+        <w:ind w:left="4680" w:hanging="360"/>
+      </w:pPr>
+      <w:rPr>
+        <w:rFonts w:ascii="Wingdings" w:hAnsi="Wingdings" w:hint="default"/>
+      </w:rPr>
+    </w:lvl>
+    <w:lvl w:ilvl="6" w:tplc="04090001" w:tentative="1">
+      <w:start w:val="1"/>
+      <w:numFmt w:val="bullet"/>
+      <w:lvlText w:val=""/>
+      <w:lvlJc w:val="left"/>
+      <w:pPr>
+        <w:ind w:left="5400" w:hanging="360"/>
+      </w:pPr>
+      <w:rPr>
+        <w:rFonts w:ascii="Symbol" w:hAnsi="Symbol" w:hint="default"/>
+      </w:rPr>
+    </w:lvl>
+    <w:lvl w:ilvl="7" w:tplc="04090003" w:tentative="1">
+      <w:start w:val="1"/>
+      <w:numFmt w:val="bullet"/>
+      <w:lvlText w:val="o"/>
+      <w:lvlJc w:val="left"/>
+      <w:pPr>
+        <w:ind w:left="6120" w:hanging="360"/>
+      </w:pPr>
+      <w:rPr>
+        <w:rFonts w:ascii="Courier New" w:hAnsi="Courier New" w:cs="Courier New" w:hint="default"/>
+      </w:rPr>
+    </w:lvl>
+    <w:lvl w:ilvl="8" w:tplc="04090005" w:tentative="1">
+      <w:start w:val="1"/>
+      <w:numFmt w:val="bullet"/>
+      <w:lvlText w:val=""/>
+      <w:lvlJc w:val="left"/>
+      <w:pPr>
+        <w:ind w:left="6840" w:hanging="360"/>
+      </w:pPr>
+      <w:rPr>
+        <w:rFonts w:ascii="Wingdings" w:hAnsi="Wingdings" w:hint="default"/>
+      </w:rPr>
+    </w:lvl>
+  </w:abstractNum>
+  <w:abstractNum w:abstractNumId="2" w15:restartNumberingAfterBreak="0">
     <w:nsid w:val="0CE564DD"/>
     <w:multiLevelType w:val="multilevel"/>
     <w:tmpl w:val="99F85596"/>
@@ -20899,7 +21035,7 @@
       </w:rPr>
     </w:lvl>
   </w:abstractNum>
-  <w:abstractNum w:abstractNumId="2" w15:restartNumberingAfterBreak="0">
+  <w:abstractNum w:abstractNumId="3" w15:restartNumberingAfterBreak="0">
     <w:nsid w:val="107C1691"/>
     <w:multiLevelType w:val="multilevel"/>
     <w:tmpl w:val="CA7CA21C"/>
@@ -21048,7 +21184,7 @@
       </w:rPr>
     </w:lvl>
   </w:abstractNum>
-  <w:abstractNum w:abstractNumId="3" w15:restartNumberingAfterBreak="0">
+  <w:abstractNum w:abstractNumId="4" w15:restartNumberingAfterBreak="0">
     <w:nsid w:val="160B60A1"/>
     <w:multiLevelType w:val="hybridMultilevel"/>
     <w:tmpl w:val="74AEC156"/>
@@ -21161,7 +21297,7 @@
       </w:rPr>
     </w:lvl>
   </w:abstractNum>
-  <w:abstractNum w:abstractNumId="4" w15:restartNumberingAfterBreak="0">
+  <w:abstractNum w:abstractNumId="5" w15:restartNumberingAfterBreak="0">
     <w:nsid w:val="17B82849"/>
     <w:multiLevelType w:val="hybridMultilevel"/>
     <w:tmpl w:val="494684FC"/>
@@ -21274,7 +21410,7 @@
       </w:rPr>
     </w:lvl>
   </w:abstractNum>
-  <w:abstractNum w:abstractNumId="5" w15:restartNumberingAfterBreak="0">
+  <w:abstractNum w:abstractNumId="6" w15:restartNumberingAfterBreak="0">
     <w:nsid w:val="19FD28AA"/>
     <w:multiLevelType w:val="multilevel"/>
     <w:tmpl w:val="76F05EAE"/>
@@ -21423,7 +21559,7 @@
       </w:rPr>
     </w:lvl>
   </w:abstractNum>
-  <w:abstractNum w:abstractNumId="6" w15:restartNumberingAfterBreak="0">
+  <w:abstractNum w:abstractNumId="7" w15:restartNumberingAfterBreak="0">
     <w:nsid w:val="1A850CF2"/>
     <w:multiLevelType w:val="multilevel"/>
     <w:tmpl w:val="C55AAB26"/>
@@ -21572,7 +21708,7 @@
       </w:rPr>
     </w:lvl>
   </w:abstractNum>
-  <w:abstractNum w:abstractNumId="7" w15:restartNumberingAfterBreak="0">
+  <w:abstractNum w:abstractNumId="8" w15:restartNumberingAfterBreak="0">
     <w:nsid w:val="1EC3475C"/>
     <w:multiLevelType w:val="hybridMultilevel"/>
     <w:tmpl w:val="96105E46"/>
@@ -21685,7 +21821,7 @@
       </w:rPr>
     </w:lvl>
   </w:abstractNum>
-  <w:abstractNum w:abstractNumId="8" w15:restartNumberingAfterBreak="0">
+  <w:abstractNum w:abstractNumId="9" w15:restartNumberingAfterBreak="0">
     <w:nsid w:val="23151C22"/>
     <w:multiLevelType w:val="hybridMultilevel"/>
     <w:tmpl w:val="199E4B7A"/>
@@ -21798,7 +21934,7 @@
       </w:rPr>
     </w:lvl>
   </w:abstractNum>
-  <w:abstractNum w:abstractNumId="9" w15:restartNumberingAfterBreak="0">
+  <w:abstractNum w:abstractNumId="10" w15:restartNumberingAfterBreak="0">
     <w:nsid w:val="4311334B"/>
     <w:multiLevelType w:val="multilevel"/>
     <w:tmpl w:val="FF3C4AEA"/>
@@ -21947,7 +22083,7 @@
       </w:rPr>
     </w:lvl>
   </w:abstractNum>
-  <w:abstractNum w:abstractNumId="10" w15:restartNumberingAfterBreak="0">
+  <w:abstractNum w:abstractNumId="11" w15:restartNumberingAfterBreak="0">
     <w:nsid w:val="431C4C88"/>
     <w:multiLevelType w:val="hybridMultilevel"/>
     <w:tmpl w:val="667C081A"/>
@@ -22060,7 +22196,7 @@
       </w:rPr>
     </w:lvl>
   </w:abstractNum>
-  <w:abstractNum w:abstractNumId="11" w15:restartNumberingAfterBreak="0">
+  <w:abstractNum w:abstractNumId="12" w15:restartNumberingAfterBreak="0">
     <w:nsid w:val="44286340"/>
     <w:multiLevelType w:val="multilevel"/>
     <w:tmpl w:val="B98CC216"/>
@@ -22209,7 +22345,7 @@
       </w:rPr>
     </w:lvl>
   </w:abstractNum>
-  <w:abstractNum w:abstractNumId="12" w15:restartNumberingAfterBreak="0">
+  <w:abstractNum w:abstractNumId="13" w15:restartNumberingAfterBreak="0">
     <w:nsid w:val="48867BF2"/>
     <w:multiLevelType w:val="hybridMultilevel"/>
     <w:tmpl w:val="7DBE582C"/>
@@ -22322,7 +22458,7 @@
       </w:rPr>
     </w:lvl>
   </w:abstractNum>
-  <w:abstractNum w:abstractNumId="13" w15:restartNumberingAfterBreak="0">
+  <w:abstractNum w:abstractNumId="14" w15:restartNumberingAfterBreak="0">
     <w:nsid w:val="4898298A"/>
     <w:multiLevelType w:val="multilevel"/>
     <w:tmpl w:val="946220FE"/>
@@ -22471,7 +22607,7 @@
       </w:rPr>
     </w:lvl>
   </w:abstractNum>
-  <w:abstractNum w:abstractNumId="14" w15:restartNumberingAfterBreak="0">
+  <w:abstractNum w:abstractNumId="15" w15:restartNumberingAfterBreak="0">
     <w:nsid w:val="4A0265FC"/>
     <w:multiLevelType w:val="hybridMultilevel"/>
     <w:tmpl w:val="9604C2C0"/>
@@ -22584,7 +22720,7 @@
       </w:rPr>
     </w:lvl>
   </w:abstractNum>
-  <w:abstractNum w:abstractNumId="15" w15:restartNumberingAfterBreak="0">
+  <w:abstractNum w:abstractNumId="16" w15:restartNumberingAfterBreak="0">
     <w:nsid w:val="4A0C77F3"/>
     <w:multiLevelType w:val="hybridMultilevel"/>
     <w:tmpl w:val="D2BADCF8"/>
@@ -22697,7 +22833,7 @@
       </w:rPr>
     </w:lvl>
   </w:abstractNum>
-  <w:abstractNum w:abstractNumId="16" w15:restartNumberingAfterBreak="0">
+  <w:abstractNum w:abstractNumId="17" w15:restartNumberingAfterBreak="0">
     <w:nsid w:val="52C8157F"/>
     <w:multiLevelType w:val="multilevel"/>
     <w:tmpl w:val="BA0267C4"/>
@@ -22846,7 +22982,120 @@
       </w:rPr>
     </w:lvl>
   </w:abstractNum>
-  <w:abstractNum w:abstractNumId="17" w15:restartNumberingAfterBreak="0">
+  <w:abstractNum w:abstractNumId="18" w15:restartNumberingAfterBreak="0">
+    <w:nsid w:val="562C13C9"/>
+    <w:multiLevelType w:val="hybridMultilevel"/>
+    <w:tmpl w:val="8376BA6A"/>
+    <w:lvl w:ilvl="0" w:tplc="04090001">
+      <w:start w:val="1"/>
+      <w:numFmt w:val="bullet"/>
+      <w:lvlText w:val=""/>
+      <w:lvlJc w:val="left"/>
+      <w:pPr>
+        <w:ind w:left="1080" w:hanging="360"/>
+      </w:pPr>
+      <w:rPr>
+        <w:rFonts w:ascii="Symbol" w:hAnsi="Symbol" w:hint="default"/>
+      </w:rPr>
+    </w:lvl>
+    <w:lvl w:ilvl="1" w:tplc="04090003" w:tentative="1">
+      <w:start w:val="1"/>
+      <w:numFmt w:val="bullet"/>
+      <w:lvlText w:val="o"/>
+      <w:lvlJc w:val="left"/>
+      <w:pPr>
+        <w:ind w:left="1800" w:hanging="360"/>
+      </w:pPr>
+      <w:rPr>
+        <w:rFonts w:ascii="Courier New" w:hAnsi="Courier New" w:cs="Courier New" w:hint="default"/>
+      </w:rPr>
+    </w:lvl>
+    <w:lvl w:ilvl="2" w:tplc="04090005" w:tentative="1">
+      <w:start w:val="1"/>
+      <w:numFmt w:val="bullet"/>
+      <w:lvlText w:val=""/>
+      <w:lvlJc w:val="left"/>
+      <w:pPr>
+        <w:ind w:left="2520" w:hanging="360"/>
+      </w:pPr>
+      <w:rPr>
+        <w:rFonts w:ascii="Wingdings" w:hAnsi="Wingdings" w:hint="default"/>
+      </w:rPr>
+    </w:lvl>
+    <w:lvl w:ilvl="3" w:tplc="04090001" w:tentative="1">
+      <w:start w:val="1"/>
+      <w:numFmt w:val="bullet"/>
+      <w:lvlText w:val=""/>
+      <w:lvlJc w:val="left"/>
+      <w:pPr>
+        <w:ind w:left="3240" w:hanging="360"/>
+      </w:pPr>
+      <w:rPr>
+        <w:rFonts w:ascii="Symbol" w:hAnsi="Symbol" w:hint="default"/>
+      </w:rPr>
+    </w:lvl>
+    <w:lvl w:ilvl="4" w:tplc="04090003" w:tentative="1">
+      <w:start w:val="1"/>
+      <w:numFmt w:val="bullet"/>
+      <w:lvlText w:val="o"/>
+      <w:lvlJc w:val="left"/>
+      <w:pPr>
+        <w:ind w:left="3960" w:hanging="360"/>
+      </w:pPr>
+      <w:rPr>
+        <w:rFonts w:ascii="Courier New" w:hAnsi="Courier New" w:cs="Courier New" w:hint="default"/>
+      </w:rPr>
+    </w:lvl>
+    <w:lvl w:ilvl="5" w:tplc="04090005" w:tentative="1">
+      <w:start w:val="1"/>
+      <w:numFmt w:val="bullet"/>
+      <w:lvlText w:val=""/>
+      <w:lvlJc w:val="left"/>
+      <w:pPr>
+        <w:ind w:left="4680" w:hanging="360"/>
+      </w:pPr>
+      <w:rPr>
+        <w:rFonts w:ascii="Wingdings" w:hAnsi="Wingdings" w:hint="default"/>
+      </w:rPr>
+    </w:lvl>
+    <w:lvl w:ilvl="6" w:tplc="04090001" w:tentative="1">
+      <w:start w:val="1"/>
+      <w:numFmt w:val="bullet"/>
+      <w:lvlText w:val=""/>
+      <w:lvlJc w:val="left"/>
+      <w:pPr>
+        <w:ind w:left="5400" w:hanging="360"/>
+      </w:pPr>
+      <w:rPr>
+        <w:rFonts w:ascii="Symbol" w:hAnsi="Symbol" w:hint="default"/>
+      </w:rPr>
+    </w:lvl>
+    <w:lvl w:ilvl="7" w:tplc="04090003" w:tentative="1">
+      <w:start w:val="1"/>
+      <w:numFmt w:val="bullet"/>
+      <w:lvlText w:val="o"/>
+      <w:lvlJc w:val="left"/>
+      <w:pPr>
+        <w:ind w:left="6120" w:hanging="360"/>
+      </w:pPr>
+      <w:rPr>
+        <w:rFonts w:ascii="Courier New" w:hAnsi="Courier New" w:cs="Courier New" w:hint="default"/>
+      </w:rPr>
+    </w:lvl>
+    <w:lvl w:ilvl="8" w:tplc="04090005" w:tentative="1">
+      <w:start w:val="1"/>
+      <w:numFmt w:val="bullet"/>
+      <w:lvlText w:val=""/>
+      <w:lvlJc w:val="left"/>
+      <w:pPr>
+        <w:ind w:left="6840" w:hanging="360"/>
+      </w:pPr>
+      <w:rPr>
+        <w:rFonts w:ascii="Wingdings" w:hAnsi="Wingdings" w:hint="default"/>
+      </w:rPr>
+    </w:lvl>
+  </w:abstractNum>
+  <w:abstractNum w:abstractNumId="19" w15:restartNumberingAfterBreak="0">
     <w:nsid w:val="625179C5"/>
     <w:multiLevelType w:val="multilevel"/>
     <w:tmpl w:val="B4C0B518"/>
@@ -22995,17 +23244,17 @@
       </w:rPr>
     </w:lvl>
   </w:abstractNum>
-  <w:abstractNum w:abstractNumId="18" w15:restartNumberingAfterBreak="0">
-    <w:nsid w:val="65203C38"/>
+  <w:abstractNum w:abstractNumId="20" w15:restartNumberingAfterBreak="0">
+    <w:nsid w:val="635C10CC"/>
     <w:multiLevelType w:val="hybridMultilevel"/>
-    <w:tmpl w:val="F1F61D2E"/>
+    <w:tmpl w:val="0D6407F4"/>
     <w:lvl w:ilvl="0" w:tplc="04090001">
       <w:start w:val="1"/>
       <w:numFmt w:val="bullet"/>
       <w:lvlText w:val=""/>
       <w:lvlJc w:val="left"/>
       <w:pPr>
-        <w:ind w:left="720" w:hanging="360"/>
+        <w:ind w:left="1069" w:hanging="360"/>
       </w:pPr>
       <w:rPr>
         <w:rFonts w:ascii="Symbol" w:hAnsi="Symbol" w:hint="default"/>
@@ -23017,7 +23266,7 @@
       <w:lvlText w:val="o"/>
       <w:lvlJc w:val="left"/>
       <w:pPr>
-        <w:ind w:left="1440" w:hanging="360"/>
+        <w:ind w:left="1789" w:hanging="360"/>
       </w:pPr>
       <w:rPr>
         <w:rFonts w:ascii="Courier New" w:hAnsi="Courier New" w:cs="Courier New" w:hint="default"/>
@@ -23029,7 +23278,7 @@
       <w:lvlText w:val=""/>
       <w:lvlJc w:val="left"/>
       <w:pPr>
-        <w:ind w:left="2160" w:hanging="360"/>
+        <w:ind w:left="2509" w:hanging="360"/>
       </w:pPr>
       <w:rPr>
         <w:rFonts w:ascii="Wingdings" w:hAnsi="Wingdings" w:hint="default"/>
@@ -23041,7 +23290,7 @@
       <w:lvlText w:val=""/>
       <w:lvlJc w:val="left"/>
       <w:pPr>
-        <w:ind w:left="2880" w:hanging="360"/>
+        <w:ind w:left="3229" w:hanging="360"/>
       </w:pPr>
       <w:rPr>
         <w:rFonts w:ascii="Symbol" w:hAnsi="Symbol" w:hint="default"/>
@@ -23053,7 +23302,7 @@
       <w:lvlText w:val="o"/>
       <w:lvlJc w:val="left"/>
       <w:pPr>
-        <w:ind w:left="3600" w:hanging="360"/>
+        <w:ind w:left="3949" w:hanging="360"/>
       </w:pPr>
       <w:rPr>
         <w:rFonts w:ascii="Courier New" w:hAnsi="Courier New" w:cs="Courier New" w:hint="default"/>
@@ -23065,7 +23314,7 @@
       <w:lvlText w:val=""/>
       <w:lvlJc w:val="left"/>
       <w:pPr>
-        <w:ind w:left="4320" w:hanging="360"/>
+        <w:ind w:left="4669" w:hanging="360"/>
       </w:pPr>
       <w:rPr>
         <w:rFonts w:ascii="Wingdings" w:hAnsi="Wingdings" w:hint="default"/>
@@ -23077,7 +23326,7 @@
       <w:lvlText w:val=""/>
       <w:lvlJc w:val="left"/>
       <w:pPr>
-        <w:ind w:left="5040" w:hanging="360"/>
+        <w:ind w:left="5389" w:hanging="360"/>
       </w:pPr>
       <w:rPr>
         <w:rFonts w:ascii="Symbol" w:hAnsi="Symbol" w:hint="default"/>
@@ -23089,7 +23338,7 @@
       <w:lvlText w:val="o"/>
       <w:lvlJc w:val="left"/>
       <w:pPr>
-        <w:ind w:left="5760" w:hanging="360"/>
+        <w:ind w:left="6109" w:hanging="360"/>
       </w:pPr>
       <w:rPr>
         <w:rFonts w:ascii="Courier New" w:hAnsi="Courier New" w:cs="Courier New" w:hint="default"/>
@@ -23101,6 +23350,232 @@
       <w:lvlText w:val=""/>
       <w:lvlJc w:val="left"/>
       <w:pPr>
+        <w:ind w:left="6829" w:hanging="360"/>
+      </w:pPr>
+      <w:rPr>
+        <w:rFonts w:ascii="Wingdings" w:hAnsi="Wingdings" w:hint="default"/>
+      </w:rPr>
+    </w:lvl>
+  </w:abstractNum>
+  <w:abstractNum w:abstractNumId="21" w15:restartNumberingAfterBreak="0">
+    <w:nsid w:val="65203C38"/>
+    <w:multiLevelType w:val="hybridMultilevel"/>
+    <w:tmpl w:val="F1F61D2E"/>
+    <w:lvl w:ilvl="0" w:tplc="04090001">
+      <w:start w:val="1"/>
+      <w:numFmt w:val="bullet"/>
+      <w:lvlText w:val=""/>
+      <w:lvlJc w:val="left"/>
+      <w:pPr>
+        <w:ind w:left="720" w:hanging="360"/>
+      </w:pPr>
+      <w:rPr>
+        <w:rFonts w:ascii="Symbol" w:hAnsi="Symbol" w:hint="default"/>
+      </w:rPr>
+    </w:lvl>
+    <w:lvl w:ilvl="1" w:tplc="04090003" w:tentative="1">
+      <w:start w:val="1"/>
+      <w:numFmt w:val="bullet"/>
+      <w:lvlText w:val="o"/>
+      <w:lvlJc w:val="left"/>
+      <w:pPr>
+        <w:ind w:left="1440" w:hanging="360"/>
+      </w:pPr>
+      <w:rPr>
+        <w:rFonts w:ascii="Courier New" w:hAnsi="Courier New" w:cs="Courier New" w:hint="default"/>
+      </w:rPr>
+    </w:lvl>
+    <w:lvl w:ilvl="2" w:tplc="04090005" w:tentative="1">
+      <w:start w:val="1"/>
+      <w:numFmt w:val="bullet"/>
+      <w:lvlText w:val=""/>
+      <w:lvlJc w:val="left"/>
+      <w:pPr>
+        <w:ind w:left="2160" w:hanging="360"/>
+      </w:pPr>
+      <w:rPr>
+        <w:rFonts w:ascii="Wingdings" w:hAnsi="Wingdings" w:hint="default"/>
+      </w:rPr>
+    </w:lvl>
+    <w:lvl w:ilvl="3" w:tplc="04090001" w:tentative="1">
+      <w:start w:val="1"/>
+      <w:numFmt w:val="bullet"/>
+      <w:lvlText w:val=""/>
+      <w:lvlJc w:val="left"/>
+      <w:pPr>
+        <w:ind w:left="2880" w:hanging="360"/>
+      </w:pPr>
+      <w:rPr>
+        <w:rFonts w:ascii="Symbol" w:hAnsi="Symbol" w:hint="default"/>
+      </w:rPr>
+    </w:lvl>
+    <w:lvl w:ilvl="4" w:tplc="04090003" w:tentative="1">
+      <w:start w:val="1"/>
+      <w:numFmt w:val="bullet"/>
+      <w:lvlText w:val="o"/>
+      <w:lvlJc w:val="left"/>
+      <w:pPr>
+        <w:ind w:left="3600" w:hanging="360"/>
+      </w:pPr>
+      <w:rPr>
+        <w:rFonts w:ascii="Courier New" w:hAnsi="Courier New" w:cs="Courier New" w:hint="default"/>
+      </w:rPr>
+    </w:lvl>
+    <w:lvl w:ilvl="5" w:tplc="04090005" w:tentative="1">
+      <w:start w:val="1"/>
+      <w:numFmt w:val="bullet"/>
+      <w:lvlText w:val=""/>
+      <w:lvlJc w:val="left"/>
+      <w:pPr>
+        <w:ind w:left="4320" w:hanging="360"/>
+      </w:pPr>
+      <w:rPr>
+        <w:rFonts w:ascii="Wingdings" w:hAnsi="Wingdings" w:hint="default"/>
+      </w:rPr>
+    </w:lvl>
+    <w:lvl w:ilvl="6" w:tplc="04090001" w:tentative="1">
+      <w:start w:val="1"/>
+      <w:numFmt w:val="bullet"/>
+      <w:lvlText w:val=""/>
+      <w:lvlJc w:val="left"/>
+      <w:pPr>
+        <w:ind w:left="5040" w:hanging="360"/>
+      </w:pPr>
+      <w:rPr>
+        <w:rFonts w:ascii="Symbol" w:hAnsi="Symbol" w:hint="default"/>
+      </w:rPr>
+    </w:lvl>
+    <w:lvl w:ilvl="7" w:tplc="04090003" w:tentative="1">
+      <w:start w:val="1"/>
+      <w:numFmt w:val="bullet"/>
+      <w:lvlText w:val="o"/>
+      <w:lvlJc w:val="left"/>
+      <w:pPr>
+        <w:ind w:left="5760" w:hanging="360"/>
+      </w:pPr>
+      <w:rPr>
+        <w:rFonts w:ascii="Courier New" w:hAnsi="Courier New" w:cs="Courier New" w:hint="default"/>
+      </w:rPr>
+    </w:lvl>
+    <w:lvl w:ilvl="8" w:tplc="04090005" w:tentative="1">
+      <w:start w:val="1"/>
+      <w:numFmt w:val="bullet"/>
+      <w:lvlText w:val=""/>
+      <w:lvlJc w:val="left"/>
+      <w:pPr>
+        <w:ind w:left="6480" w:hanging="360"/>
+      </w:pPr>
+      <w:rPr>
+        <w:rFonts w:ascii="Wingdings" w:hAnsi="Wingdings" w:hint="default"/>
+      </w:rPr>
+    </w:lvl>
+  </w:abstractNum>
+  <w:abstractNum w:abstractNumId="22" w15:restartNumberingAfterBreak="0">
+    <w:nsid w:val="72002EC6"/>
+    <w:multiLevelType w:val="hybridMultilevel"/>
+    <w:tmpl w:val="2A8A4F96"/>
+    <w:lvl w:ilvl="0" w:tplc="04090001">
+      <w:start w:val="1"/>
+      <w:numFmt w:val="bullet"/>
+      <w:lvlText w:val=""/>
+      <w:lvlJc w:val="left"/>
+      <w:pPr>
+        <w:ind w:left="720" w:hanging="360"/>
+      </w:pPr>
+      <w:rPr>
+        <w:rFonts w:ascii="Symbol" w:hAnsi="Symbol" w:hint="default"/>
+      </w:rPr>
+    </w:lvl>
+    <w:lvl w:ilvl="1" w:tplc="04090003" w:tentative="1">
+      <w:start w:val="1"/>
+      <w:numFmt w:val="bullet"/>
+      <w:lvlText w:val="o"/>
+      <w:lvlJc w:val="left"/>
+      <w:pPr>
+        <w:ind w:left="1440" w:hanging="360"/>
+      </w:pPr>
+      <w:rPr>
+        <w:rFonts w:ascii="Courier New" w:hAnsi="Courier New" w:cs="Courier New" w:hint="default"/>
+      </w:rPr>
+    </w:lvl>
+    <w:lvl w:ilvl="2" w:tplc="04090005" w:tentative="1">
+      <w:start w:val="1"/>
+      <w:numFmt w:val="bullet"/>
+      <w:lvlText w:val=""/>
+      <w:lvlJc w:val="left"/>
+      <w:pPr>
+        <w:ind w:left="2160" w:hanging="360"/>
+      </w:pPr>
+      <w:rPr>
+        <w:rFonts w:ascii="Wingdings" w:hAnsi="Wingdings" w:hint="default"/>
+      </w:rPr>
+    </w:lvl>
+    <w:lvl w:ilvl="3" w:tplc="04090001" w:tentative="1">
+      <w:start w:val="1"/>
+      <w:numFmt w:val="bullet"/>
+      <w:lvlText w:val=""/>
+      <w:lvlJc w:val="left"/>
+      <w:pPr>
+        <w:ind w:left="2880" w:hanging="360"/>
+      </w:pPr>
+      <w:rPr>
+        <w:rFonts w:ascii="Symbol" w:hAnsi="Symbol" w:hint="default"/>
+      </w:rPr>
+    </w:lvl>
+    <w:lvl w:ilvl="4" w:tplc="04090003" w:tentative="1">
+      <w:start w:val="1"/>
+      <w:numFmt w:val="bullet"/>
+      <w:lvlText w:val="o"/>
+      <w:lvlJc w:val="left"/>
+      <w:pPr>
+        <w:ind w:left="3600" w:hanging="360"/>
+      </w:pPr>
+      <w:rPr>
+        <w:rFonts w:ascii="Courier New" w:hAnsi="Courier New" w:cs="Courier New" w:hint="default"/>
+      </w:rPr>
+    </w:lvl>
+    <w:lvl w:ilvl="5" w:tplc="04090005" w:tentative="1">
+      <w:start w:val="1"/>
+      <w:numFmt w:val="bullet"/>
+      <w:lvlText w:val=""/>
+      <w:lvlJc w:val="left"/>
+      <w:pPr>
+        <w:ind w:left="4320" w:hanging="360"/>
+      </w:pPr>
+      <w:rPr>
+        <w:rFonts w:ascii="Wingdings" w:hAnsi="Wingdings" w:hint="default"/>
+      </w:rPr>
+    </w:lvl>
+    <w:lvl w:ilvl="6" w:tplc="04090001" w:tentative="1">
+      <w:start w:val="1"/>
+      <w:numFmt w:val="bullet"/>
+      <w:lvlText w:val=""/>
+      <w:lvlJc w:val="left"/>
+      <w:pPr>
+        <w:ind w:left="5040" w:hanging="360"/>
+      </w:pPr>
+      <w:rPr>
+        <w:rFonts w:ascii="Symbol" w:hAnsi="Symbol" w:hint="default"/>
+      </w:rPr>
+    </w:lvl>
+    <w:lvl w:ilvl="7" w:tplc="04090003" w:tentative="1">
+      <w:start w:val="1"/>
+      <w:numFmt w:val="bullet"/>
+      <w:lvlText w:val="o"/>
+      <w:lvlJc w:val="left"/>
+      <w:pPr>
+        <w:ind w:left="5760" w:hanging="360"/>
+      </w:pPr>
+      <w:rPr>
+        <w:rFonts w:ascii="Courier New" w:hAnsi="Courier New" w:cs="Courier New" w:hint="default"/>
+      </w:rPr>
+    </w:lvl>
+    <w:lvl w:ilvl="8" w:tplc="04090005" w:tentative="1">
+      <w:start w:val="1"/>
+      <w:numFmt w:val="bullet"/>
+      <w:lvlText w:val=""/>
+      <w:lvlJc w:val="left"/>
+      <w:pPr>
         <w:ind w:left="6480" w:hanging="360"/>
       </w:pPr>
       <w:rPr>
@@ -23109,61 +23584,73 @@
     </w:lvl>
   </w:abstractNum>
   <w:num w:numId="1" w16cid:durableId="822818395">
+    <w:abstractNumId w:val="10"/>
+  </w:num>
+  <w:num w:numId="2" w16cid:durableId="1436747272">
+    <w:abstractNumId w:val="3"/>
+  </w:num>
+  <w:num w:numId="3" w16cid:durableId="1914268770">
+    <w:abstractNumId w:val="2"/>
+  </w:num>
+  <w:num w:numId="4" w16cid:durableId="1077366941">
+    <w:abstractNumId w:val="12"/>
+  </w:num>
+  <w:num w:numId="5" w16cid:durableId="886648101">
+    <w:abstractNumId w:val="17"/>
+  </w:num>
+  <w:num w:numId="6" w16cid:durableId="665714992">
+    <w:abstractNumId w:val="7"/>
+  </w:num>
+  <w:num w:numId="7" w16cid:durableId="295337574">
+    <w:abstractNumId w:val="14"/>
+  </w:num>
+  <w:num w:numId="8" w16cid:durableId="89085574">
+    <w:abstractNumId w:val="19"/>
+  </w:num>
+  <w:num w:numId="9" w16cid:durableId="1271426283">
+    <w:abstractNumId w:val="6"/>
+  </w:num>
+  <w:num w:numId="10" w16cid:durableId="168520673">
+    <w:abstractNumId w:val="21"/>
+  </w:num>
+  <w:num w:numId="11" w16cid:durableId="379012968">
+    <w:abstractNumId w:val="5"/>
+  </w:num>
+  <w:num w:numId="12" w16cid:durableId="2058817329">
+    <w:abstractNumId w:val="1"/>
+  </w:num>
+  <w:num w:numId="13" w16cid:durableId="451486213">
+    <w:abstractNumId w:val="13"/>
+  </w:num>
+  <w:num w:numId="14" w16cid:durableId="36660477">
+    <w:abstractNumId w:val="4"/>
+  </w:num>
+  <w:num w:numId="15" w16cid:durableId="561673798">
     <w:abstractNumId w:val="9"/>
   </w:num>
-  <w:num w:numId="2" w16cid:durableId="1436747272">
-    <w:abstractNumId w:val="2"/>
+  <w:num w:numId="16" w16cid:durableId="1710255463">
+    <w:abstractNumId w:val="15"/>
   </w:num>
-  <w:num w:numId="3" w16cid:durableId="1914268770">
-    <w:abstractNumId w:val="1"/>
+  <w:num w:numId="17" w16cid:durableId="39017936">
+    <w:abstractNumId w:val="16"/>
   </w:num>
-  <w:num w:numId="4" w16cid:durableId="1077366941">
+  <w:num w:numId="18" w16cid:durableId="700588438">
+    <w:abstractNumId w:val="8"/>
+  </w:num>
+  <w:num w:numId="19" w16cid:durableId="2130931504">
     <w:abstractNumId w:val="11"/>
   </w:num>
-  <w:num w:numId="5" w16cid:durableId="886648101">
-    <w:abstractNumId w:val="16"/>
-  </w:num>
-  <w:num w:numId="6" w16cid:durableId="665714992">
-    <w:abstractNumId w:val="6"/>
-  </w:num>
-  <w:num w:numId="7" w16cid:durableId="295337574">
-    <w:abstractNumId w:val="13"/>
-  </w:num>
-  <w:num w:numId="8" w16cid:durableId="89085574">
-    <w:abstractNumId w:val="17"/>
-  </w:num>
-  <w:num w:numId="9" w16cid:durableId="1271426283">
-    <w:abstractNumId w:val="5"/>
-  </w:num>
-  <w:num w:numId="10" w16cid:durableId="168520673">
+  <w:num w:numId="20" w16cid:durableId="610160740">
     <w:abstractNumId w:val="18"/>
   </w:num>
-  <w:num w:numId="11" w16cid:durableId="379012968">
-    <w:abstractNumId w:val="4"/>
-  </w:num>
-  <w:num w:numId="12" w16cid:durableId="2058817329">
+  <w:num w:numId="21" w16cid:durableId="1489512133">
     <w:abstractNumId w:val="0"/>
   </w:num>
-  <w:num w:numId="13" w16cid:durableId="451486213">
-    <w:abstractNumId w:val="12"/>
+  <w:num w:numId="22" w16cid:durableId="216942802">
+    <w:abstractNumId w:val="22"/>
   </w:num>
-  <w:num w:numId="14" w16cid:durableId="36660477">
-    <w:abstractNumId w:val="3"/>
-  </w:num>
-  <w:num w:numId="15" w16cid:durableId="561673798">
-    <w:abstractNumId w:val="8"/>
-  </w:num>
-  <w:num w:numId="16" w16cid:durableId="1710255463">
-    <w:abstractNumId w:val="14"/>
-  </w:num>
-  <w:num w:numId="17" w16cid:durableId="39017936">
-    <w:abstractNumId w:val="15"/>
-  </w:num>
-  <w:num w:numId="18" w16cid:durableId="700588438">
-    <w:abstractNumId w:val="7"/>
-  </w:num>
-  <w:num w:numId="19" w16cid:durableId="2130931504">
-    <w:abstractNumId w:val="10"/>
+  <w:num w:numId="23" w16cid:durableId="840320170">
+    <w:abstractNumId w:val="20"/>
   </w:num>
 </w:numbering>
 </file>
@@ -23622,20 +24109,19 @@
     <w:next w:val="Normal"/>
     <w:link w:val="Heading3Char"/>
     <w:uiPriority w:val="9"/>
-    <w:semiHidden/>
     <w:unhideWhenUsed/>
     <w:qFormat/>
-    <w:rsid w:val="00AE51CE"/>
+    <w:rsid w:val="00073114"/>
     <w:pPr>
       <w:keepNext/>
       <w:keepLines/>
-      <w:spacing w:before="160" w:after="80"/>
+      <w:spacing w:before="280" w:after="200"/>
+      <w:jc w:val="both"/>
       <w:outlineLvl w:val="2"/>
     </w:pPr>
     <w:rPr>
-      <w:rFonts w:asciiTheme="minorHAnsi" w:eastAsiaTheme="majorEastAsia" w:hAnsiTheme="minorHAnsi" w:cstheme="majorBidi"/>
-      <w:color w:val="2F5496" w:themeColor="accent1" w:themeShade="BF"/>
-      <w:sz w:val="28"/>
+      <w:rFonts w:eastAsiaTheme="majorEastAsia" w:cstheme="majorBidi"/>
+      <w:sz w:val="26"/>
       <w:szCs w:val="28"/>
     </w:rPr>
   </w:style>
@@ -23839,12 +24325,10 @@
     <w:basedOn w:val="DefaultParagraphFont"/>
     <w:link w:val="Heading3"/>
     <w:uiPriority w:val="9"/>
-    <w:semiHidden/>
-    <w:rsid w:val="00AE51CE"/>
+    <w:rsid w:val="00073114"/>
     <w:rPr>
-      <w:rFonts w:eastAsiaTheme="majorEastAsia" w:cstheme="majorBidi"/>
-      <w:color w:val="2F5496" w:themeColor="accent1" w:themeShade="BF"/>
-      <w:sz w:val="28"/>
+      <w:rFonts w:ascii="Times New Roman" w:eastAsiaTheme="majorEastAsia" w:hAnsi="Times New Roman" w:cstheme="majorBidi"/>
+      <w:sz w:val="26"/>
       <w:szCs w:val="28"/>
     </w:rPr>
   </w:style>
